--- a/Техотчёт_ПМ04.docx
+++ b/Техотчёт_ПМ04.docx
@@ -2,8 +2,6 @@
 <file path=word/document.xml><?xml version="1.0" encoding="utf-8"?>
 <w:document xmlns:wpc="http://schemas.microsoft.com/office/word/2010/wordprocessingCanvas" xmlns:cx="http://schemas.microsoft.com/office/drawing/2014/chartex" xmlns:mc="http://schemas.openxmlformats.org/markup-compatibility/2006" xmlns:o="urn:schemas-microsoft-com:office:office" xmlns:r="http://schemas.openxmlformats.org/officeDocument/2006/relationships" xmlns:m="http://schemas.openxmlformats.org/officeDocument/2006/math" xmlns:v="urn:schemas-microsoft-com:vml" xmlns:wp14="http://schemas.microsoft.com/office/word/2010/wordprocessingDrawing" xmlns:wp="http://schemas.openxmlformats.org/drawingml/2006/wordprocessingDrawing" xmlns:w10="urn:schemas-microsoft-com:office:word" xmlns:w="http://schemas.openxmlformats.org/wordprocessingml/2006/main" xmlns:w14="http://schemas.microsoft.com/office/word/2010/wordml" xmlns:w15="http://schemas.microsoft.com/office/word/2012/wordml" xmlns:w16se="http://schemas.microsoft.com/office/word/2015/wordml/symex" xmlns:wpg="http://schemas.microsoft.com/office/word/2010/wordprocessingGroup" xmlns:wpi="http://schemas.microsoft.com/office/word/2010/wordprocessingInk" xmlns:wne="http://schemas.microsoft.com/office/word/2006/wordml" xmlns:wps="http://schemas.microsoft.com/office/word/2010/wordprocessingShape" mc:Ignorable="w14 w15 w16se wp14">
   <w:body>
-    <w:bookmarkStart w:id="0" w:name="_GoBack" w:displacedByCustomXml="next"/>
-    <w:bookmarkEnd w:id="0" w:displacedByCustomXml="next"/>
     <w:sdt>
       <w:sdtPr>
         <w:rPr>
@@ -124,7 +122,33 @@
               <w:lang w:eastAsia="ru-RU"/>
               <w14:ligatures w14:val="none"/>
             </w:rPr>
-            <w:t>(СПбГУТ)</w:t>
+            <w:t>(</w:t>
+          </w:r>
+          <w:proofErr w:type="spellStart"/>
+          <w:r>
+            <w:rPr>
+              <w:rFonts w:eastAsia="Times New Roman" w:cs="Times New Roman"/>
+              <w:b/>
+              <w:bCs/>
+              <w:sz w:val="24"/>
+              <w:szCs w:val="24"/>
+              <w:lang w:eastAsia="ru-RU"/>
+              <w14:ligatures w14:val="none"/>
+            </w:rPr>
+            <w:t>СПбГУТ</w:t>
+          </w:r>
+          <w:proofErr w:type="spellEnd"/>
+          <w:r>
+            <w:rPr>
+              <w:rFonts w:eastAsia="Times New Roman" w:cs="Times New Roman"/>
+              <w:b/>
+              <w:bCs/>
+              <w:sz w:val="24"/>
+              <w:szCs w:val="24"/>
+              <w:lang w:eastAsia="ru-RU"/>
+              <w14:ligatures w14:val="none"/>
+            </w:rPr>
+            <w:t>)</w:t>
           </w:r>
         </w:p>
         <w:p>
@@ -190,8 +214,22 @@
               <w:lang w:eastAsia="ru-RU"/>
               <w14:ligatures w14:val="none"/>
             </w:rPr>
-            <w:t>ИМ. Б.Л. РОЗИНГА (ФИЛИАЛ) СПбГУТ</w:t>
+            <w:t xml:space="preserve">ИМ. Б.Л. РОЗИНГА (ФИЛИАЛ) </w:t>
           </w:r>
+          <w:proofErr w:type="spellStart"/>
+          <w:r>
+            <w:rPr>
+              <w:rFonts w:eastAsia="Times New Roman" w:cs="Times New Roman"/>
+              <w:b/>
+              <w:bCs/>
+              <w:sz w:val="24"/>
+              <w:szCs w:val="24"/>
+              <w:lang w:eastAsia="ru-RU"/>
+              <w14:ligatures w14:val="none"/>
+            </w:rPr>
+            <w:t>СПбГУТ</w:t>
+          </w:r>
+          <w:proofErr w:type="spellEnd"/>
         </w:p>
         <w:p>
           <w:pPr>
@@ -216,7 +254,33 @@
               <w:lang w:eastAsia="ru-RU"/>
               <w14:ligatures w14:val="none"/>
             </w:rPr>
-            <w:t>(АКТ (ф) СПбГУТ)</w:t>
+            <w:t xml:space="preserve">(АКТ (ф) </w:t>
+          </w:r>
+          <w:proofErr w:type="spellStart"/>
+          <w:r>
+            <w:rPr>
+              <w:rFonts w:eastAsia="Times New Roman" w:cs="Times New Roman"/>
+              <w:b/>
+              <w:bCs/>
+              <w:sz w:val="24"/>
+              <w:szCs w:val="24"/>
+              <w:lang w:eastAsia="ru-RU"/>
+              <w14:ligatures w14:val="none"/>
+            </w:rPr>
+            <w:t>СПбГУТ</w:t>
+          </w:r>
+          <w:proofErr w:type="spellEnd"/>
+          <w:r>
+            <w:rPr>
+              <w:rFonts w:eastAsia="Times New Roman" w:cs="Times New Roman"/>
+              <w:b/>
+              <w:bCs/>
+              <w:sz w:val="24"/>
+              <w:szCs w:val="24"/>
+              <w:lang w:eastAsia="ru-RU"/>
+              <w14:ligatures w14:val="none"/>
+            </w:rPr>
+            <w:t>)</w:t>
           </w:r>
         </w:p>
         <w:p>
@@ -425,7 +489,27 @@
               <w:lang w:eastAsia="ru-RU"/>
               <w14:ligatures w14:val="none"/>
             </w:rPr>
-            <w:t>«__»_________ 20__г.</w:t>
+            <w:t>«_</w:t>
+          </w:r>
+          <w:proofErr w:type="gramStart"/>
+          <w:r>
+            <w:rPr>
+              <w:rFonts w:eastAsia="Times New Roman" w:cs="Times New Roman"/>
+              <w:szCs w:val="28"/>
+              <w:lang w:eastAsia="ru-RU"/>
+              <w14:ligatures w14:val="none"/>
+            </w:rPr>
+            <w:t>_»_</w:t>
+          </w:r>
+          <w:proofErr w:type="gramEnd"/>
+          <w:r>
+            <w:rPr>
+              <w:rFonts w:eastAsia="Times New Roman" w:cs="Times New Roman"/>
+              <w:szCs w:val="28"/>
+              <w:lang w:eastAsia="ru-RU"/>
+              <w14:ligatures w14:val="none"/>
+            </w:rPr>
+            <w:t>________ 20__г.</w:t>
           </w:r>
         </w:p>
         <w:p>
@@ -653,7 +737,25 @@
                     <w:lang w:eastAsia="ru-RU"/>
                     <w14:ligatures w14:val="none"/>
                   </w:rPr>
-                  <w:t>09.02.07. 26ТО02. 021 ПЗ</w:t>
+                  <w:t xml:space="preserve">09.02.07. </w:t>
+                </w:r>
+                <w:bookmarkStart w:id="0" w:name="_GoBack"/>
+                <w:r>
+                  <w:rPr>
+                    <w:rStyle w:val="30"/>
+                  </w:rPr>
+                  <w:t>26ТО02</w:t>
+                </w:r>
+                <w:bookmarkEnd w:id="0"/>
+                <w:r>
+                  <w:rPr>
+                    <w:rFonts w:eastAsia="Times New Roman" w:cs="Times New Roman"/>
+                    <w:sz w:val="40"/>
+                    <w:szCs w:val="40"/>
+                    <w:lang w:eastAsia="ru-RU"/>
+                    <w14:ligatures w14:val="none"/>
+                  </w:rPr>
+                  <w:t>. 021 ПЗ</w:t>
                 </w:r>
               </w:p>
             </w:tc>
@@ -1109,8 +1211,16 @@
                   <w:rPr>
                     <w:szCs w:val="28"/>
                   </w:rPr>
-                  <w:t>В.И. Пузанова</w:t>
+                  <w:t xml:space="preserve">В.И. </w:t>
                 </w:r>
+                <w:proofErr w:type="spellStart"/>
+                <w:r>
+                  <w:rPr>
+                    <w:szCs w:val="28"/>
+                  </w:rPr>
+                  <w:t>Пузанова</w:t>
+                </w:r>
+                <w:proofErr w:type="spellEnd"/>
               </w:p>
             </w:tc>
           </w:tr>
@@ -1316,12 +1426,11 @@
             </w:rPr>
             <w:fldChar w:fldCharType="separate"/>
           </w:r>
-          <w:hyperlink w:anchor="_Toc223124573" w:history="1">
+          <w:hyperlink w:anchor="_Toc225163601" w:history="1">
             <w:r>
               <w:rPr>
                 <w:rStyle w:val="aff"/>
                 <w:noProof/>
-                <w:highlight w:val="yellow"/>
               </w:rPr>
               <w:t>Перечень сокращений и обозначений</w:t>
             </w:r>
@@ -1344,7 +1453,7 @@
                 <w:noProof/>
                 <w:webHidden/>
               </w:rPr>
-              <w:instrText xml:space="preserve"> PAGEREF _Toc223124573 \h </w:instrText>
+              <w:instrText xml:space="preserve"> PAGEREF _Toc225163601 \h </w:instrText>
             </w:r>
             <w:r>
               <w:rPr>
@@ -1386,7 +1495,7 @@
               <w14:ligatures w14:val="none"/>
             </w:rPr>
           </w:pPr>
-          <w:hyperlink w:anchor="_Toc223124574" w:history="1">
+          <w:hyperlink w:anchor="_Toc225163602" w:history="1">
             <w:r>
               <w:rPr>
                 <w:rStyle w:val="aff"/>
@@ -1413,7 +1522,7 @@
                 <w:noProof/>
                 <w:webHidden/>
               </w:rPr>
-              <w:instrText xml:space="preserve"> PAGEREF _Toc223124574 \h </w:instrText>
+              <w:instrText xml:space="preserve"> PAGEREF _Toc225163602 \h </w:instrText>
             </w:r>
             <w:r>
               <w:rPr>
@@ -1455,7 +1564,7 @@
               <w14:ligatures w14:val="none"/>
             </w:rPr>
           </w:pPr>
-          <w:hyperlink w:anchor="_Toc223124575" w:history="1">
+          <w:hyperlink w:anchor="_Toc225163603" w:history="1">
             <w:r>
               <w:rPr>
                 <w:rStyle w:val="aff"/>
@@ -1490,7 +1599,7 @@
                 <w:noProof/>
                 <w:webHidden/>
               </w:rPr>
-              <w:instrText xml:space="preserve"> PAGEREF _Toc223124575 \h </w:instrText>
+              <w:instrText xml:space="preserve"> PAGEREF _Toc225163603 \h </w:instrText>
             </w:r>
             <w:r>
               <w:rPr>
@@ -1532,7 +1641,7 @@
               <w14:ligatures w14:val="none"/>
             </w:rPr>
           </w:pPr>
-          <w:hyperlink w:anchor="_Toc223124576" w:history="1">
+          <w:hyperlink w:anchor="_Toc225163604" w:history="1">
             <w:r>
               <w:rPr>
                 <w:rStyle w:val="aff"/>
@@ -1559,7 +1668,7 @@
                 <w:noProof/>
                 <w:webHidden/>
               </w:rPr>
-              <w:instrText xml:space="preserve"> PAGEREF _Toc223124576 \h </w:instrText>
+              <w:instrText xml:space="preserve"> PAGEREF _Toc225163604 \h </w:instrText>
             </w:r>
             <w:r>
               <w:rPr>
@@ -1601,7 +1710,7 @@
               <w14:ligatures w14:val="none"/>
             </w:rPr>
           </w:pPr>
-          <w:hyperlink w:anchor="_Toc223124577" w:history="1">
+          <w:hyperlink w:anchor="_Toc225163605" w:history="1">
             <w:r>
               <w:rPr>
                 <w:rStyle w:val="aff"/>
@@ -1629,7 +1738,7 @@
                 <w:noProof/>
                 <w:webHidden/>
               </w:rPr>
-              <w:instrText xml:space="preserve"> PAGEREF _Toc223124577 \h </w:instrText>
+              <w:instrText xml:space="preserve"> PAGEREF _Toc225163605 \h </w:instrText>
             </w:r>
             <w:r>
               <w:rPr>
@@ -1671,7 +1780,7 @@
               <w14:ligatures w14:val="none"/>
             </w:rPr>
           </w:pPr>
-          <w:hyperlink w:anchor="_Toc223124578" w:history="1">
+          <w:hyperlink w:anchor="_Toc225163606" w:history="1">
             <w:r>
               <w:rPr>
                 <w:rStyle w:val="aff"/>
@@ -1699,7 +1808,7 @@
                 <w:noProof/>
                 <w:webHidden/>
               </w:rPr>
-              <w:instrText xml:space="preserve"> PAGEREF _Toc223124578 \h </w:instrText>
+              <w:instrText xml:space="preserve"> PAGEREF _Toc225163606 \h </w:instrText>
             </w:r>
             <w:r>
               <w:rPr>
@@ -1741,7 +1850,7 @@
               <w14:ligatures w14:val="none"/>
             </w:rPr>
           </w:pPr>
-          <w:hyperlink w:anchor="_Toc223124579" w:history="1">
+          <w:hyperlink w:anchor="_Toc225163607" w:history="1">
             <w:r>
               <w:rPr>
                 <w:rStyle w:val="aff"/>
@@ -1836,7 +1945,7 @@
                 <w:noProof/>
                 <w:webHidden/>
               </w:rPr>
-              <w:instrText xml:space="preserve"> PAGEREF _Toc223124579 \h </w:instrText>
+              <w:instrText xml:space="preserve"> PAGEREF _Toc225163607 \h </w:instrText>
             </w:r>
             <w:r>
               <w:rPr>
@@ -1878,7 +1987,7 @@
               <w14:ligatures w14:val="none"/>
             </w:rPr>
           </w:pPr>
-          <w:hyperlink w:anchor="_Toc223124580" w:history="1">
+          <w:hyperlink w:anchor="_Toc225163608" w:history="1">
             <w:r>
               <w:rPr>
                 <w:rStyle w:val="aff"/>
@@ -1907,7 +2016,7 @@
                 <w:noProof/>
                 <w:webHidden/>
               </w:rPr>
-              <w:instrText xml:space="preserve"> PAGEREF _Toc223124580 \h </w:instrText>
+              <w:instrText xml:space="preserve"> PAGEREF _Toc225163608 \h </w:instrText>
             </w:r>
             <w:r>
               <w:rPr>
@@ -1949,7 +2058,7 @@
               <w14:ligatures w14:val="none"/>
             </w:rPr>
           </w:pPr>
-          <w:hyperlink w:anchor="_Toc223124581" w:history="1">
+          <w:hyperlink w:anchor="_Toc225163609" w:history="1">
             <w:r>
               <w:rPr>
                 <w:rStyle w:val="aff"/>
@@ -1978,7 +2087,7 @@
                 <w:noProof/>
                 <w:webHidden/>
               </w:rPr>
-              <w:instrText xml:space="preserve"> PAGEREF _Toc223124581 \h </w:instrText>
+              <w:instrText xml:space="preserve"> PAGEREF _Toc225163609 \h </w:instrText>
             </w:r>
             <w:r>
               <w:rPr>
@@ -2020,7 +2129,7 @@
               <w14:ligatures w14:val="none"/>
             </w:rPr>
           </w:pPr>
-          <w:hyperlink w:anchor="_Toc223124582" w:history="1">
+          <w:hyperlink w:anchor="_Toc225163610" w:history="1">
             <w:r>
               <w:rPr>
                 <w:rStyle w:val="aff"/>
@@ -2049,7 +2158,7 @@
                 <w:noProof/>
                 <w:webHidden/>
               </w:rPr>
-              <w:instrText xml:space="preserve"> PAGEREF _Toc223124582 \h </w:instrText>
+              <w:instrText xml:space="preserve"> PAGEREF _Toc225163610 \h </w:instrText>
             </w:r>
             <w:r>
               <w:rPr>
@@ -2091,7 +2200,7 @@
               <w14:ligatures w14:val="none"/>
             </w:rPr>
           </w:pPr>
-          <w:hyperlink w:anchor="_Toc223124583" w:history="1">
+          <w:hyperlink w:anchor="_Toc225163611" w:history="1">
             <w:r>
               <w:rPr>
                 <w:rStyle w:val="aff"/>
@@ -2120,7 +2229,7 @@
                 <w:noProof/>
                 <w:webHidden/>
               </w:rPr>
-              <w:instrText xml:space="preserve"> PAGEREF _Toc223124583 \h </w:instrText>
+              <w:instrText xml:space="preserve"> PAGEREF _Toc225163611 \h </w:instrText>
             </w:r>
             <w:r>
               <w:rPr>
@@ -2162,12 +2271,11 @@
               <w14:ligatures w14:val="none"/>
             </w:rPr>
           </w:pPr>
-          <w:hyperlink w:anchor="_Toc223124584" w:history="1">
+          <w:hyperlink w:anchor="_Toc225163612" w:history="1">
             <w:r>
               <w:rPr>
                 <w:rStyle w:val="aff"/>
                 <w:noProof/>
-                <w:highlight w:val="yellow"/>
               </w:rPr>
               <w:t>Список использованных источников</w:t>
             </w:r>
@@ -2190,7 +2298,7 @@
                 <w:noProof/>
                 <w:webHidden/>
               </w:rPr>
-              <w:instrText xml:space="preserve"> PAGEREF _Toc223124584 \h </w:instrText>
+              <w:instrText xml:space="preserve"> PAGEREF _Toc225163612 \h </w:instrText>
             </w:r>
             <w:r>
               <w:rPr>
@@ -2210,7 +2318,7 @@
                 <w:noProof/>
                 <w:webHidden/>
               </w:rPr>
-              <w:t>12</w:t>
+              <w:t>13</w:t>
             </w:r>
             <w:r>
               <w:rPr>
@@ -2242,11 +2350,8 @@
         <w:pStyle w:val="ae"/>
         <w:outlineLvl w:val="0"/>
       </w:pPr>
-      <w:bookmarkStart w:id="1" w:name="_Toc223124573"/>
-      <w:r>
-        <w:rPr>
-          <w:highlight w:val="yellow"/>
-        </w:rPr>
+      <w:bookmarkStart w:id="1" w:name="_Toc225163601"/>
+      <w:r>
         <w:lastRenderedPageBreak/>
         <w:t>Перечень сокращений и обозначений</w:t>
       </w:r>
@@ -2262,10 +2367,155 @@
     </w:p>
     <w:p>
       <w:pPr>
+        <w:pStyle w:val="a4"/>
+      </w:pPr>
+      <w:r>
+        <w:t>ИП – и</w:t>
+      </w:r>
+      <w:r>
+        <w:t>ндивидуальный предприниматель</w:t>
+      </w:r>
+    </w:p>
+    <w:p>
+      <w:pPr>
+        <w:pStyle w:val="a4"/>
+      </w:pPr>
+      <w:r>
+        <w:t>ИС – информационная система</w:t>
+      </w:r>
+    </w:p>
+    <w:p>
+      <w:pPr>
+        <w:pStyle w:val="a4"/>
+        <w:rPr>
+          <w14:ligatures w14:val="none"/>
+        </w:rPr>
+      </w:pPr>
+      <w:r>
+        <w:rPr>
+          <w14:ligatures w14:val="none"/>
+        </w:rPr>
+        <w:t xml:space="preserve">ОС </w:t>
+      </w:r>
+      <w:r>
+        <w:t xml:space="preserve">– </w:t>
+      </w:r>
+      <w:r>
+        <w:rPr>
+          <w14:ligatures w14:val="none"/>
+        </w:rPr>
+        <w:t>о</w:t>
+      </w:r>
+      <w:r>
+        <w:rPr>
+          <w14:ligatures w14:val="none"/>
+        </w:rPr>
+        <w:t>перационная система</w:t>
+      </w:r>
+    </w:p>
+    <w:p>
+      <w:pPr>
+        <w:pStyle w:val="a4"/>
+      </w:pPr>
+      <w:r>
+        <w:t>ПО – п</w:t>
+      </w:r>
+      <w:r>
+        <w:t>рограммное обеспечение</w:t>
+      </w:r>
+    </w:p>
+    <w:p>
+      <w:pPr>
+        <w:pStyle w:val="a4"/>
+        <w:rPr>
+          <w14:ligatures w14:val="none"/>
+        </w:rPr>
+      </w:pPr>
+      <w:r>
+        <w:rPr>
+          <w14:ligatures w14:val="none"/>
+        </w:rPr>
+        <w:t xml:space="preserve">СУБД </w:t>
+      </w:r>
+      <w:r>
+        <w:t xml:space="preserve">– </w:t>
+      </w:r>
+      <w:r>
+        <w:rPr>
+          <w14:ligatures w14:val="none"/>
+        </w:rPr>
+        <w:t>с</w:t>
+      </w:r>
+      <w:r>
+        <w:rPr>
+          <w14:ligatures w14:val="none"/>
+        </w:rPr>
+        <w:t>истема управления базами данных</w:t>
+      </w:r>
+    </w:p>
+    <w:p>
+      <w:pPr>
+        <w:pStyle w:val="a4"/>
+      </w:pPr>
+    </w:p>
+    <w:p>
+      <w:pPr>
+        <w:pStyle w:val="a4"/>
+      </w:pPr>
+      <w:r>
+        <w:rPr>
+          <w:lang w:val="en-US"/>
+          <w14:ligatures w14:val="none"/>
+        </w:rPr>
+        <w:t>IDE</w:t>
+      </w:r>
+      <w:r>
+        <w:rPr>
+          <w14:ligatures w14:val="none"/>
+        </w:rPr>
+        <w:t xml:space="preserve"> </w:t>
+      </w:r>
+      <w:r>
+        <w:t xml:space="preserve">– </w:t>
+      </w:r>
+      <w:r>
+        <w:rPr>
+          <w14:ligatures w14:val="none"/>
+        </w:rPr>
+        <w:t>и</w:t>
+      </w:r>
+      <w:r>
+        <w:rPr>
+          <w14:ligatures w14:val="none"/>
+        </w:rPr>
+        <w:t>нтегрированная среда разработки</w:t>
+      </w:r>
+    </w:p>
+    <w:p>
+      <w:pPr>
+        <w:pStyle w:val="a4"/>
+      </w:pPr>
+      <w:r>
+        <w:t>JWT – в</w:t>
+      </w:r>
+      <w:r>
+        <w:t>еб-</w:t>
+      </w:r>
+      <w:proofErr w:type="spellStart"/>
+      <w:r>
+        <w:t>токен</w:t>
+      </w:r>
+      <w:proofErr w:type="spellEnd"/>
+      <w:r>
+        <w:t xml:space="preserve"> формата JSON</w:t>
+      </w:r>
+    </w:p>
+    <w:p>
+      <w:pPr>
         <w:pStyle w:val="ae"/>
         <w:outlineLvl w:val="0"/>
       </w:pPr>
-      <w:bookmarkStart w:id="2" w:name="_Toc223124574"/>
+      <w:bookmarkStart w:id="2" w:name="_Toc225163602"/>
       <w:r>
         <w:lastRenderedPageBreak/>
         <w:t>Введение</w:t>
@@ -2277,7 +2527,31 @@
         <w:pStyle w:val="a4"/>
       </w:pPr>
       <w:r>
-        <w:t>ИП Пузанова Виктория Игоревна занимается складскими системами хранения и учета товара для онлайн-маркетплейсов «Озон» и «Вайлдберриз». В деятельность организации входит хранение товара на складских площадях, его учет и отправка на пункты выдачи сотрудничающих организаций. Часть оборудования и программного обеспечения организации нуждается в модернизации и замене, в данный период времени проходит поиск и замена на более подходящее для текущей деятельности организации. Одной из рассматриваемых сфер для модернизации является программное обеспечение для складского учета, ввиду того что нынешнее работает недостаточно быстро и является сложным для использования сотрудниками, не имеющих большого опыта работы с подобным ПО, а также требует большой мощности серверного оборудования ввиду низкого уровня оптимизации.</w:t>
+        <w:t xml:space="preserve">ИП </w:t>
+      </w:r>
+      <w:proofErr w:type="spellStart"/>
+      <w:r>
+        <w:t>Пузанова</w:t>
+      </w:r>
+      <w:proofErr w:type="spellEnd"/>
+      <w:r>
+        <w:t xml:space="preserve"> Виктория Игоревна занимается складскими системами хранения и учета товара для онлайн-</w:t>
+      </w:r>
+      <w:proofErr w:type="spellStart"/>
+      <w:r>
+        <w:t>маркетплейсов</w:t>
+      </w:r>
+      <w:proofErr w:type="spellEnd"/>
+      <w:r>
+        <w:t xml:space="preserve"> «Озон» и «</w:t>
+      </w:r>
+      <w:proofErr w:type="spellStart"/>
+      <w:r>
+        <w:t>Вайлдберриз</w:t>
+      </w:r>
+      <w:proofErr w:type="spellEnd"/>
+      <w:r>
+        <w:t>». В деятельность организации входит хранение товара на складских площадях, его учет и отправка на пункты выдачи сотрудничающих организаций. Часть оборудования и программного обеспечения организации нуждается в модернизации и замене, в данный период времени проходит поиск и замена на более подходящее для текущей деятельности организации. Одной из рассматриваемых сфер для модернизации является программное обеспечение для складского учета, ввиду того что нынешнее работает недостаточно быстро и является сложным для использования сотрудниками, не имеющих большого опыта работы с подобным ПО, а также требует большой мощности серверного оборудования ввиду низкого уровня оптимизации.</w:t>
       </w:r>
     </w:p>
     <w:p>
@@ -2315,7 +2589,15 @@
         <w:pStyle w:val="a0"/>
       </w:pPr>
       <w:r>
-        <w:t>осуществить подбор и настройку конфигурации ПО компьютерных систем;</w:t>
+        <w:t xml:space="preserve">осуществить подбор и настройку конфигурации </w:t>
+      </w:r>
+      <w:proofErr w:type="gramStart"/>
+      <w:r>
+        <w:t>ПО компьютерных систем</w:t>
+      </w:r>
+      <w:proofErr w:type="gramEnd"/>
+      <w:r>
+        <w:t>;</w:t>
       </w:r>
     </w:p>
     <w:p>
@@ -2323,7 +2605,15 @@
         <w:pStyle w:val="a0"/>
       </w:pPr>
       <w:r>
-        <w:t>инсталляция ПО компьютерных систем;</w:t>
+        <w:t xml:space="preserve">инсталляция </w:t>
+      </w:r>
+      <w:proofErr w:type="gramStart"/>
+      <w:r>
+        <w:t>ПО компьютерных систем</w:t>
+      </w:r>
+      <w:proofErr w:type="gramEnd"/>
+      <w:r>
+        <w:t>;</w:t>
       </w:r>
     </w:p>
     <w:p>
@@ -2331,7 +2621,15 @@
         <w:pStyle w:val="a0"/>
       </w:pPr>
       <w:r>
-        <w:t>настроить отдельные компоненты ПО компьютерных систем;</w:t>
+        <w:t xml:space="preserve">настроить отдельные компоненты </w:t>
+      </w:r>
+      <w:proofErr w:type="gramStart"/>
+      <w:r>
+        <w:t>ПО компьютерных систем</w:t>
+      </w:r>
+      <w:proofErr w:type="gramEnd"/>
+      <w:r>
+        <w:t>;</w:t>
       </w:r>
     </w:p>
     <w:p>
@@ -2339,7 +2637,15 @@
         <w:pStyle w:val="a0"/>
       </w:pPr>
       <w:r>
-        <w:t>измерить эксплуатационные характеристики ПО компьютерных систем;</w:t>
+        <w:t xml:space="preserve">измерить эксплуатационные характеристики </w:t>
+      </w:r>
+      <w:proofErr w:type="gramStart"/>
+      <w:r>
+        <w:t>ПО компьютерных систем</w:t>
+      </w:r>
+      <w:proofErr w:type="gramEnd"/>
+      <w:r>
+        <w:t>;</w:t>
       </w:r>
     </w:p>
     <w:p>
@@ -2364,7 +2670,15 @@
       </w:pPr>
       <w:r>
         <w:lastRenderedPageBreak/>
-        <w:t>выполнить отдельные виды работ на этапе поддержки ПО компьютерной системы;</w:t>
+        <w:t xml:space="preserve">выполнить отдельные виды работ на этапе поддержки </w:t>
+      </w:r>
+      <w:proofErr w:type="gramStart"/>
+      <w:r>
+        <w:t>ПО компьютерной системы</w:t>
+      </w:r>
+      <w:proofErr w:type="gramEnd"/>
+      <w:r>
+        <w:t>;</w:t>
       </w:r>
     </w:p>
     <w:p>
@@ -2372,7 +2686,15 @@
         <w:pStyle w:val="a0"/>
       </w:pPr>
       <w:r>
-        <w:t>организовать защиту ПО компьютерных систем программными средствами.</w:t>
+        <w:t xml:space="preserve">организовать защиту </w:t>
+      </w:r>
+      <w:proofErr w:type="gramStart"/>
+      <w:r>
+        <w:t>ПО компьютерных систем</w:t>
+      </w:r>
+      <w:proofErr w:type="gramEnd"/>
+      <w:r>
+        <w:t xml:space="preserve"> программными средствами.</w:t>
       </w:r>
     </w:p>
     <w:p>
@@ -2425,7 +2747,15 @@
       </w:r>
       <w:r>
         <w:tab/>
-        <w:t>графический процессор Nvidia RTX 3060 12gb;</w:t>
+        <w:t xml:space="preserve">графический процессор </w:t>
+      </w:r>
+      <w:proofErr w:type="spellStart"/>
+      <w:r>
+        <w:t>Nvidia</w:t>
+      </w:r>
+      <w:proofErr w:type="spellEnd"/>
+      <w:r>
+        <w:t xml:space="preserve"> RTX 3060 12gb;</w:t>
       </w:r>
     </w:p>
     <w:p>
@@ -2570,7 +2900,21 @@
         <w:rPr>
           <w:lang w:val="en-US"/>
         </w:rPr>
-        <w:t xml:space="preserve"> SQLight.</w:t>
+        <w:t xml:space="preserve"> </w:t>
+      </w:r>
+      <w:proofErr w:type="spellStart"/>
+      <w:r>
+        <w:rPr>
+          <w:lang w:val="en-US"/>
+        </w:rPr>
+        <w:t>SQLight</w:t>
+      </w:r>
+      <w:proofErr w:type="spellEnd"/>
+      <w:r>
+        <w:rPr>
+          <w:lang w:val="en-US"/>
+        </w:rPr>
+        <w:t>.</w:t>
       </w:r>
     </w:p>
     <w:p>
@@ -2598,7 +2942,7 @@
           <w:highlight w:val="white"/>
         </w:rPr>
       </w:pPr>
-      <w:bookmarkStart w:id="3" w:name="_Toc223124575"/>
+      <w:bookmarkStart w:id="3" w:name="_Toc225163603"/>
       <w:r>
         <w:lastRenderedPageBreak/>
         <w:t>Организация охраны труда на предприятии</w:t>
@@ -2621,7 +2965,7 @@
         <w:spacing w:before="0" w:after="0"/>
         <w:ind w:left="709" w:firstLine="0"/>
       </w:pPr>
-      <w:bookmarkStart w:id="4" w:name="_Toc223124576"/>
+      <w:bookmarkStart w:id="4" w:name="_Toc225163604"/>
       <w:r>
         <w:t>Общие требования безопасности</w:t>
       </w:r>
@@ -2798,7 +3142,7 @@
           <w:rFonts w:cs="Times New Roman"/>
         </w:rPr>
       </w:pPr>
-      <w:bookmarkStart w:id="5" w:name="_Toc223124577"/>
+      <w:bookmarkStart w:id="5" w:name="_Toc225163605"/>
       <w:r>
         <w:rPr>
           <w:rFonts w:cs="Times New Roman"/>
@@ -2980,7 +3324,7 @@
           <w:rFonts w:cs="Times New Roman"/>
         </w:rPr>
       </w:pPr>
-      <w:bookmarkStart w:id="6" w:name="_Toc223124578"/>
+      <w:bookmarkStart w:id="6" w:name="_Toc225163606"/>
       <w:r>
         <w:rPr>
           <w:rFonts w:cs="Times New Roman"/>
@@ -3061,7 +3405,7 @@
         </w:rPr>
       </w:pPr>
       <w:bookmarkStart w:id="7" w:name="_Toc223114662"/>
-      <w:bookmarkStart w:id="8" w:name="_Toc223124579"/>
+      <w:bookmarkStart w:id="8" w:name="_Toc225163607"/>
       <w:r>
         <w:lastRenderedPageBreak/>
         <w:t>Выполнение</w:t>
@@ -3114,7 +3458,7 @@
         </w:rPr>
       </w:pPr>
       <w:bookmarkStart w:id="9" w:name="_Toc223114663"/>
-      <w:bookmarkStart w:id="10" w:name="_Toc223124580"/>
+      <w:bookmarkStart w:id="10" w:name="_Toc225163608"/>
       <w:r>
         <w:rPr>
           <w:rFonts w:eastAsia="Times New Roman" w:cs="Times New Roman"/>
@@ -3130,7 +3474,49 @@
         <w:pStyle w:val="a4"/>
       </w:pPr>
       <w:r>
-        <w:t xml:space="preserve">В рамках прохождения производственной практики выполнено развертывание серверной части ИС складского учета и настроен интерфейс для обмена данными с клиентским приложением. Для запуска контейнеров применяют платформу Docker, обеспечивающую работу ПО в изолированных контейнерах. Для автоматизации процессов запуска применяют модуль Docker Compose, который позволяет описать требуемую конфигурацию инфраструктуры в одном текстовом документе. Исходный код файла, предназначенного для запуска ИС, представлен </w:t>
+        <w:t>В рамках прохождения производственной практики выполнено развертывание серверной части ИС складского учета и настроен интерфейс для обмена данными с клиентским приложением. Для запуска контейнеров применя</w:t>
+      </w:r>
+      <w:r>
+        <w:t>ется</w:t>
+      </w:r>
+      <w:r>
+        <w:t xml:space="preserve"> платформ</w:t>
+      </w:r>
+      <w:r>
+        <w:t>а</w:t>
+      </w:r>
+      <w:r>
+        <w:t xml:space="preserve"> </w:t>
+      </w:r>
+      <w:proofErr w:type="spellStart"/>
+      <w:r>
+        <w:t>Docker</w:t>
+      </w:r>
+      <w:proofErr w:type="spellEnd"/>
+      <w:r>
+        <w:t>, обеспечивающую работу ПО в изолированных контейнерах</w:t>
+      </w:r>
+      <w:r>
+        <w:t xml:space="preserve"> [2]</w:t>
+      </w:r>
+      <w:r>
+        <w:t xml:space="preserve">. Для автоматизации процессов запуска применяют модуль </w:t>
+      </w:r>
+      <w:proofErr w:type="spellStart"/>
+      <w:r>
+        <w:t>Docker</w:t>
+      </w:r>
+      <w:proofErr w:type="spellEnd"/>
+      <w:r>
+        <w:t xml:space="preserve"> </w:t>
+      </w:r>
+      <w:proofErr w:type="spellStart"/>
+      <w:r>
+        <w:t>Compose</w:t>
+      </w:r>
+      <w:proofErr w:type="spellEnd"/>
+      <w:r>
+        <w:t xml:space="preserve">, который позволяет описать требуемую конфигурацию инфраструктуры в одном текстовом документе. Исходный код файла, предназначенного для запуска ИС, представлен </w:t>
       </w:r>
       <w:r>
         <w:t>листингом 2</w:t>
@@ -3146,7 +3532,15 @@
     </w:p>
     <w:p>
       <w:r>
-        <w:t>Листинг 2 – Содержимое docker-compose файла</w:t>
+        <w:t xml:space="preserve">Листинг 2 – Содержимое </w:t>
+      </w:r>
+      <w:proofErr w:type="spellStart"/>
+      <w:r>
+        <w:t>docker-compose</w:t>
+      </w:r>
+      <w:proofErr w:type="spellEnd"/>
+      <w:r>
+        <w:t xml:space="preserve"> файла</w:t>
       </w:r>
     </w:p>
     <w:p>
@@ -3156,12 +3550,14 @@
       <w:r>
         <w:t xml:space="preserve"># Содержимое конфигурационного файла </w:t>
       </w:r>
+      <w:proofErr w:type="spellStart"/>
       <w:r>
         <w:rPr>
           <w:lang w:val="en-US"/>
         </w:rPr>
         <w:t>docker</w:t>
       </w:r>
+      <w:proofErr w:type="spellEnd"/>
       <w:r>
         <w:t>-</w:t>
       </w:r>
@@ -3221,12 +3617,14 @@
       <w:r>
         <w:t>-</w:t>
       </w:r>
+      <w:proofErr w:type="spellStart"/>
       <w:r>
         <w:rPr>
           <w:lang w:val="en-US"/>
         </w:rPr>
         <w:t>api</w:t>
       </w:r>
+      <w:proofErr w:type="spellEnd"/>
       <w:r>
         <w:t xml:space="preserve">: # Серверная часть ИС на </w:t>
       </w:r>
@@ -3251,8 +3649,24 @@
         <w:rPr>
           <w:lang w:val="en-US"/>
         </w:rPr>
-        <w:t>image: warehouse-api:latest</w:t>
-      </w:r>
+        <w:t xml:space="preserve">image: </w:t>
+      </w:r>
+      <w:proofErr w:type="spellStart"/>
+      <w:r>
+        <w:rPr>
+          <w:lang w:val="en-US"/>
+        </w:rPr>
+        <w:t>warehouse-</w:t>
+      </w:r>
+      <w:proofErr w:type="gramStart"/>
+      <w:r>
+        <w:rPr>
+          <w:lang w:val="en-US"/>
+        </w:rPr>
+        <w:t>api:latest</w:t>
+      </w:r>
+      <w:proofErr w:type="spellEnd"/>
+      <w:proofErr w:type="gramEnd"/>
     </w:p>
     <w:p>
       <w:pPr>
@@ -3279,8 +3693,16 @@
         <w:rPr>
           <w:lang w:val="en-US"/>
         </w:rPr>
-        <w:t xml:space="preserve">      context: .</w:t>
-      </w:r>
+        <w:t xml:space="preserve">      context</w:t>
+      </w:r>
+      <w:proofErr w:type="gramStart"/>
+      <w:r>
+        <w:rPr>
+          <w:lang w:val="en-US"/>
+        </w:rPr>
+        <w:t>: .</w:t>
+      </w:r>
+      <w:proofErr w:type="gramEnd"/>
     </w:p>
     <w:p>
       <w:pPr>
@@ -3293,8 +3715,30 @@
         <w:rPr>
           <w:lang w:val="en-US"/>
         </w:rPr>
-        <w:t xml:space="preserve">      dockerfile: Dockerfile</w:t>
-      </w:r>
+        <w:t xml:space="preserve">      </w:t>
+      </w:r>
+      <w:proofErr w:type="spellStart"/>
+      <w:r>
+        <w:rPr>
+          <w:lang w:val="en-US"/>
+        </w:rPr>
+        <w:t>dockerfile</w:t>
+      </w:r>
+      <w:proofErr w:type="spellEnd"/>
+      <w:r>
+        <w:rPr>
+          <w:lang w:val="en-US"/>
+        </w:rPr>
+        <w:t xml:space="preserve">: </w:t>
+      </w:r>
+      <w:proofErr w:type="spellStart"/>
+      <w:r>
+        <w:rPr>
+          <w:lang w:val="en-US"/>
+        </w:rPr>
+        <w:t>Dockerfile</w:t>
+      </w:r>
+      <w:proofErr w:type="spellEnd"/>
     </w:p>
     <w:p>
       <w:pPr>
@@ -3405,7 +3849,49 @@
         <w:rPr>
           <w:lang w:val="en-US"/>
         </w:rPr>
-        <w:t xml:space="preserve">      - ./data:/app/data # Хранилище для БД SQLite</w:t>
+        <w:t xml:space="preserve">      </w:t>
+      </w:r>
+      <w:proofErr w:type="gramStart"/>
+      <w:r>
+        <w:rPr>
+          <w:lang w:val="en-US"/>
+        </w:rPr>
+        <w:t>- .</w:t>
+      </w:r>
+      <w:proofErr w:type="gramEnd"/>
+      <w:r>
+        <w:rPr>
+          <w:lang w:val="en-US"/>
+        </w:rPr>
+        <w:t xml:space="preserve">/data:/app/data # </w:t>
+      </w:r>
+      <w:proofErr w:type="spellStart"/>
+      <w:r>
+        <w:rPr>
+          <w:lang w:val="en-US"/>
+        </w:rPr>
+        <w:t>Хранилище</w:t>
+      </w:r>
+      <w:proofErr w:type="spellEnd"/>
+      <w:r>
+        <w:rPr>
+          <w:lang w:val="en-US"/>
+        </w:rPr>
+        <w:t xml:space="preserve"> </w:t>
+      </w:r>
+      <w:proofErr w:type="spellStart"/>
+      <w:r>
+        <w:rPr>
+          <w:lang w:val="en-US"/>
+        </w:rPr>
+        <w:t>для</w:t>
+      </w:r>
+      <w:proofErr w:type="spellEnd"/>
+      <w:r>
+        <w:rPr>
+          <w:lang w:val="en-US"/>
+        </w:rPr>
+        <w:t xml:space="preserve"> БД SQLite</w:t>
       </w:r>
     </w:p>
     <w:p>
@@ -3444,8 +3930,18 @@
         <w:rPr>
           <w:lang w:val="en-US"/>
         </w:rPr>
-        <w:t>image: caddy:latest</w:t>
-      </w:r>
+        <w:t xml:space="preserve">image: </w:t>
+      </w:r>
+      <w:proofErr w:type="spellStart"/>
+      <w:proofErr w:type="gramStart"/>
+      <w:r>
+        <w:rPr>
+          <w:lang w:val="en-US"/>
+        </w:rPr>
+        <w:t>caddy:latest</w:t>
+      </w:r>
+      <w:proofErr w:type="spellEnd"/>
+      <w:proofErr w:type="gramEnd"/>
     </w:p>
     <w:p>
       <w:pPr>
@@ -3528,7 +4024,77 @@
         <w:rPr>
           <w:lang w:val="en-US"/>
         </w:rPr>
-        <w:t xml:space="preserve">      - ./Caddyfile:/etc/caddy/Caddyfile # Конфигурация Caddy</w:t>
+        <w:t xml:space="preserve">      </w:t>
+      </w:r>
+      <w:proofErr w:type="gramStart"/>
+      <w:r>
+        <w:rPr>
+          <w:lang w:val="en-US"/>
+        </w:rPr>
+        <w:t>- .</w:t>
+      </w:r>
+      <w:proofErr w:type="gramEnd"/>
+      <w:r>
+        <w:rPr>
+          <w:lang w:val="en-US"/>
+        </w:rPr>
+        <w:t>/</w:t>
+      </w:r>
+      <w:proofErr w:type="spellStart"/>
+      <w:r>
+        <w:rPr>
+          <w:lang w:val="en-US"/>
+        </w:rPr>
+        <w:t>Caddyfile</w:t>
+      </w:r>
+      <w:proofErr w:type="spellEnd"/>
+      <w:r>
+        <w:rPr>
+          <w:lang w:val="en-US"/>
+        </w:rPr>
+        <w:t>:/</w:t>
+      </w:r>
+      <w:proofErr w:type="spellStart"/>
+      <w:r>
+        <w:rPr>
+          <w:lang w:val="en-US"/>
+        </w:rPr>
+        <w:t>etc</w:t>
+      </w:r>
+      <w:proofErr w:type="spellEnd"/>
+      <w:r>
+        <w:rPr>
+          <w:lang w:val="en-US"/>
+        </w:rPr>
+        <w:t>/caddy/</w:t>
+      </w:r>
+      <w:proofErr w:type="spellStart"/>
+      <w:r>
+        <w:rPr>
+          <w:lang w:val="en-US"/>
+        </w:rPr>
+        <w:t>Caddyfile</w:t>
+      </w:r>
+      <w:proofErr w:type="spellEnd"/>
+      <w:r>
+        <w:rPr>
+          <w:lang w:val="en-US"/>
+        </w:rPr>
+        <w:t xml:space="preserve"> # </w:t>
+      </w:r>
+      <w:proofErr w:type="spellStart"/>
+      <w:r>
+        <w:rPr>
+          <w:lang w:val="en-US"/>
+        </w:rPr>
+        <w:t>Конфигурация</w:t>
+      </w:r>
+      <w:proofErr w:type="spellEnd"/>
+      <w:r>
+        <w:rPr>
+          <w:lang w:val="en-US"/>
+        </w:rPr>
+        <w:t xml:space="preserve"> Caddy</w:t>
       </w:r>
     </w:p>
     <w:p>
@@ -3542,7 +4108,77 @@
         <w:rPr>
           <w:lang w:val="en-US"/>
         </w:rPr>
-        <w:t xml:space="preserve">      - ./frontend:/srv # Файлы клиентской части (HTML/CSS/JS)</w:t>
+        <w:t xml:space="preserve">      </w:t>
+      </w:r>
+      <w:proofErr w:type="gramStart"/>
+      <w:r>
+        <w:rPr>
+          <w:lang w:val="en-US"/>
+        </w:rPr>
+        <w:t>- .</w:t>
+      </w:r>
+      <w:proofErr w:type="gramEnd"/>
+      <w:r>
+        <w:rPr>
+          <w:lang w:val="en-US"/>
+        </w:rPr>
+        <w:t>/frontend:/</w:t>
+      </w:r>
+      <w:proofErr w:type="spellStart"/>
+      <w:r>
+        <w:rPr>
+          <w:lang w:val="en-US"/>
+        </w:rPr>
+        <w:t>srv</w:t>
+      </w:r>
+      <w:proofErr w:type="spellEnd"/>
+      <w:r>
+        <w:rPr>
+          <w:lang w:val="en-US"/>
+        </w:rPr>
+        <w:t xml:space="preserve"> # </w:t>
+      </w:r>
+      <w:proofErr w:type="spellStart"/>
+      <w:r>
+        <w:rPr>
+          <w:lang w:val="en-US"/>
+        </w:rPr>
+        <w:t>Файлы</w:t>
+      </w:r>
+      <w:proofErr w:type="spellEnd"/>
+      <w:r>
+        <w:rPr>
+          <w:lang w:val="en-US"/>
+        </w:rPr>
+        <w:t xml:space="preserve"> </w:t>
+      </w:r>
+      <w:proofErr w:type="spellStart"/>
+      <w:r>
+        <w:rPr>
+          <w:lang w:val="en-US"/>
+        </w:rPr>
+        <w:t>клиентской</w:t>
+      </w:r>
+      <w:proofErr w:type="spellEnd"/>
+      <w:r>
+        <w:rPr>
+          <w:lang w:val="en-US"/>
+        </w:rPr>
+        <w:t xml:space="preserve"> </w:t>
+      </w:r>
+      <w:proofErr w:type="spellStart"/>
+      <w:r>
+        <w:rPr>
+          <w:lang w:val="en-US"/>
+        </w:rPr>
+        <w:t>части</w:t>
+      </w:r>
+      <w:proofErr w:type="spellEnd"/>
+      <w:r>
+        <w:rPr>
+          <w:lang w:val="en-US"/>
+        </w:rPr>
+        <w:t xml:space="preserve"> (HTML/CSS/JS)</w:t>
       </w:r>
     </w:p>
     <w:p>
@@ -3557,7 +4193,21 @@
           <w:lang w:val="en-US"/>
         </w:rPr>
         <w:lastRenderedPageBreak/>
-        <w:t xml:space="preserve">      - caddy_data:/data</w:t>
+        <w:t xml:space="preserve">      - </w:t>
+      </w:r>
+      <w:proofErr w:type="spellStart"/>
+      <w:r>
+        <w:rPr>
+          <w:lang w:val="en-US"/>
+        </w:rPr>
+        <w:t>caddy_data</w:t>
+      </w:r>
+      <w:proofErr w:type="spellEnd"/>
+      <w:r>
+        <w:rPr>
+          <w:lang w:val="en-US"/>
+        </w:rPr>
+        <w:t>:/data</w:t>
       </w:r>
     </w:p>
     <w:p>
@@ -3571,8 +4221,30 @@
         <w:rPr>
           <w:lang w:val="en-US"/>
         </w:rPr>
-        <w:t xml:space="preserve">      - caddy_config:/config</w:t>
-      </w:r>
+        <w:t xml:space="preserve">      - </w:t>
+      </w:r>
+      <w:proofErr w:type="spellStart"/>
+      <w:r>
+        <w:rPr>
+          <w:lang w:val="en-US"/>
+        </w:rPr>
+        <w:t>caddy_config</w:t>
+      </w:r>
+      <w:proofErr w:type="spellEnd"/>
+      <w:r>
+        <w:rPr>
+          <w:lang w:val="en-US"/>
+        </w:rPr>
+        <w:t>:/</w:t>
+      </w:r>
+      <w:proofErr w:type="spellStart"/>
+      <w:r>
+        <w:rPr>
+          <w:lang w:val="en-US"/>
+        </w:rPr>
+        <w:t>config</w:t>
+      </w:r>
+      <w:proofErr w:type="spellEnd"/>
     </w:p>
     <w:p>
       <w:pPr>
@@ -3585,7 +4257,21 @@
         <w:rPr>
           <w:lang w:val="en-US"/>
         </w:rPr>
-        <w:t xml:space="preserve">    depends_on:</w:t>
+        <w:t xml:space="preserve">    </w:t>
+      </w:r>
+      <w:proofErr w:type="spellStart"/>
+      <w:r>
+        <w:rPr>
+          <w:lang w:val="en-US"/>
+        </w:rPr>
+        <w:t>depends_on</w:t>
+      </w:r>
+      <w:proofErr w:type="spellEnd"/>
+      <w:r>
+        <w:rPr>
+          <w:lang w:val="en-US"/>
+        </w:rPr>
+        <w:t>:</w:t>
       </w:r>
     </w:p>
     <w:p>
@@ -3599,8 +4285,44 @@
         <w:rPr>
           <w:lang w:val="en-US"/>
         </w:rPr>
-        <w:t xml:space="preserve">      - web-api # Очередность запуска</w:t>
-      </w:r>
+        <w:t xml:space="preserve">      - web-</w:t>
+      </w:r>
+      <w:proofErr w:type="spellStart"/>
+      <w:r>
+        <w:rPr>
+          <w:lang w:val="en-US"/>
+        </w:rPr>
+        <w:t>api</w:t>
+      </w:r>
+      <w:proofErr w:type="spellEnd"/>
+      <w:r>
+        <w:rPr>
+          <w:lang w:val="en-US"/>
+        </w:rPr>
+        <w:t xml:space="preserve"> # </w:t>
+      </w:r>
+      <w:proofErr w:type="spellStart"/>
+      <w:r>
+        <w:rPr>
+          <w:lang w:val="en-US"/>
+        </w:rPr>
+        <w:t>Очередность</w:t>
+      </w:r>
+      <w:proofErr w:type="spellEnd"/>
+      <w:r>
+        <w:rPr>
+          <w:lang w:val="en-US"/>
+        </w:rPr>
+        <w:t xml:space="preserve"> </w:t>
+      </w:r>
+      <w:proofErr w:type="spellStart"/>
+      <w:r>
+        <w:rPr>
+          <w:lang w:val="en-US"/>
+        </w:rPr>
+        <w:t>запуска</w:t>
+      </w:r>
+      <w:proofErr w:type="spellEnd"/>
     </w:p>
     <w:p>
       <w:pPr>
@@ -3635,7 +4357,21 @@
         <w:rPr>
           <w:lang w:val="en-US"/>
         </w:rPr>
-        <w:t xml:space="preserve">  caddy_data:</w:t>
+        <w:t xml:space="preserve">  </w:t>
+      </w:r>
+      <w:proofErr w:type="spellStart"/>
+      <w:r>
+        <w:rPr>
+          <w:lang w:val="en-US"/>
+        </w:rPr>
+        <w:t>caddy_data</w:t>
+      </w:r>
+      <w:proofErr w:type="spellEnd"/>
+      <w:r>
+        <w:rPr>
+          <w:lang w:val="en-US"/>
+        </w:rPr>
+        <w:t>:</w:t>
       </w:r>
     </w:p>
     <w:p>
@@ -3646,7 +4382,21 @@
         <w:rPr>
           <w:lang w:val="en-US"/>
         </w:rPr>
-        <w:t xml:space="preserve">  caddy_config:</w:t>
+        <w:t xml:space="preserve">  </w:t>
+      </w:r>
+      <w:proofErr w:type="spellStart"/>
+      <w:r>
+        <w:rPr>
+          <w:lang w:val="en-US"/>
+        </w:rPr>
+        <w:t>caddy_config</w:t>
+      </w:r>
+      <w:proofErr w:type="spellEnd"/>
+      <w:r>
+        <w:rPr>
+          <w:lang w:val="en-US"/>
+        </w:rPr>
+        <w:t>:</w:t>
       </w:r>
     </w:p>
     <w:p>
@@ -3658,7 +4408,7 @@
         </w:rPr>
       </w:pPr>
       <w:bookmarkStart w:id="11" w:name="_Toc223114664"/>
-      <w:bookmarkStart w:id="12" w:name="_Toc223124581"/>
+      <w:bookmarkStart w:id="12" w:name="_Toc225163609"/>
       <w:r>
         <w:rPr>
           <w:rFonts w:eastAsia="Times New Roman" w:cs="Times New Roman"/>
@@ -3682,7 +4432,15 @@
         <w:pStyle w:val="a0"/>
       </w:pPr>
       <w:r>
-        <w:t>операционная система семейства Linux;</w:t>
+        <w:t xml:space="preserve">операционная система семейства </w:t>
+      </w:r>
+      <w:proofErr w:type="spellStart"/>
+      <w:r>
+        <w:t>Linux</w:t>
+      </w:r>
+      <w:proofErr w:type="spellEnd"/>
+      <w:r>
+        <w:t>;</w:t>
       </w:r>
     </w:p>
     <w:p>
@@ -3722,7 +4480,21 @@
         <w:pStyle w:val="a4"/>
       </w:pPr>
       <w:r>
-        <w:t>Для защиты от возможных ошибок применяют средства платформы Docker, которые автоматически перезапускают программу при сбое. В результате тестирования следует вывод, что разработанная ИС является надежной и обеспечивает высокую скорость работы.</w:t>
+        <w:t xml:space="preserve">Для защиты от возможных ошибок применяют средства платформы </w:t>
+      </w:r>
+      <w:proofErr w:type="spellStart"/>
+      <w:r>
+        <w:t>Docker</w:t>
+      </w:r>
+      <w:proofErr w:type="spellEnd"/>
+      <w:r>
+        <w:t>, которые автоматически перезапускают программу при сбое</w:t>
+      </w:r>
+      <w:r>
+        <w:t xml:space="preserve"> [3]</w:t>
+      </w:r>
+      <w:r>
+        <w:t>. В результате тестирования следует вывод, что разработанная ИС является надежной и обеспечивает высокую скорость работы.</w:t>
       </w:r>
     </w:p>
     <w:p>
@@ -3734,7 +4506,7 @@
         </w:rPr>
       </w:pPr>
       <w:bookmarkStart w:id="13" w:name="_Toc223114665"/>
-      <w:bookmarkStart w:id="14" w:name="_Toc223124582"/>
+      <w:bookmarkStart w:id="14" w:name="_Toc225163610"/>
       <w:r>
         <w:rPr>
           <w:rFonts w:eastAsia="Times New Roman" w:cs="Times New Roman"/>
@@ -3753,7 +4525,15 @@
         </w:rPr>
       </w:pPr>
       <w:r>
-        <w:t>Пользовательский интерфейс ИС оформлен в соответствии с фирменным стилем организации. Для подготовки ПО к работе написан файл Dockerfile, который содержит инструкции для создания изолированного контейнера.</w:t>
+        <w:t xml:space="preserve">Пользовательский интерфейс ИС оформлен в соответствии с фирменным стилем организации. Для подготовки ПО к работе написан файл </w:t>
+      </w:r>
+      <w:proofErr w:type="spellStart"/>
+      <w:r>
+        <w:t>Dockerfile</w:t>
+      </w:r>
+      <w:proofErr w:type="spellEnd"/>
+      <w:r>
+        <w:t>, который содержит инструкции для создания изолированного контейнера.</w:t>
       </w:r>
     </w:p>
     <w:p>
@@ -3761,7 +4541,19 @@
         <w:pStyle w:val="a4"/>
       </w:pPr>
       <w:r>
-        <w:t>При формировании образа применяют многоэтапную сборку. Данный метод позволяет исключить неиспользуемые программные компоненты, повысить уровень безопасности и значительно уменьшить итоговый размер контейнера.</w:t>
+        <w:t>При формировании образа применя</w:t>
+      </w:r>
+      <w:r>
+        <w:t>ется</w:t>
+      </w:r>
+      <w:r>
+        <w:t xml:space="preserve"> многоэтапн</w:t>
+      </w:r>
+      <w:r>
+        <w:t>ая сборка</w:t>
+      </w:r>
+      <w:r>
+        <w:t>. Данный метод позволяет исключить неиспользуемые программные компоненты, повысить уровень безопасности и значительно уменьшить итоговый размер контейнера.</w:t>
       </w:r>
     </w:p>
     <w:p>
@@ -3770,7 +4562,15 @@
       </w:pPr>
       <w:r>
         <w:lastRenderedPageBreak/>
-        <w:t xml:space="preserve">Содержимое файла Dockerfile представлено </w:t>
+        <w:t xml:space="preserve">Содержимое файла </w:t>
+      </w:r>
+      <w:proofErr w:type="spellStart"/>
+      <w:r>
+        <w:t>Dockerfile</w:t>
+      </w:r>
+      <w:proofErr w:type="spellEnd"/>
+      <w:r>
+        <w:t xml:space="preserve"> представлено </w:t>
       </w:r>
       <w:r>
         <w:t>листингом 3</w:t>
@@ -3791,8 +4591,13 @@
         <w:ind w:firstLine="0"/>
       </w:pPr>
       <w:r>
-        <w:t>Листинг 3 – Содержимое файла Dockerfile</w:t>
-      </w:r>
+        <w:t xml:space="preserve">Листинг 3 – Содержимое файла </w:t>
+      </w:r>
+      <w:proofErr w:type="spellStart"/>
+      <w:r>
+        <w:t>Dockerfile</w:t>
+      </w:r>
+      <w:proofErr w:type="spellEnd"/>
     </w:p>
     <w:p>
       <w:pPr>
@@ -3847,8 +4652,16 @@
         <w:rPr>
           <w:lang w:val="en-US"/>
         </w:rPr>
-        <w:t>COPY requirements.txt .</w:t>
-      </w:r>
+        <w:t xml:space="preserve">COPY </w:t>
+      </w:r>
+      <w:proofErr w:type="gramStart"/>
+      <w:r>
+        <w:rPr>
+          <w:lang w:val="en-US"/>
+        </w:rPr>
+        <w:t>requirements.txt .</w:t>
+      </w:r>
+      <w:proofErr w:type="gramEnd"/>
     </w:p>
     <w:p>
       <w:pPr>
@@ -3861,7 +4674,21 @@
         <w:rPr>
           <w:lang w:val="en-US"/>
         </w:rPr>
-        <w:t>RUN pip install --no-cache-dir --pref</w:t>
+        <w:t>RUN pip install --no-cache-</w:t>
+      </w:r>
+      <w:proofErr w:type="spellStart"/>
+      <w:r>
+        <w:rPr>
+          <w:lang w:val="en-US"/>
+        </w:rPr>
+        <w:t>dir</w:t>
+      </w:r>
+      <w:proofErr w:type="spellEnd"/>
+      <w:r>
+        <w:rPr>
+          <w:lang w:val="en-US"/>
+        </w:rPr>
+        <w:t xml:space="preserve"> --pref</w:t>
       </w:r>
       <w:r>
         <w:rPr>
@@ -3938,7 +4765,21 @@
         <w:rPr>
           <w:lang w:val="en-US"/>
         </w:rPr>
-        <w:t>rom=builder /install /usr/local</w:t>
+        <w:t>rom=builder /install /</w:t>
+      </w:r>
+      <w:proofErr w:type="spellStart"/>
+      <w:r>
+        <w:rPr>
+          <w:lang w:val="en-US"/>
+        </w:rPr>
+        <w:t>usr</w:t>
+      </w:r>
+      <w:proofErr w:type="spellEnd"/>
+      <w:r>
+        <w:rPr>
+          <w:lang w:val="en-US"/>
+        </w:rPr>
+        <w:t>/local</w:t>
       </w:r>
     </w:p>
     <w:p>
@@ -3948,11 +4789,19 @@
           <w:lang w:val="en-US"/>
         </w:rPr>
       </w:pPr>
-      <w:r>
-        <w:rPr>
-          <w:lang w:val="en-US"/>
-        </w:rPr>
-        <w:t>COPY . .</w:t>
+      <w:proofErr w:type="gramStart"/>
+      <w:r>
+        <w:rPr>
+          <w:lang w:val="en-US"/>
+        </w:rPr>
+        <w:t>COPY .</w:t>
+      </w:r>
+      <w:proofErr w:type="gramEnd"/>
+      <w:r>
+        <w:rPr>
+          <w:lang w:val="en-US"/>
+        </w:rPr>
+        <w:t xml:space="preserve"> .</w:t>
       </w:r>
     </w:p>
     <w:p>
@@ -3966,7 +4815,21 @@
         <w:rPr>
           <w:lang w:val="en-US"/>
         </w:rPr>
-        <w:t>RUN mkdir -p /app/data</w:t>
+        <w:t xml:space="preserve">RUN </w:t>
+      </w:r>
+      <w:proofErr w:type="spellStart"/>
+      <w:r>
+        <w:rPr>
+          <w:lang w:val="en-US"/>
+        </w:rPr>
+        <w:t>mkdir</w:t>
+      </w:r>
+      <w:proofErr w:type="spellEnd"/>
+      <w:r>
+        <w:rPr>
+          <w:lang w:val="en-US"/>
+        </w:rPr>
+        <w:t xml:space="preserve"> -p /app/data</w:t>
       </w:r>
     </w:p>
     <w:p>
@@ -4002,7 +4865,37 @@
         <w:rPr>
           <w:lang w:val="en-US"/>
         </w:rPr>
-        <w:t>CMD ["uvicorn", "main:app", "--host", "0.0.0.0", "--port", "8000"]</w:t>
+        <w:t>CMD ["</w:t>
+      </w:r>
+      <w:proofErr w:type="spellStart"/>
+      <w:r>
+        <w:rPr>
+          <w:lang w:val="en-US"/>
+        </w:rPr>
+        <w:t>uvicorn</w:t>
+      </w:r>
+      <w:proofErr w:type="spellEnd"/>
+      <w:r>
+        <w:rPr>
+          <w:lang w:val="en-US"/>
+        </w:rPr>
+        <w:t>", "</w:t>
+      </w:r>
+      <w:proofErr w:type="spellStart"/>
+      <w:proofErr w:type="gramStart"/>
+      <w:r>
+        <w:rPr>
+          <w:lang w:val="en-US"/>
+        </w:rPr>
+        <w:t>main:app</w:t>
+      </w:r>
+      <w:proofErr w:type="spellEnd"/>
+      <w:proofErr w:type="gramEnd"/>
+      <w:r>
+        <w:rPr>
+          <w:lang w:val="en-US"/>
+        </w:rPr>
+        <w:t>", "--host", "0.0.0.0", "--port", "8000"]</w:t>
       </w:r>
     </w:p>
     <w:p>
@@ -4016,7 +4909,13 @@
         <w:t>сайта</w:t>
       </w:r>
       <w:r>
-        <w:t xml:space="preserve"> до модификации и после представлен</w:t>
+        <w:t xml:space="preserve"> до модификации</w:t>
+      </w:r>
+      <w:r>
+        <w:t xml:space="preserve"> [4]</w:t>
+      </w:r>
+      <w:r>
+        <w:t xml:space="preserve"> и после представлен</w:t>
       </w:r>
       <w:r>
         <w:t xml:space="preserve"> на </w:t>
@@ -4044,7 +4943,7 @@
           <w:lang w:eastAsia="ru-RU"/>
         </w:rPr>
         <w:drawing>
-          <wp:inline distT="0" distB="0" distL="0" distR="0" wp14:anchorId="7867C349" wp14:editId="3FBBC028">
+          <wp:inline distT="0" distB="0" distL="0" distR="0" wp14:anchorId="00EB9B7F" wp14:editId="69B9133A">
             <wp:extent cx="5500776" cy="3168869"/>
             <wp:effectExtent l="0" t="0" r="5080" b="0"/>
             <wp:docPr id="3" name="Рисунок 3"/>
@@ -4105,7 +5004,15 @@
         <w:t xml:space="preserve"> – «</w:t>
       </w:r>
       <w:r>
-        <w:t>Склад ИП Пузанова В.И</w:t>
+        <w:t xml:space="preserve">Склад ИП </w:t>
+      </w:r>
+      <w:proofErr w:type="spellStart"/>
+      <w:r>
+        <w:t>Пузанова</w:t>
+      </w:r>
+      <w:proofErr w:type="spellEnd"/>
+      <w:r>
+        <w:t xml:space="preserve"> В.И</w:t>
       </w:r>
       <w:r>
         <w:t>». Вид сайта до модификаций</w:t>
@@ -4122,7 +5029,7 @@
         </w:rPr>
         <w:lastRenderedPageBreak/>
         <w:drawing>
-          <wp:inline distT="0" distB="0" distL="0" distR="0" wp14:anchorId="61997AF1" wp14:editId="32F2A6F1">
+          <wp:inline distT="0" distB="0" distL="0" distR="0" wp14:anchorId="7C238BD5" wp14:editId="7AB86808">
             <wp:extent cx="5939790" cy="3574415"/>
             <wp:effectExtent l="0" t="0" r="3810" b="6985"/>
             <wp:docPr id="1" name="Рисунок 1"/>
@@ -4169,7 +5076,15 @@
         <w:t xml:space="preserve"> – «</w:t>
       </w:r>
       <w:r>
-        <w:t>Склад ИП Пузанова В.И</w:t>
+        <w:t xml:space="preserve">Склад ИП </w:t>
+      </w:r>
+      <w:proofErr w:type="spellStart"/>
+      <w:r>
+        <w:t>Пузанова</w:t>
+      </w:r>
+      <w:proofErr w:type="spellEnd"/>
+      <w:r>
+        <w:t xml:space="preserve"> В.И</w:t>
       </w:r>
       <w:r>
         <w:t>». Вид сайта после модификаций</w:t>
@@ -4184,7 +5099,7 @@
         </w:rPr>
       </w:pPr>
       <w:bookmarkStart w:id="15" w:name="_Toc223114666"/>
-      <w:bookmarkStart w:id="16" w:name="_Toc223124583"/>
+      <w:bookmarkStart w:id="16" w:name="_Toc225163611"/>
       <w:r>
         <w:rPr>
           <w:rFonts w:eastAsia="Times New Roman" w:cs="Times New Roman"/>
@@ -4200,27 +5115,844 @@
         <w:pStyle w:val="a4"/>
       </w:pPr>
       <w:r>
-        <w:t>Для обеспечения безопасности ИС выполнена настройка брандмауэра сервера и внедрена JWT-аутентификация пользователей. Для защиты загружаемых файлов, содержащих информацию о товарах, применяют автоматическое переименование.</w:t>
+        <w:t>Для обеспечения безопасности ИС выполнена настройка брандмауэра сервера и внедрена JWT-аутентификация пользователей</w:t>
+      </w:r>
+      <w:r>
+        <w:t xml:space="preserve"> </w:t>
+      </w:r>
+      <w:r>
+        <w:t>[5]</w:t>
+      </w:r>
+      <w:r>
+        <w:t>. Для защиты загружаемых файлов</w:t>
+      </w:r>
+      <w:r>
+        <w:t xml:space="preserve"> [1]</w:t>
+      </w:r>
+      <w:r>
+        <w:t>, содержащих информацию о товарах, применяют автоматическое переименование.</w:t>
       </w:r>
     </w:p>
     <w:p>
       <w:pPr>
-        <w:pStyle w:val="a4"/>
-      </w:pPr>
+        <w:pStyle w:val="aff9"/>
+      </w:pPr>
+      <w:r>
+        <w:t>//Метод аутентификации пользователя и генерации JWT-</w:t>
+      </w:r>
+      <w:proofErr w:type="spellStart"/>
+      <w:r>
+        <w:t>токена</w:t>
+      </w:r>
+      <w:proofErr w:type="spellEnd"/>
     </w:p>
     <w:p>
       <w:pPr>
+        <w:pStyle w:val="aff9"/>
+        <w:rPr>
+          <w:lang w:val="en-US"/>
+        </w:rPr>
+      </w:pPr>
+      <w:r>
+        <w:t xml:space="preserve"> </w:t>
+      </w:r>
+      <w:r>
+        <w:rPr>
+          <w:lang w:val="en-US"/>
+        </w:rPr>
+        <w:t>[HttpPost("login")]</w:t>
+      </w:r>
+    </w:p>
+    <w:p>
+      <w:pPr>
+        <w:pStyle w:val="aff9"/>
+        <w:rPr>
+          <w:lang w:val="en-US"/>
+        </w:rPr>
+      </w:pPr>
+      <w:r>
+        <w:rPr>
+          <w:lang w:val="en-US"/>
+        </w:rPr>
+        <w:t>public IActionResult Login([FromBody] UserLoginDto request)</w:t>
+      </w:r>
+    </w:p>
+    <w:p>
+      <w:pPr>
+        <w:pStyle w:val="aff9"/>
+        <w:rPr>
+          <w:lang w:val="en-US"/>
+        </w:rPr>
+      </w:pPr>
+      <w:r>
+        <w:rPr>
+          <w:lang w:val="en-US"/>
+        </w:rPr>
+        <w:t>{</w:t>
+      </w:r>
+    </w:p>
+    <w:p>
+      <w:pPr>
+        <w:pStyle w:val="aff9"/>
+      </w:pPr>
+      <w:r>
+        <w:rPr>
+          <w:lang w:val="en-US"/>
+        </w:rPr>
+        <w:t xml:space="preserve">    if (request.Username != "admin" || request.Password != </w:t>
+      </w:r>
+      <w:r>
+        <w:t>"</w:t>
+      </w:r>
+      <w:proofErr w:type="spellStart"/>
+      <w:r>
+        <w:t>password</w:t>
+      </w:r>
+      <w:proofErr w:type="spellEnd"/>
+      <w:r>
+        <w:t>")</w:t>
+      </w:r>
+    </w:p>
+    <w:p>
+      <w:pPr>
+        <w:pStyle w:val="aff9"/>
+      </w:pPr>
+      <w:r>
+        <w:t xml:space="preserve">    {</w:t>
+      </w:r>
+    </w:p>
+    <w:p>
+      <w:pPr>
+        <w:pStyle w:val="aff9"/>
+        <w:rPr>
+          <w:lang w:val="en-US"/>
+        </w:rPr>
+      </w:pPr>
+      <w:r>
+        <w:t xml:space="preserve">        </w:t>
+      </w:r>
+      <w:r>
+        <w:rPr>
+          <w:lang w:val="en-US"/>
+        </w:rPr>
+        <w:t xml:space="preserve">return </w:t>
+      </w:r>
+      <w:proofErr w:type="gramStart"/>
+      <w:r>
+        <w:rPr>
+          <w:lang w:val="en-US"/>
+        </w:rPr>
+        <w:t>Unauthorized(</w:t>
+      </w:r>
+      <w:proofErr w:type="gramEnd"/>
+      <w:r>
+        <w:rPr>
+          <w:lang w:val="en-US"/>
+        </w:rPr>
+        <w:t>new { message = "</w:t>
+      </w:r>
+      <w:r>
+        <w:t>Неверный</w:t>
+      </w:r>
+      <w:r>
+        <w:rPr>
+          <w:lang w:val="en-US"/>
+        </w:rPr>
+        <w:t xml:space="preserve"> </w:t>
+      </w:r>
+      <w:r>
+        <w:t>логин</w:t>
+      </w:r>
+      <w:r>
+        <w:rPr>
+          <w:lang w:val="en-US"/>
+        </w:rPr>
+        <w:t xml:space="preserve"> </w:t>
+      </w:r>
+      <w:r>
+        <w:t>или</w:t>
+      </w:r>
+      <w:r>
+        <w:rPr>
+          <w:lang w:val="en-US"/>
+        </w:rPr>
+        <w:t xml:space="preserve"> </w:t>
+      </w:r>
+      <w:r>
+        <w:t>пароль</w:t>
+      </w:r>
+      <w:r>
+        <w:rPr>
+          <w:lang w:val="en-US"/>
+        </w:rPr>
+        <w:t>" });</w:t>
+      </w:r>
+    </w:p>
+    <w:p>
+      <w:pPr>
+        <w:pStyle w:val="aff9"/>
+        <w:rPr>
+          <w:lang w:val="en-US"/>
+        </w:rPr>
+      </w:pPr>
+      <w:r>
+        <w:rPr>
+          <w:lang w:val="en-US"/>
+        </w:rPr>
+        <w:t xml:space="preserve">    }</w:t>
+      </w:r>
+    </w:p>
+    <w:p>
+      <w:pPr>
+        <w:pStyle w:val="aff9"/>
+        <w:rPr>
+          <w:lang w:val="en-US"/>
+        </w:rPr>
+      </w:pPr>
+      <w:r>
+        <w:rPr>
+          <w:lang w:val="en-US"/>
+        </w:rPr>
+        <w:t xml:space="preserve">    var claims = new List&lt;Claim&gt;</w:t>
+      </w:r>
+    </w:p>
+    <w:p>
+      <w:pPr>
+        <w:pStyle w:val="aff9"/>
+      </w:pPr>
+      <w:r>
+        <w:rPr>
+          <w:lang w:val="en-US"/>
+        </w:rPr>
+        <w:t xml:space="preserve">    </w:t>
+      </w:r>
+      <w:r>
+        <w:t>{</w:t>
+      </w:r>
+    </w:p>
+    <w:p>
+      <w:pPr>
+        <w:pStyle w:val="aff9"/>
+        <w:rPr>
+          <w:lang w:val="en-US"/>
+        </w:rPr>
+      </w:pPr>
+      <w:r>
+        <w:t xml:space="preserve">        </w:t>
+      </w:r>
+      <w:r>
+        <w:rPr>
+          <w:lang w:val="en-US"/>
+        </w:rPr>
+        <w:t xml:space="preserve">new </w:t>
+      </w:r>
+      <w:proofErr w:type="gramStart"/>
+      <w:r>
+        <w:rPr>
+          <w:lang w:val="en-US"/>
+        </w:rPr>
+        <w:t>Claim(</w:t>
+      </w:r>
+      <w:proofErr w:type="spellStart"/>
+      <w:proofErr w:type="gramEnd"/>
+      <w:r>
+        <w:rPr>
+          <w:lang w:val="en-US"/>
+        </w:rPr>
+        <w:t>ClaimTypes.NameIdentifier</w:t>
+      </w:r>
+      <w:proofErr w:type="spellEnd"/>
+      <w:r>
+        <w:rPr>
+          <w:lang w:val="en-US"/>
+        </w:rPr>
+        <w:t xml:space="preserve">, </w:t>
+      </w:r>
+      <w:proofErr w:type="spellStart"/>
+      <w:r>
+        <w:rPr>
+          <w:lang w:val="en-US"/>
+        </w:rPr>
+        <w:t>request.Username</w:t>
+      </w:r>
+      <w:proofErr w:type="spellEnd"/>
+      <w:r>
+        <w:rPr>
+          <w:lang w:val="en-US"/>
+        </w:rPr>
+        <w:t>),</w:t>
+      </w:r>
+    </w:p>
+    <w:p>
+      <w:pPr>
+        <w:pStyle w:val="aff9"/>
+        <w:rPr>
+          <w:lang w:val="en-US"/>
+        </w:rPr>
+      </w:pPr>
+      <w:r>
+        <w:rPr>
+          <w:lang w:val="en-US"/>
+        </w:rPr>
+        <w:t xml:space="preserve">        new </w:t>
+      </w:r>
+      <w:proofErr w:type="gramStart"/>
+      <w:r>
+        <w:rPr>
+          <w:lang w:val="en-US"/>
+        </w:rPr>
+        <w:t>Claim(</w:t>
+      </w:r>
+      <w:proofErr w:type="spellStart"/>
+      <w:proofErr w:type="gramEnd"/>
+      <w:r>
+        <w:rPr>
+          <w:lang w:val="en-US"/>
+        </w:rPr>
+        <w:t>ClaimTypes.Role</w:t>
+      </w:r>
+      <w:proofErr w:type="spellEnd"/>
+      <w:r>
+        <w:rPr>
+          <w:lang w:val="en-US"/>
+        </w:rPr>
+        <w:t>, "Manager"),</w:t>
+      </w:r>
+    </w:p>
+    <w:p>
+      <w:pPr>
+        <w:pStyle w:val="aff9"/>
+        <w:rPr>
+          <w:lang w:val="en-US"/>
+        </w:rPr>
+      </w:pPr>
+      <w:r>
+        <w:rPr>
+          <w:lang w:val="en-US"/>
+        </w:rPr>
+        <w:lastRenderedPageBreak/>
+        <w:t xml:space="preserve">        new </w:t>
+      </w:r>
+      <w:proofErr w:type="gramStart"/>
+      <w:r>
+        <w:rPr>
+          <w:lang w:val="en-US"/>
+        </w:rPr>
+        <w:t>Claim(</w:t>
+      </w:r>
+      <w:proofErr w:type="spellStart"/>
+      <w:proofErr w:type="gramEnd"/>
+      <w:r>
+        <w:rPr>
+          <w:lang w:val="en-US"/>
+        </w:rPr>
+        <w:t>JwtRegisteredClaimNames.Jti</w:t>
+      </w:r>
+      <w:proofErr w:type="spellEnd"/>
+      <w:r>
+        <w:rPr>
+          <w:lang w:val="en-US"/>
+        </w:rPr>
+        <w:t xml:space="preserve">, </w:t>
+      </w:r>
+      <w:proofErr w:type="spellStart"/>
+      <w:r>
+        <w:rPr>
+          <w:lang w:val="en-US"/>
+        </w:rPr>
+        <w:t>Guid.NewGuid</w:t>
+      </w:r>
+      <w:proofErr w:type="spellEnd"/>
+      <w:r>
+        <w:rPr>
+          <w:lang w:val="en-US"/>
+        </w:rPr>
+        <w:t>().</w:t>
+      </w:r>
+      <w:proofErr w:type="spellStart"/>
+      <w:r>
+        <w:rPr>
+          <w:lang w:val="en-US"/>
+        </w:rPr>
+        <w:t>ToString</w:t>
+      </w:r>
+      <w:proofErr w:type="spellEnd"/>
+      <w:r>
+        <w:rPr>
+          <w:lang w:val="en-US"/>
+        </w:rPr>
+        <w:t>())</w:t>
+      </w:r>
+    </w:p>
+    <w:p>
+      <w:pPr>
+        <w:pStyle w:val="aff9"/>
+      </w:pPr>
+      <w:r>
+        <w:rPr>
+          <w:lang w:val="en-US"/>
+        </w:rPr>
+        <w:t xml:space="preserve">    </w:t>
+      </w:r>
+      <w:r>
+        <w:t>};</w:t>
+      </w:r>
+    </w:p>
+    <w:p>
+      <w:pPr>
+        <w:pStyle w:val="aff9"/>
+      </w:pPr>
+    </w:p>
+    <w:p>
+      <w:pPr>
+        <w:pStyle w:val="aff9"/>
+        <w:rPr>
+          <w:lang w:val="en-US"/>
+        </w:rPr>
+      </w:pPr>
+      <w:r>
+        <w:t xml:space="preserve">    </w:t>
+      </w:r>
+      <w:proofErr w:type="spellStart"/>
+      <w:r>
+        <w:rPr>
+          <w:lang w:val="en-US"/>
+        </w:rPr>
+        <w:t>var</w:t>
+      </w:r>
+      <w:proofErr w:type="spellEnd"/>
+      <w:r>
+        <w:rPr>
+          <w:lang w:val="en-US"/>
+        </w:rPr>
+        <w:t xml:space="preserve"> </w:t>
+      </w:r>
+      <w:proofErr w:type="spellStart"/>
+      <w:r>
+        <w:rPr>
+          <w:lang w:val="en-US"/>
+        </w:rPr>
+        <w:t>securityKey</w:t>
+      </w:r>
+      <w:proofErr w:type="spellEnd"/>
+      <w:r>
+        <w:rPr>
+          <w:lang w:val="en-US"/>
+        </w:rPr>
+        <w:t xml:space="preserve"> = new SymmetricSecurityKey(Encoding.UTF</w:t>
+      </w:r>
+      <w:proofErr w:type="gramStart"/>
+      <w:r>
+        <w:rPr>
+          <w:lang w:val="en-US"/>
+        </w:rPr>
+        <w:t>8.GetBytes</w:t>
+      </w:r>
+      <w:proofErr w:type="gramEnd"/>
+      <w:r>
+        <w:rPr>
+          <w:lang w:val="en-US"/>
+        </w:rPr>
+        <w:t>(_configuration["Jwt:Key"]));</w:t>
+      </w:r>
+    </w:p>
+    <w:p>
+      <w:pPr>
+        <w:pStyle w:val="aff9"/>
+        <w:rPr>
+          <w:lang w:val="en-US"/>
+        </w:rPr>
+      </w:pPr>
+      <w:r>
+        <w:rPr>
+          <w:lang w:val="en-US"/>
+        </w:rPr>
+        <w:t xml:space="preserve">    </w:t>
+      </w:r>
+      <w:proofErr w:type="spellStart"/>
+      <w:r>
+        <w:rPr>
+          <w:lang w:val="en-US"/>
+        </w:rPr>
+        <w:t>var</w:t>
+      </w:r>
+      <w:proofErr w:type="spellEnd"/>
+      <w:r>
+        <w:rPr>
+          <w:lang w:val="en-US"/>
+        </w:rPr>
+        <w:t xml:space="preserve"> credentials = new </w:t>
+      </w:r>
+      <w:proofErr w:type="spellStart"/>
+      <w:proofErr w:type="gramStart"/>
+      <w:r>
+        <w:rPr>
+          <w:lang w:val="en-US"/>
+        </w:rPr>
+        <w:t>SigningCredentials</w:t>
+      </w:r>
+      <w:proofErr w:type="spellEnd"/>
+      <w:r>
+        <w:rPr>
+          <w:lang w:val="en-US"/>
+        </w:rPr>
+        <w:t>(</w:t>
+      </w:r>
+      <w:proofErr w:type="spellStart"/>
+      <w:proofErr w:type="gramEnd"/>
+      <w:r>
+        <w:rPr>
+          <w:lang w:val="en-US"/>
+        </w:rPr>
+        <w:t>securityKey</w:t>
+      </w:r>
+      <w:proofErr w:type="spellEnd"/>
+      <w:r>
+        <w:rPr>
+          <w:lang w:val="en-US"/>
+        </w:rPr>
+        <w:t>, SecurityAlgorithms.HmacSha256);</w:t>
+      </w:r>
+    </w:p>
+    <w:p>
+      <w:pPr>
+        <w:pStyle w:val="aff9"/>
+        <w:rPr>
+          <w:lang w:val="en-US"/>
+        </w:rPr>
+      </w:pPr>
+    </w:p>
+    <w:p>
+      <w:pPr>
+        <w:pStyle w:val="aff9"/>
+        <w:rPr>
+          <w:lang w:val="en-US"/>
+        </w:rPr>
+      </w:pPr>
+      <w:r>
+        <w:rPr>
+          <w:lang w:val="en-US"/>
+        </w:rPr>
+        <w:t xml:space="preserve">    </w:t>
+      </w:r>
+      <w:proofErr w:type="spellStart"/>
+      <w:r>
+        <w:rPr>
+          <w:lang w:val="en-US"/>
+        </w:rPr>
+        <w:t>var</w:t>
+      </w:r>
+      <w:proofErr w:type="spellEnd"/>
+      <w:r>
+        <w:rPr>
+          <w:lang w:val="en-US"/>
+        </w:rPr>
+        <w:t xml:space="preserve"> token = new </w:t>
+      </w:r>
+      <w:proofErr w:type="spellStart"/>
+      <w:proofErr w:type="gramStart"/>
+      <w:r>
+        <w:rPr>
+          <w:lang w:val="en-US"/>
+        </w:rPr>
+        <w:t>JwtSecurityToken</w:t>
+      </w:r>
+      <w:proofErr w:type="spellEnd"/>
+      <w:r>
+        <w:rPr>
+          <w:lang w:val="en-US"/>
+        </w:rPr>
+        <w:t>(</w:t>
+      </w:r>
+      <w:proofErr w:type="gramEnd"/>
+    </w:p>
+    <w:p>
+      <w:pPr>
+        <w:pStyle w:val="aff9"/>
+        <w:rPr>
+          <w:lang w:val="en-US"/>
+        </w:rPr>
+      </w:pPr>
+      <w:r>
+        <w:rPr>
+          <w:lang w:val="en-US"/>
+        </w:rPr>
+        <w:t xml:space="preserve">        issuer: _configuration["</w:t>
+      </w:r>
+      <w:proofErr w:type="spellStart"/>
+      <w:proofErr w:type="gramStart"/>
+      <w:r>
+        <w:rPr>
+          <w:lang w:val="en-US"/>
+        </w:rPr>
+        <w:t>Jwt:Issuer</w:t>
+      </w:r>
+      <w:proofErr w:type="spellEnd"/>
+      <w:proofErr w:type="gramEnd"/>
+      <w:r>
+        <w:rPr>
+          <w:lang w:val="en-US"/>
+        </w:rPr>
+        <w:t>"],</w:t>
+      </w:r>
+    </w:p>
+    <w:p>
+      <w:pPr>
+        <w:pStyle w:val="aff9"/>
+        <w:rPr>
+          <w:lang w:val="en-US"/>
+        </w:rPr>
+      </w:pPr>
+      <w:r>
+        <w:rPr>
+          <w:lang w:val="en-US"/>
+        </w:rPr>
+        <w:t xml:space="preserve">        audience: _configuration["Jwt:Audience"],</w:t>
+      </w:r>
+    </w:p>
+    <w:p>
+      <w:pPr>
+        <w:pStyle w:val="aff9"/>
+        <w:rPr>
+          <w:lang w:val="en-US"/>
+        </w:rPr>
+      </w:pPr>
+      <w:r>
+        <w:rPr>
+          <w:lang w:val="en-US"/>
+        </w:rPr>
+        <w:t xml:space="preserve">        claims: claims,</w:t>
+      </w:r>
+    </w:p>
+    <w:p>
+      <w:pPr>
+        <w:pStyle w:val="aff9"/>
+        <w:rPr>
+          <w:lang w:val="en-US"/>
+        </w:rPr>
+      </w:pPr>
+      <w:r>
+        <w:rPr>
+          <w:lang w:val="en-US"/>
+        </w:rPr>
+        <w:t xml:space="preserve">        expires: DateTime.UtcNow.AddHours(2),</w:t>
+      </w:r>
+    </w:p>
+    <w:p>
+      <w:pPr>
+        <w:pStyle w:val="aff9"/>
+        <w:rPr>
+          <w:lang w:val="en-US"/>
+        </w:rPr>
+      </w:pPr>
+      <w:r>
+        <w:rPr>
+          <w:lang w:val="en-US"/>
+        </w:rPr>
+        <w:t xml:space="preserve">        signingCredentials: credentials</w:t>
+      </w:r>
+    </w:p>
+    <w:p>
+      <w:pPr>
+        <w:pStyle w:val="aff9"/>
+      </w:pPr>
+      <w:r>
+        <w:rPr>
+          <w:lang w:val="en-US"/>
+        </w:rPr>
+        <w:t xml:space="preserve">    </w:t>
+      </w:r>
+      <w:r>
+        <w:t>);</w:t>
+      </w:r>
+    </w:p>
+    <w:p>
+      <w:pPr>
+        <w:pStyle w:val="aff9"/>
+      </w:pPr>
+    </w:p>
+    <w:p>
+      <w:pPr>
+        <w:pStyle w:val="aff9"/>
+        <w:rPr>
+          <w:lang w:val="en-US"/>
+        </w:rPr>
+      </w:pPr>
+      <w:r>
+        <w:t xml:space="preserve">    </w:t>
+      </w:r>
+      <w:proofErr w:type="spellStart"/>
+      <w:r>
+        <w:rPr>
+          <w:lang w:val="en-US"/>
+        </w:rPr>
+        <w:t>var</w:t>
+      </w:r>
+      <w:proofErr w:type="spellEnd"/>
+      <w:r>
+        <w:rPr>
+          <w:lang w:val="en-US"/>
+        </w:rPr>
+        <w:t xml:space="preserve"> </w:t>
+      </w:r>
+      <w:proofErr w:type="spellStart"/>
+      <w:r>
+        <w:rPr>
+          <w:lang w:val="en-US"/>
+        </w:rPr>
+        <w:t>tokenString</w:t>
+      </w:r>
+      <w:proofErr w:type="spellEnd"/>
+      <w:r>
+        <w:rPr>
+          <w:lang w:val="en-US"/>
+        </w:rPr>
+        <w:t xml:space="preserve"> = new </w:t>
+      </w:r>
+      <w:proofErr w:type="spellStart"/>
+      <w:r>
+        <w:rPr>
+          <w:lang w:val="en-US"/>
+        </w:rPr>
+        <w:t>JwtSecurityTokenHandler</w:t>
+      </w:r>
+      <w:proofErr w:type="spellEnd"/>
+      <w:r>
+        <w:rPr>
+          <w:lang w:val="en-US"/>
+        </w:rPr>
+        <w:t>(</w:t>
+      </w:r>
+      <w:proofErr w:type="gramStart"/>
+      <w:r>
+        <w:rPr>
+          <w:lang w:val="en-US"/>
+        </w:rPr>
+        <w:t>).</w:t>
+      </w:r>
+      <w:proofErr w:type="spellStart"/>
+      <w:r>
+        <w:rPr>
+          <w:lang w:val="en-US"/>
+        </w:rPr>
+        <w:t>WriteToken</w:t>
+      </w:r>
+      <w:proofErr w:type="spellEnd"/>
+      <w:proofErr w:type="gramEnd"/>
+      <w:r>
+        <w:rPr>
+          <w:lang w:val="en-US"/>
+        </w:rPr>
+        <w:t>(token);</w:t>
+      </w:r>
+    </w:p>
+    <w:p>
+      <w:pPr>
+        <w:pStyle w:val="aff9"/>
+        <w:rPr>
+          <w:lang w:val="en-US"/>
+        </w:rPr>
+      </w:pPr>
+    </w:p>
+    <w:p>
+      <w:pPr>
+        <w:pStyle w:val="aff9"/>
+        <w:rPr>
+          <w:lang w:val="en-US"/>
+        </w:rPr>
+      </w:pPr>
+      <w:r>
+        <w:rPr>
+          <w:lang w:val="en-US"/>
+        </w:rPr>
+        <w:t xml:space="preserve">    return Ok(new </w:t>
+      </w:r>
+    </w:p>
+    <w:p>
+      <w:pPr>
+        <w:pStyle w:val="aff9"/>
+        <w:rPr>
+          <w:lang w:val="en-US"/>
+        </w:rPr>
+      </w:pPr>
+      <w:r>
+        <w:rPr>
+          <w:lang w:val="en-US"/>
+        </w:rPr>
+        <w:t xml:space="preserve">    { </w:t>
+      </w:r>
+    </w:p>
+    <w:p>
+      <w:pPr>
+        <w:pStyle w:val="aff9"/>
+        <w:rPr>
+          <w:lang w:val="en-US"/>
+        </w:rPr>
+      </w:pPr>
+      <w:r>
+        <w:rPr>
+          <w:lang w:val="en-US"/>
+        </w:rPr>
+        <w:t xml:space="preserve">        AccessToken = tokenString,</w:t>
+      </w:r>
+    </w:p>
+    <w:p>
+      <w:pPr>
+        <w:pStyle w:val="aff9"/>
+      </w:pPr>
+      <w:r>
+        <w:rPr>
+          <w:lang w:val="en-US"/>
+        </w:rPr>
+        <w:t xml:space="preserve">        </w:t>
+      </w:r>
+      <w:proofErr w:type="spellStart"/>
+      <w:r>
+        <w:t>Expiration</w:t>
+      </w:r>
+      <w:proofErr w:type="spellEnd"/>
+      <w:r>
+        <w:t xml:space="preserve"> = </w:t>
+      </w:r>
+      <w:proofErr w:type="spellStart"/>
+      <w:proofErr w:type="gramStart"/>
+      <w:r>
+        <w:t>token.ValidTo</w:t>
+      </w:r>
+      <w:proofErr w:type="spellEnd"/>
+      <w:proofErr w:type="gramEnd"/>
+      <w:r>
+        <w:t xml:space="preserve"> </w:t>
+      </w:r>
+    </w:p>
+    <w:p>
+      <w:pPr>
+        <w:pStyle w:val="aff9"/>
+      </w:pPr>
+      <w:r>
+        <w:t xml:space="preserve">    });</w:t>
+      </w:r>
+    </w:p>
+    <w:p>
+      <w:pPr>
+        <w:pStyle w:val="aff9"/>
+      </w:pPr>
+      <w:r>
+        <w:t>}</w:t>
+      </w:r>
+    </w:p>
+    <w:p>
+      <w:pPr>
+        <w:pStyle w:val="a4"/>
+      </w:pPr>
+    </w:p>
+    <w:p>
+      <w:pPr>
         <w:pStyle w:val="ae"/>
         <w:outlineLvl w:val="0"/>
-        <w:rPr>
-          <w:highlight w:val="yellow"/>
-        </w:rPr>
-      </w:pPr>
-      <w:bookmarkStart w:id="17" w:name="_Toc223124584"/>
-      <w:r>
-        <w:rPr>
-          <w:highlight w:val="yellow"/>
-        </w:rPr>
+      </w:pPr>
+      <w:bookmarkStart w:id="17" w:name="_Toc225163612"/>
+      <w:r>
         <w:lastRenderedPageBreak/>
         <w:t>Список использованных источников</w:t>
       </w:r>
@@ -4237,58 +5969,56 @@
         <w:rPr>
           <w:rFonts w:cs="Times New Roman"/>
         </w:rPr>
-        <w:t xml:space="preserve">1. Нужный А. М. Разработка мобильных приложений на языке </w:t>
-      </w:r>
-      <w:r>
-        <w:rPr>
-          <w:rFonts w:cs="Times New Roman"/>
-          <w:lang w:val="en-US"/>
-        </w:rPr>
-        <w:t>Java</w:t>
-      </w:r>
-      <w:r>
-        <w:rPr>
-          <w:rFonts w:cs="Times New Roman"/>
-        </w:rPr>
-        <w:t xml:space="preserve"> с использованием </w:t>
-      </w:r>
-      <w:r>
-        <w:rPr>
-          <w:rFonts w:cs="Times New Roman"/>
-          <w:lang w:val="en-US"/>
-        </w:rPr>
-        <w:t>Android</w:t>
-      </w:r>
-      <w:r>
-        <w:rPr>
-          <w:rFonts w:cs="Times New Roman"/>
-        </w:rPr>
+        <w:t xml:space="preserve">1. </w:t>
+      </w:r>
+      <w:proofErr w:type="spellStart"/>
+      <w:r>
+        <w:t>Лок</w:t>
+      </w:r>
+      <w:proofErr w:type="spellEnd"/>
+      <w:r>
+        <w:t xml:space="preserve"> Э. ASP.NET </w:t>
+      </w:r>
+      <w:proofErr w:type="spellStart"/>
+      <w:r>
+        <w:t>Core</w:t>
+      </w:r>
+      <w:proofErr w:type="spellEnd"/>
+      <w:r>
+        <w:t xml:space="preserve"> в </w:t>
+      </w:r>
+      <w:proofErr w:type="gramStart"/>
+      <w:r>
+        <w:t>действии :</w:t>
+      </w:r>
+      <w:proofErr w:type="gramEnd"/>
+      <w:r>
+        <w:t xml:space="preserve"> учебное пособие / Э. </w:t>
+      </w:r>
+      <w:proofErr w:type="spellStart"/>
+      <w:r>
+        <w:t>Лок</w:t>
+      </w:r>
+      <w:proofErr w:type="spellEnd"/>
+      <w:r>
+        <w:t xml:space="preserve">. – </w:t>
+      </w:r>
+      <w:proofErr w:type="gramStart"/>
+      <w:r>
+        <w:t>Москва :</w:t>
+      </w:r>
+      <w:proofErr w:type="gramEnd"/>
+      <w:r>
+        <w:t xml:space="preserve"> ДМК Пресс, 2024. – 986 с. – URL: </w:t>
+      </w:r>
+      <w:r>
+        <w:t>https://e.lanbook.com/book/464255</w:t>
+      </w:r>
+      <w:r>
         <w:t xml:space="preserve"> </w:t>
       </w:r>
       <w:r>
-        <w:rPr>
-          <w:rFonts w:cs="Times New Roman"/>
-          <w:lang w:val="en-US"/>
-        </w:rPr>
-        <w:t>Studio</w:t>
-      </w:r>
-      <w:r>
-        <w:rPr>
-          <w:rFonts w:cs="Times New Roman"/>
-        </w:rPr>
-        <w:t xml:space="preserve"> : учебное пособие / А. М. Нужный, Н. И. Гребенникова, В. В. Сафронов. – Воронеж : </w:t>
-      </w:r>
-      <w:r>
-        <w:t>ФГБОУ ВО «Воронежский государственный технический университет»</w:t>
-      </w:r>
-      <w:r>
-        <w:rPr>
-          <w:rFonts w:cs="Times New Roman"/>
-        </w:rPr>
-        <w:t xml:space="preserve">, 2020. – 93 с. – URL: https://cchgeu.ru/upload/iblock/bbb/gybsukwp8a96mlmex3q865xflvd02gei/Uchebn_posobie-Razrabotka-mobilnykh-prilozheniy-na-yazyke-JAVA-s-ispolzovaniem-ANDROID-STUDIO.pdf.pdf (дата обращения: 08.05.2025). – </w:t>
-      </w:r>
-      <w:r>
-        <w:t>Режим доступа: свободный. – Текст: электронный.</w:t>
+        <w:t>(дата обращения: 01.02.2026). – Режим доступа: свободный. – Текст: электронный.</w:t>
       </w:r>
     </w:p>
     <w:p>
@@ -4302,7 +6032,64 @@
         <w:rPr>
           <w:rFonts w:cs="Times New Roman"/>
         </w:rPr>
-        <w:t>2. Полищук Ю. В. Базы данных и их безопасность : учебное пособие / Ю. В. Полищук, А. С. Боровский. – Москва : Академия, 2020. – 256 с. – URL: https://znanium.ru/catalog/document?id=442962/ (дата обращения: 08.05.2025). – Режим доступа: для зарегистрир. пользователей по подписке. – Текст: электронный.</w:t>
+        <w:t xml:space="preserve">2. </w:t>
+      </w:r>
+      <w:r>
+        <w:t xml:space="preserve">Ананченко И. В. </w:t>
+      </w:r>
+      <w:proofErr w:type="spellStart"/>
+      <w:r>
+        <w:t>Контейнеризатор</w:t>
+      </w:r>
+      <w:proofErr w:type="spellEnd"/>
+      <w:r>
+        <w:t xml:space="preserve"> приложений </w:t>
+      </w:r>
+      <w:proofErr w:type="spellStart"/>
+      <w:r>
+        <w:t>docker</w:t>
+      </w:r>
+      <w:proofErr w:type="spellEnd"/>
+      <w:r>
+        <w:t xml:space="preserve"> — установка, настройка, основы управления приложениями в средах с поддержкой </w:t>
+      </w:r>
+      <w:proofErr w:type="gramStart"/>
+      <w:r>
+        <w:t>контейнеризации :</w:t>
+      </w:r>
+      <w:proofErr w:type="gramEnd"/>
+      <w:r>
+        <w:t xml:space="preserve"> учебное пособие / И. В. Ананченко, Т. В. </w:t>
+      </w:r>
+      <w:proofErr w:type="spellStart"/>
+      <w:r>
+        <w:t>Зудилова</w:t>
+      </w:r>
+      <w:proofErr w:type="spellEnd"/>
+      <w:r>
+        <w:t>, С. Е. Иванов. – Санкт-</w:t>
+      </w:r>
+      <w:proofErr w:type="gramStart"/>
+      <w:r>
+        <w:t>Петербург :</w:t>
+      </w:r>
+      <w:proofErr w:type="gramEnd"/>
+      <w:r>
+        <w:t xml:space="preserve"> Санкт-Петербургский национальный исследовательский университет информационных технологий, механики и оптики, 2023. – 54 с. – URL: </w:t>
+      </w:r>
+      <w:r>
+        <w:t>https://e.lanbook.com/book/460064</w:t>
+      </w:r>
+      <w:r>
+        <w:t xml:space="preserve"> (дата обращения: 03.02.2026). – Режим доступа: для </w:t>
+      </w:r>
+      <w:proofErr w:type="spellStart"/>
+      <w:r>
+        <w:t>зарегистрир</w:t>
+      </w:r>
+      <w:proofErr w:type="spellEnd"/>
+      <w:r>
+        <w:t>. пользователей. – Текст: электронный.</w:t>
       </w:r>
     </w:p>
     <w:p>
@@ -4318,8 +6105,70 @@
         </w:rPr>
         <w:t xml:space="preserve">3. </w:t>
       </w:r>
-      <w:r>
-        <w:t>Android Developers. Официальная документация по разработке мобильных приложений на Android [Сайт]. – URL: https://developer.android.com (дата обращения: 08.05.2025). – Режим доступа: свободный. – Текст: электронный.</w:t>
+      <w:proofErr w:type="spellStart"/>
+      <w:r>
+        <w:t>Годзурас</w:t>
+      </w:r>
+      <w:proofErr w:type="spellEnd"/>
+      <w:r>
+        <w:t xml:space="preserve"> Э. </w:t>
+      </w:r>
+      <w:proofErr w:type="spellStart"/>
+      <w:r>
+        <w:t>Docker</w:t>
+      </w:r>
+      <w:proofErr w:type="spellEnd"/>
+      <w:r>
+        <w:t xml:space="preserve"> </w:t>
+      </w:r>
+      <w:proofErr w:type="spellStart"/>
+      <w:r>
+        <w:t>Compose</w:t>
+      </w:r>
+      <w:proofErr w:type="spellEnd"/>
+      <w:r>
+        <w:t xml:space="preserve"> для </w:t>
+      </w:r>
+      <w:proofErr w:type="gramStart"/>
+      <w:r>
+        <w:t>разработчика :</w:t>
+      </w:r>
+      <w:proofErr w:type="gramEnd"/>
+      <w:r>
+        <w:t xml:space="preserve"> руководство / Э. </w:t>
+      </w:r>
+      <w:proofErr w:type="spellStart"/>
+      <w:r>
+        <w:t>Годзурас</w:t>
+      </w:r>
+      <w:proofErr w:type="spellEnd"/>
+      <w:r>
+        <w:t xml:space="preserve"> ; пер. с англ. А. Н. Киселева. – </w:t>
+      </w:r>
+      <w:proofErr w:type="gramStart"/>
+      <w:r>
+        <w:t>Москва :</w:t>
+      </w:r>
+      <w:proofErr w:type="gramEnd"/>
+      <w:r>
+        <w:t xml:space="preserve"> ДМК Пресс, 2023. – 220 с. – URL: </w:t>
+      </w:r>
+      <w:r>
+        <w:t>https://e.lanbook.com/book/348110/</w:t>
+      </w:r>
+      <w:r>
+        <w:t xml:space="preserve"> (дата обращения: 10.02.2026). – Режим доступа: для </w:t>
+      </w:r>
+      <w:proofErr w:type="spellStart"/>
+      <w:r>
+        <w:t>зарегистрир</w:t>
+      </w:r>
+      <w:proofErr w:type="spellEnd"/>
+      <w:r>
+        <w:t>. пользователей. – Текст: электронный</w:t>
+      </w:r>
+      <w:r>
+        <w:t>.</w:t>
       </w:r>
     </w:p>
     <w:p>
@@ -4327,7 +6176,62 @@
         <w:pStyle w:val="a4"/>
       </w:pPr>
       <w:r>
-        <w:t>4. Murach J. Murach’s PHP and MySQL : учебное пособие / Дж. Мурах, Р. Харрис ; пер. с англ. – 4-е изд. – Санкт-Петербург : Питер, 2021. – 620 с. – URL: https://www.murach.com/shop/murach-s-php-and-mysql-4th-edition-detail/ (дата обращения: 08.05.2025). – Режим доступа: для зарегистрир. пользователей. – Текст: электронный.</w:t>
+        <w:t xml:space="preserve">4. </w:t>
+      </w:r>
+      <w:r>
+        <w:t xml:space="preserve">Леон У. Разработка веб-приложения </w:t>
+      </w:r>
+      <w:proofErr w:type="spellStart"/>
+      <w:r>
+        <w:t>GraphQL</w:t>
+      </w:r>
+      <w:proofErr w:type="spellEnd"/>
+      <w:r>
+        <w:t xml:space="preserve"> с </w:t>
+      </w:r>
+      <w:proofErr w:type="spellStart"/>
+      <w:r>
+        <w:t>React</w:t>
+      </w:r>
+      <w:proofErr w:type="spellEnd"/>
+      <w:r>
+        <w:t>, Node.js и Neo4</w:t>
+      </w:r>
+      <w:proofErr w:type="gramStart"/>
+      <w:r>
+        <w:t>j :</w:t>
+      </w:r>
+      <w:proofErr w:type="gramEnd"/>
+      <w:r>
+        <w:t xml:space="preserve"> руководство / У. Леон ; пер. с англ. А. Н. Киселева. – </w:t>
+      </w:r>
+      <w:proofErr w:type="gramStart"/>
+      <w:r>
+        <w:t>Москва :</w:t>
+      </w:r>
+      <w:proofErr w:type="gramEnd"/>
+      <w:r>
+        <w:t xml:space="preserve"> ДМК Пресс, 2023. – 262 с. – URL:</w:t>
+      </w:r>
+      <w:r>
+        <w:t xml:space="preserve"> https://e.lanbook.com/book/314975</w:t>
+      </w:r>
+      <w:r>
+        <w:t xml:space="preserve"> </w:t>
+      </w:r>
+      <w:r>
+        <w:t>(дата обращения: 05.02</w:t>
+      </w:r>
+      <w:r>
+        <w:t xml:space="preserve">.2026). – Режим доступа: для </w:t>
+      </w:r>
+      <w:proofErr w:type="spellStart"/>
+      <w:r>
+        <w:t>зарегистрир</w:t>
+      </w:r>
+      <w:proofErr w:type="spellEnd"/>
+      <w:r>
+        <w:t>. пользователей. – Текст: электронный.</w:t>
       </w:r>
     </w:p>
     <w:p>
@@ -4337,14 +6241,78 @@
           <w:rFonts w:cs="Times New Roman"/>
         </w:rPr>
       </w:pPr>
+      <w:proofErr w:type="gramStart"/>
       <w:r>
         <w:rPr>
           <w:rFonts w:cs="Times New Roman"/>
         </w:rPr>
         <w:t>5 .</w:t>
       </w:r>
-      <w:r>
-        <w:t xml:space="preserve"> MySQL. Официальная документация по работе с базами данных [Сайт]. – URL: https://dev.mysql.com/doc/ (дата обращения: 30.04.2025). – Режим свободный. – Текст: электронный.</w:t>
+      <w:proofErr w:type="gramEnd"/>
+      <w:r>
+        <w:t xml:space="preserve"> </w:t>
+      </w:r>
+      <w:proofErr w:type="spellStart"/>
+      <w:r>
+        <w:t>Гильванов</w:t>
+      </w:r>
+      <w:proofErr w:type="spellEnd"/>
+      <w:r>
+        <w:t xml:space="preserve"> Р. Г. Программирование на языке </w:t>
+      </w:r>
+      <w:proofErr w:type="gramStart"/>
+      <w:r>
+        <w:t>C# :</w:t>
+      </w:r>
+      <w:proofErr w:type="gramEnd"/>
+      <w:r>
+        <w:t xml:space="preserve"> учебное пособие / Р. Г. </w:t>
+      </w:r>
+      <w:proofErr w:type="spellStart"/>
+      <w:r>
+        <w:t>Гильванов</w:t>
+      </w:r>
+      <w:proofErr w:type="spellEnd"/>
+      <w:r>
+        <w:t xml:space="preserve">, Л. М. Божко, А. Д. </w:t>
+      </w:r>
+      <w:proofErr w:type="spellStart"/>
+      <w:r>
+        <w:t>Хомоненко</w:t>
+      </w:r>
+      <w:proofErr w:type="spellEnd"/>
+      <w:r>
+        <w:t xml:space="preserve">, И. Д. </w:t>
+      </w:r>
+      <w:proofErr w:type="spellStart"/>
+      <w:r>
+        <w:t>Липанов</w:t>
+      </w:r>
+      <w:proofErr w:type="spellEnd"/>
+      <w:r>
+        <w:t>. – Санкт-</w:t>
+      </w:r>
+      <w:proofErr w:type="gramStart"/>
+      <w:r>
+        <w:t>Петербург :</w:t>
+      </w:r>
+      <w:proofErr w:type="gramEnd"/>
+      <w:r>
+        <w:t xml:space="preserve"> Петербургский государственный университет путей сообщения Императора Александра I, 2024. – 89 с. – URL: </w:t>
+      </w:r>
+      <w:r>
+        <w:t>https://e.lanbook.com/book/439523</w:t>
+      </w:r>
+      <w:r>
+        <w:t xml:space="preserve"> (дата обращения: 23.03.2026). – Режим доступа: для </w:t>
+      </w:r>
+      <w:proofErr w:type="spellStart"/>
+      <w:r>
+        <w:t>зарегистрир</w:t>
+      </w:r>
+      <w:proofErr w:type="spellEnd"/>
+      <w:r>
+        <w:t>. пользователей. – Текст: электронный.</w:t>
       </w:r>
     </w:p>
     <w:p/>
@@ -4409,7 +6377,7 @@
           <w:rPr>
             <w:noProof/>
           </w:rPr>
-          <w:t>12</w:t>
+          <w:t>2</w:t>
         </w:r>
         <w:r>
           <w:fldChar w:fldCharType="end"/>
@@ -23194,6 +25162,18 @@
       <w:szCs w:val="40"/>
     </w:rPr>
   </w:style>
+  <w:style w:type="character" w:styleId="afffb">
+    <w:name w:val="FollowedHyperlink"/>
+    <w:basedOn w:val="a5"/>
+    <w:uiPriority w:val="99"/>
+    <w:semiHidden/>
+    <w:unhideWhenUsed/>
+    <w:rsid w:val="00B7711E"/>
+    <w:rPr>
+      <w:color w:val="96607D" w:themeColor="followedHyperlink"/>
+      <w:u w:val="single"/>
+    </w:rPr>
+  </w:style>
 </w:styles>
 </file>
 
@@ -23410,7 +25390,7 @@
 </file>
 
 <file path=customXml/itemProps1.xml><?xml version="1.0" encoding="utf-8"?>
-<ds:datastoreItem xmlns:ds="http://schemas.openxmlformats.org/officeDocument/2006/customXml" ds:itemID="{01D159BA-AD9A-4B04-980D-BBFAE9E3ECE9}">
+<ds:datastoreItem xmlns:ds="http://schemas.openxmlformats.org/officeDocument/2006/customXml" ds:itemID="{5EEF1DA5-4599-4B49-833F-867BD3DE9C00}">
   <ds:schemaRefs>
     <ds:schemaRef ds:uri="http://schemas.openxmlformats.org/officeDocument/2006/bibliography"/>
   </ds:schemaRefs>

--- a/Техотчёт_ПМ04.docx
+++ b/Техотчёт_ПМ04.docx
@@ -362,6 +362,7 @@
               <w14:ligatures w14:val="none"/>
             </w:rPr>
           </w:pPr>
+          <w:bookmarkStart w:id="0" w:name="_GoBack"/>
           <w:r>
             <w:rPr>
               <w:rFonts w:eastAsia="Times New Roman" w:cs="Times New Roman"/>
@@ -406,6 +407,7 @@
             <w:rPr>
               <w:rFonts w:eastAsia="Times New Roman" w:cs="Times New Roman"/>
               <w:szCs w:val="28"/>
+              <w:u w:val="single"/>
               <w:lang w:eastAsia="ru-RU"/>
               <w14:ligatures w14:val="none"/>
             </w:rPr>
@@ -415,6 +417,7 @@
               <w:rFonts w:eastAsia="Times New Roman" w:cs="Times New Roman"/>
               <w:bCs/>
               <w:szCs w:val="28"/>
+              <w:u w:val="single"/>
               <w:lang w:eastAsia="ru-RU"/>
               <w14:ligatures w14:val="none"/>
             </w:rPr>
@@ -424,10 +427,11 @@
             <w:rPr>
               <w:rFonts w:eastAsia="Times New Roman" w:cs="Times New Roman"/>
               <w:szCs w:val="28"/>
+              <w:u w:val="single"/>
               <w:lang w:eastAsia="ru-RU"/>
               <w14:ligatures w14:val="none"/>
             </w:rPr>
-            <w:t xml:space="preserve"> ____________</w:t>
+            <w:t xml:space="preserve"> ______</w:t>
           </w:r>
         </w:p>
         <w:p>
@@ -489,9 +493,18 @@
               <w:lang w:eastAsia="ru-RU"/>
               <w14:ligatures w14:val="none"/>
             </w:rPr>
-            <w:t>«_</w:t>
+            <w:t>«</w:t>
           </w:r>
-          <w:proofErr w:type="gramStart"/>
+          <w:r>
+            <w:rPr>
+              <w:rFonts w:eastAsia="Times New Roman" w:cs="Times New Roman"/>
+              <w:szCs w:val="28"/>
+              <w:u w:val="single"/>
+              <w:lang w:eastAsia="ru-RU"/>
+              <w14:ligatures w14:val="none"/>
+            </w:rPr>
+            <w:t>__</w:t>
+          </w:r>
           <w:r>
             <w:rPr>
               <w:rFonts w:eastAsia="Times New Roman" w:cs="Times New Roman"/>
@@ -499,9 +512,27 @@
               <w:lang w:eastAsia="ru-RU"/>
               <w14:ligatures w14:val="none"/>
             </w:rPr>
-            <w:t>_»_</w:t>
+            <w:t>»</w:t>
           </w:r>
-          <w:proofErr w:type="gramEnd"/>
+          <w:r>
+            <w:rPr>
+              <w:rFonts w:eastAsia="Times New Roman" w:cs="Times New Roman"/>
+              <w:szCs w:val="28"/>
+              <w:lang w:val="en-US" w:eastAsia="ru-RU"/>
+              <w14:ligatures w14:val="none"/>
+            </w:rPr>
+            <w:t xml:space="preserve"> </w:t>
+          </w:r>
+          <w:r>
+            <w:rPr>
+              <w:rFonts w:eastAsia="Times New Roman" w:cs="Times New Roman"/>
+              <w:szCs w:val="28"/>
+              <w:u w:val="single"/>
+              <w:lang w:eastAsia="ru-RU"/>
+              <w14:ligatures w14:val="none"/>
+            </w:rPr>
+            <w:t xml:space="preserve">_________ </w:t>
+          </w:r>
           <w:r>
             <w:rPr>
               <w:rFonts w:eastAsia="Times New Roman" w:cs="Times New Roman"/>
@@ -509,9 +540,29 @@
               <w:lang w:eastAsia="ru-RU"/>
               <w14:ligatures w14:val="none"/>
             </w:rPr>
-            <w:t>________ 20__г.</w:t>
+            <w:t>20</w:t>
+          </w:r>
+          <w:r>
+            <w:rPr>
+              <w:rFonts w:eastAsia="Times New Roman" w:cs="Times New Roman"/>
+              <w:szCs w:val="28"/>
+              <w:u w:val="single"/>
+              <w:lang w:eastAsia="ru-RU"/>
+              <w14:ligatures w14:val="none"/>
+            </w:rPr>
+            <w:t>__</w:t>
+          </w:r>
+          <w:r>
+            <w:rPr>
+              <w:rFonts w:eastAsia="Times New Roman" w:cs="Times New Roman"/>
+              <w:szCs w:val="28"/>
+              <w:lang w:eastAsia="ru-RU"/>
+              <w14:ligatures w14:val="none"/>
+            </w:rPr>
+            <w:t>г.</w:t>
           </w:r>
         </w:p>
+        <w:bookmarkEnd w:id="0"/>
         <w:p>
           <w:pPr>
             <w:widowControl w:val="0"/>
@@ -619,7 +670,6 @@
               <w:sz w:val="56"/>
               <w:szCs w:val="24"/>
               <w:u w:val="single"/>
-              <w:lang w:val="en-US"/>
               <w14:ligatures w14:val="none"/>
             </w:rPr>
             <w:t>4</w:t>
@@ -739,14 +789,24 @@
                   </w:rPr>
                   <w:t xml:space="preserve">09.02.07. </w:t>
                 </w:r>
-                <w:bookmarkStart w:id="0" w:name="_GoBack"/>
                 <w:r>
                   <w:rPr>
                     <w:rStyle w:val="30"/>
+                    <w:b w:val="0"/>
+                    <w:sz w:val="40"/>
                   </w:rPr>
                   <w:t>26ТО02</w:t>
                 </w:r>
-                <w:bookmarkEnd w:id="0"/>
+                <w:r>
+                  <w:rPr>
+                    <w:rFonts w:eastAsia="Times New Roman" w:cs="Times New Roman"/>
+                    <w:sz w:val="44"/>
+                    <w:szCs w:val="40"/>
+                    <w:lang w:eastAsia="ru-RU"/>
+                    <w14:ligatures w14:val="none"/>
+                  </w:rPr>
+                  <w:t xml:space="preserve">. </w:t>
+                </w:r>
                 <w:r>
                   <w:rPr>
                     <w:rFonts w:eastAsia="Times New Roman" w:cs="Times New Roman"/>
@@ -755,7 +815,7 @@
                     <w:lang w:eastAsia="ru-RU"/>
                     <w14:ligatures w14:val="none"/>
                   </w:rPr>
-                  <w:t>. 021 ПЗ</w:t>
+                  <w:t>021 ПЗ</w:t>
                 </w:r>
               </w:p>
             </w:tc>
@@ -6377,7 +6437,7 @@
           <w:rPr>
             <w:noProof/>
           </w:rPr>
-          <w:t>2</w:t>
+          <w:t>4</w:t>
         </w:r>
         <w:r>
           <w:fldChar w:fldCharType="end"/>
@@ -25390,7 +25450,7 @@
 </file>
 
 <file path=customXml/itemProps1.xml><?xml version="1.0" encoding="utf-8"?>
-<ds:datastoreItem xmlns:ds="http://schemas.openxmlformats.org/officeDocument/2006/customXml" ds:itemID="{5EEF1DA5-4599-4B49-833F-867BD3DE9C00}">
+<ds:datastoreItem xmlns:ds="http://schemas.openxmlformats.org/officeDocument/2006/customXml" ds:itemID="{FDACFF4F-BB92-4979-9718-504F8B15387C}">
   <ds:schemaRefs>
     <ds:schemaRef ds:uri="http://schemas.openxmlformats.org/officeDocument/2006/bibliography"/>
   </ds:schemaRefs>

--- a/Техотчёт_ПМ04.docx
+++ b/Техотчёт_ПМ04.docx
@@ -356,19 +356,12 @@
               <w:tab w:val="left" w:pos="9360"/>
             </w:tabs>
             <w:rPr>
-              <w:rFonts w:eastAsia="Times New Roman" w:cs="Times New Roman"/>
               <w:szCs w:val="28"/>
-              <w:lang w:eastAsia="ru-RU"/>
-              <w14:ligatures w14:val="none"/>
             </w:rPr>
           </w:pPr>
-          <w:bookmarkStart w:id="0" w:name="_GoBack"/>
           <w:r>
             <w:rPr>
-              <w:rFonts w:eastAsia="Times New Roman" w:cs="Times New Roman"/>
               <w:szCs w:val="28"/>
-              <w:lang w:eastAsia="ru-RU"/>
-              <w14:ligatures w14:val="none"/>
             </w:rPr>
             <w:t>СОГЛАСОВАНО</w:t>
           </w:r>
@@ -381,18 +374,12 @@
               <w:tab w:val="left" w:pos="9360"/>
             </w:tabs>
             <w:rPr>
-              <w:rFonts w:eastAsia="Times New Roman" w:cs="Times New Roman"/>
               <w:szCs w:val="28"/>
-              <w:lang w:eastAsia="ru-RU"/>
-              <w14:ligatures w14:val="none"/>
             </w:rPr>
           </w:pPr>
           <w:r>
             <w:rPr>
-              <w:rFonts w:eastAsia="Times New Roman" w:cs="Times New Roman"/>
               <w:szCs w:val="28"/>
-              <w:lang w:eastAsia="ru-RU"/>
-              <w14:ligatures w14:val="none"/>
             </w:rPr>
             <w:t>Рук. предприятия</w:t>
           </w:r>
@@ -405,33 +392,21 @@
               <w:tab w:val="left" w:pos="9360"/>
             </w:tabs>
             <w:rPr>
-              <w:rFonts w:eastAsia="Times New Roman" w:cs="Times New Roman"/>
               <w:szCs w:val="28"/>
-              <w:u w:val="single"/>
-              <w:lang w:eastAsia="ru-RU"/>
-              <w14:ligatures w14:val="none"/>
             </w:rPr>
           </w:pPr>
           <w:r>
             <w:rPr>
-              <w:rFonts w:eastAsia="Times New Roman" w:cs="Times New Roman"/>
               <w:bCs/>
               <w:szCs w:val="28"/>
-              <w:u w:val="single"/>
-              <w:lang w:eastAsia="ru-RU"/>
-              <w14:ligatures w14:val="none"/>
             </w:rPr>
             <w:t>___________</w:t>
           </w:r>
           <w:r>
             <w:rPr>
-              <w:rFonts w:eastAsia="Times New Roman" w:cs="Times New Roman"/>
               <w:szCs w:val="28"/>
-              <w:u w:val="single"/>
-              <w:lang w:eastAsia="ru-RU"/>
-              <w14:ligatures w14:val="none"/>
             </w:rPr>
-            <w:t xml:space="preserve"> ______</w:t>
+            <w:t xml:space="preserve"> ____________</w:t>
           </w:r>
         </w:p>
         <w:p>
@@ -443,31 +418,56 @@
               <w:tab w:val="left" w:pos="9360"/>
             </w:tabs>
             <w:rPr>
-              <w:rFonts w:eastAsia="Times New Roman" w:cs="Times New Roman"/>
               <w:sz w:val="22"/>
-              <w:lang w:eastAsia="ru-RU"/>
-              <w14:ligatures w14:val="none"/>
             </w:rPr>
           </w:pPr>
           <w:r>
             <w:rPr>
-              <w:rFonts w:eastAsia="Times New Roman" w:cs="Times New Roman"/>
               <w:sz w:val="22"/>
-              <w:lang w:eastAsia="ru-RU"/>
-              <w14:ligatures w14:val="none"/>
             </w:rPr>
             <w:tab/>
-            <w:t>(Подпись)</w:t>
           </w:r>
           <w:r>
             <w:rPr>
-              <w:rFonts w:eastAsia="Times New Roman" w:cs="Times New Roman"/>
               <w:sz w:val="22"/>
-              <w:lang w:eastAsia="ru-RU"/>
-              <w14:ligatures w14:val="none"/>
+            </w:rPr>
+            <w:t>(</w:t>
+          </w:r>
+          <w:r>
+            <w:rPr>
+              <w:sz w:val="22"/>
+            </w:rPr>
+            <w:t>Подпись</w:t>
+          </w:r>
+          <w:r>
+            <w:rPr>
+              <w:sz w:val="22"/>
+            </w:rPr>
+            <w:t>)</w:t>
+          </w:r>
+          <w:r>
+            <w:rPr>
+              <w:sz w:val="22"/>
             </w:rPr>
             <w:tab/>
-            <w:t>(И.О. Фамилия)</w:t>
+          </w:r>
+          <w:r>
+            <w:rPr>
+              <w:sz w:val="22"/>
+            </w:rPr>
+            <w:t>(</w:t>
+          </w:r>
+          <w:r>
+            <w:rPr>
+              <w:sz w:val="22"/>
+            </w:rPr>
+            <w:t>И.О. Фамилия</w:t>
+          </w:r>
+          <w:r>
+            <w:rPr>
+              <w:sz w:val="22"/>
+            </w:rPr>
+            <w:t>)</w:t>
           </w:r>
         </w:p>
         <w:p>
@@ -480,93 +480,69 @@
               <w:tab w:val="left" w:pos="9360"/>
             </w:tabs>
             <w:rPr>
-              <w:rFonts w:eastAsia="Times New Roman" w:cs="Times New Roman"/>
               <w:szCs w:val="28"/>
-              <w:lang w:eastAsia="ru-RU"/>
-              <w14:ligatures w14:val="none"/>
             </w:rPr>
           </w:pPr>
           <w:r>
             <w:rPr>
-              <w:rFonts w:eastAsia="Times New Roman" w:cs="Times New Roman"/>
               <w:szCs w:val="28"/>
-              <w:lang w:eastAsia="ru-RU"/>
-              <w14:ligatures w14:val="none"/>
             </w:rPr>
             <w:t>«</w:t>
           </w:r>
           <w:r>
             <w:rPr>
-              <w:rFonts w:eastAsia="Times New Roman" w:cs="Times New Roman"/>
               <w:szCs w:val="28"/>
-              <w:u w:val="single"/>
-              <w:lang w:eastAsia="ru-RU"/>
-              <w14:ligatures w14:val="none"/>
+            </w:rPr>
+            <w:t>_</w:t>
+          </w:r>
+          <w:proofErr w:type="gramStart"/>
+          <w:r>
+            <w:rPr>
+              <w:szCs w:val="28"/>
+            </w:rPr>
+            <w:t>_</w:t>
+          </w:r>
+          <w:r>
+            <w:rPr>
+              <w:szCs w:val="28"/>
+            </w:rPr>
+            <w:t>»</w:t>
+          </w:r>
+          <w:r>
+            <w:rPr>
+              <w:szCs w:val="28"/>
+            </w:rPr>
+            <w:t>_</w:t>
+          </w:r>
+          <w:proofErr w:type="gramEnd"/>
+          <w:r>
+            <w:rPr>
+              <w:szCs w:val="28"/>
+            </w:rPr>
+            <w:t>________</w:t>
+          </w:r>
+          <w:r>
+            <w:rPr>
+              <w:szCs w:val="28"/>
+            </w:rPr>
+            <w:t xml:space="preserve"> 20</w:t>
+          </w:r>
+          <w:r>
+            <w:rPr>
+              <w:szCs w:val="28"/>
             </w:rPr>
             <w:t>__</w:t>
           </w:r>
           <w:r>
             <w:rPr>
-              <w:rFonts w:eastAsia="Times New Roman" w:cs="Times New Roman"/>
               <w:szCs w:val="28"/>
-              <w:lang w:eastAsia="ru-RU"/>
-              <w14:ligatures w14:val="none"/>
-            </w:rPr>
-            <w:t>»</w:t>
-          </w:r>
-          <w:r>
-            <w:rPr>
-              <w:rFonts w:eastAsia="Times New Roman" w:cs="Times New Roman"/>
-              <w:szCs w:val="28"/>
-              <w:lang w:val="en-US" w:eastAsia="ru-RU"/>
-              <w14:ligatures w14:val="none"/>
-            </w:rPr>
-            <w:t xml:space="preserve"> </w:t>
-          </w:r>
-          <w:r>
-            <w:rPr>
-              <w:rFonts w:eastAsia="Times New Roman" w:cs="Times New Roman"/>
-              <w:szCs w:val="28"/>
-              <w:u w:val="single"/>
-              <w:lang w:eastAsia="ru-RU"/>
-              <w14:ligatures w14:val="none"/>
-            </w:rPr>
-            <w:t xml:space="preserve">_________ </w:t>
-          </w:r>
-          <w:r>
-            <w:rPr>
-              <w:rFonts w:eastAsia="Times New Roman" w:cs="Times New Roman"/>
-              <w:szCs w:val="28"/>
-              <w:lang w:eastAsia="ru-RU"/>
-              <w14:ligatures w14:val="none"/>
-            </w:rPr>
-            <w:t>20</w:t>
-          </w:r>
-          <w:r>
-            <w:rPr>
-              <w:rFonts w:eastAsia="Times New Roman" w:cs="Times New Roman"/>
-              <w:szCs w:val="28"/>
-              <w:u w:val="single"/>
-              <w:lang w:eastAsia="ru-RU"/>
-              <w14:ligatures w14:val="none"/>
-            </w:rPr>
-            <w:t>__</w:t>
-          </w:r>
-          <w:r>
-            <w:rPr>
-              <w:rFonts w:eastAsia="Times New Roman" w:cs="Times New Roman"/>
-              <w:szCs w:val="28"/>
-              <w:lang w:eastAsia="ru-RU"/>
-              <w14:ligatures w14:val="none"/>
             </w:rPr>
             <w:t>г.</w:t>
           </w:r>
         </w:p>
-        <w:bookmarkEnd w:id="0"/>
         <w:p>
           <w:pPr>
             <w:widowControl w:val="0"/>
-            <w:jc w:val="center"/>
             <w:rPr>
               <w:rFonts w:eastAsia="Times New Roman" w:cs="Times New Roman"/>
               <w:sz w:val="24"/>
@@ -579,7 +555,6 @@
         <w:p>
           <w:pPr>
             <w:widowControl w:val="0"/>
-            <w:jc w:val="center"/>
             <w:rPr>
               <w:rFonts w:eastAsia="Times New Roman" w:cs="Times New Roman"/>
               <w:sz w:val="24"/>
@@ -588,6 +563,8 @@
               <w14:ligatures w14:val="none"/>
             </w:rPr>
           </w:pPr>
+          <w:bookmarkStart w:id="0" w:name="_GoBack"/>
+          <w:bookmarkEnd w:id="0"/>
         </w:p>
         <w:p>
           <w:pPr>
@@ -1486,7 +1463,7 @@
             </w:rPr>
             <w:fldChar w:fldCharType="separate"/>
           </w:r>
-          <w:hyperlink w:anchor="_Toc225163601" w:history="1">
+          <w:hyperlink w:anchor="_Toc226654910" w:history="1">
             <w:r>
               <w:rPr>
                 <w:rStyle w:val="aff"/>
@@ -1513,7 +1490,7 @@
                 <w:noProof/>
                 <w:webHidden/>
               </w:rPr>
-              <w:instrText xml:space="preserve"> PAGEREF _Toc225163601 \h </w:instrText>
+              <w:instrText xml:space="preserve"> PAGEREF _Toc226654910 \h </w:instrText>
             </w:r>
             <w:r>
               <w:rPr>
@@ -1555,7 +1532,7 @@
               <w14:ligatures w14:val="none"/>
             </w:rPr>
           </w:pPr>
-          <w:hyperlink w:anchor="_Toc225163602" w:history="1">
+          <w:hyperlink w:anchor="_Toc226654911" w:history="1">
             <w:r>
               <w:rPr>
                 <w:rStyle w:val="aff"/>
@@ -1582,7 +1559,7 @@
                 <w:noProof/>
                 <w:webHidden/>
               </w:rPr>
-              <w:instrText xml:space="preserve"> PAGEREF _Toc225163602 \h </w:instrText>
+              <w:instrText xml:space="preserve"> PAGEREF _Toc226654911 \h </w:instrText>
             </w:r>
             <w:r>
               <w:rPr>
@@ -1624,7 +1601,7 @@
               <w14:ligatures w14:val="none"/>
             </w:rPr>
           </w:pPr>
-          <w:hyperlink w:anchor="_Toc225163603" w:history="1">
+          <w:hyperlink w:anchor="_Toc226654912" w:history="1">
             <w:r>
               <w:rPr>
                 <w:rStyle w:val="aff"/>
@@ -1659,7 +1636,7 @@
                 <w:noProof/>
                 <w:webHidden/>
               </w:rPr>
-              <w:instrText xml:space="preserve"> PAGEREF _Toc225163603 \h </w:instrText>
+              <w:instrText xml:space="preserve"> PAGEREF _Toc226654912 \h </w:instrText>
             </w:r>
             <w:r>
               <w:rPr>
@@ -1701,7 +1678,7 @@
               <w14:ligatures w14:val="none"/>
             </w:rPr>
           </w:pPr>
-          <w:hyperlink w:anchor="_Toc225163604" w:history="1">
+          <w:hyperlink w:anchor="_Toc226654913" w:history="1">
             <w:r>
               <w:rPr>
                 <w:rStyle w:val="aff"/>
@@ -1728,7 +1705,7 @@
                 <w:noProof/>
                 <w:webHidden/>
               </w:rPr>
-              <w:instrText xml:space="preserve"> PAGEREF _Toc225163604 \h </w:instrText>
+              <w:instrText xml:space="preserve"> PAGEREF _Toc226654913 \h </w:instrText>
             </w:r>
             <w:r>
               <w:rPr>
@@ -1770,7 +1747,7 @@
               <w14:ligatures w14:val="none"/>
             </w:rPr>
           </w:pPr>
-          <w:hyperlink w:anchor="_Toc225163605" w:history="1">
+          <w:hyperlink w:anchor="_Toc226654914" w:history="1">
             <w:r>
               <w:rPr>
                 <w:rStyle w:val="aff"/>
@@ -1798,7 +1775,7 @@
                 <w:noProof/>
                 <w:webHidden/>
               </w:rPr>
-              <w:instrText xml:space="preserve"> PAGEREF _Toc225163605 \h </w:instrText>
+              <w:instrText xml:space="preserve"> PAGEREF _Toc226654914 \h </w:instrText>
             </w:r>
             <w:r>
               <w:rPr>
@@ -1840,7 +1817,7 @@
               <w14:ligatures w14:val="none"/>
             </w:rPr>
           </w:pPr>
-          <w:hyperlink w:anchor="_Toc225163606" w:history="1">
+          <w:hyperlink w:anchor="_Toc226654915" w:history="1">
             <w:r>
               <w:rPr>
                 <w:rStyle w:val="aff"/>
@@ -1868,7 +1845,7 @@
                 <w:noProof/>
                 <w:webHidden/>
               </w:rPr>
-              <w:instrText xml:space="preserve"> PAGEREF _Toc225163606 \h </w:instrText>
+              <w:instrText xml:space="preserve"> PAGEREF _Toc226654915 \h </w:instrText>
             </w:r>
             <w:r>
               <w:rPr>
@@ -1910,7 +1887,7 @@
               <w14:ligatures w14:val="none"/>
             </w:rPr>
           </w:pPr>
-          <w:hyperlink w:anchor="_Toc225163607" w:history="1">
+          <w:hyperlink w:anchor="_Toc226654916" w:history="1">
             <w:r>
               <w:rPr>
                 <w:rStyle w:val="aff"/>
@@ -2005,7 +1982,7 @@
                 <w:noProof/>
                 <w:webHidden/>
               </w:rPr>
-              <w:instrText xml:space="preserve"> PAGEREF _Toc225163607 \h </w:instrText>
+              <w:instrText xml:space="preserve"> PAGEREF _Toc226654916 \h </w:instrText>
             </w:r>
             <w:r>
               <w:rPr>
@@ -2047,7 +2024,7 @@
               <w14:ligatures w14:val="none"/>
             </w:rPr>
           </w:pPr>
-          <w:hyperlink w:anchor="_Toc225163608" w:history="1">
+          <w:hyperlink w:anchor="_Toc226654917" w:history="1">
             <w:r>
               <w:rPr>
                 <w:rStyle w:val="aff"/>
@@ -2076,7 +2053,7 @@
                 <w:noProof/>
                 <w:webHidden/>
               </w:rPr>
-              <w:instrText xml:space="preserve"> PAGEREF _Toc225163608 \h </w:instrText>
+              <w:instrText xml:space="preserve"> PAGEREF _Toc226654917 \h </w:instrText>
             </w:r>
             <w:r>
               <w:rPr>
@@ -2118,7 +2095,7 @@
               <w14:ligatures w14:val="none"/>
             </w:rPr>
           </w:pPr>
-          <w:hyperlink w:anchor="_Toc225163609" w:history="1">
+          <w:hyperlink w:anchor="_Toc226654918" w:history="1">
             <w:r>
               <w:rPr>
                 <w:rStyle w:val="aff"/>
@@ -2147,7 +2124,7 @@
                 <w:noProof/>
                 <w:webHidden/>
               </w:rPr>
-              <w:instrText xml:space="preserve"> PAGEREF _Toc225163609 \h </w:instrText>
+              <w:instrText xml:space="preserve"> PAGEREF _Toc226654918 \h </w:instrText>
             </w:r>
             <w:r>
               <w:rPr>
@@ -2189,7 +2166,7 @@
               <w14:ligatures w14:val="none"/>
             </w:rPr>
           </w:pPr>
-          <w:hyperlink w:anchor="_Toc225163610" w:history="1">
+          <w:hyperlink w:anchor="_Toc226654919" w:history="1">
             <w:r>
               <w:rPr>
                 <w:rStyle w:val="aff"/>
@@ -2218,7 +2195,7 @@
                 <w:noProof/>
                 <w:webHidden/>
               </w:rPr>
-              <w:instrText xml:space="preserve"> PAGEREF _Toc225163610 \h </w:instrText>
+              <w:instrText xml:space="preserve"> PAGEREF _Toc226654919 \h </w:instrText>
             </w:r>
             <w:r>
               <w:rPr>
@@ -2260,7 +2237,7 @@
               <w14:ligatures w14:val="none"/>
             </w:rPr>
           </w:pPr>
-          <w:hyperlink w:anchor="_Toc225163611" w:history="1">
+          <w:hyperlink w:anchor="_Toc226654920" w:history="1">
             <w:r>
               <w:rPr>
                 <w:rStyle w:val="aff"/>
@@ -2289,7 +2266,7 @@
                 <w:noProof/>
                 <w:webHidden/>
               </w:rPr>
-              <w:instrText xml:space="preserve"> PAGEREF _Toc225163611 \h </w:instrText>
+              <w:instrText xml:space="preserve"> PAGEREF _Toc226654920 \h </w:instrText>
             </w:r>
             <w:r>
               <w:rPr>
@@ -2331,7 +2308,7 @@
               <w14:ligatures w14:val="none"/>
             </w:rPr>
           </w:pPr>
-          <w:hyperlink w:anchor="_Toc225163612" w:history="1">
+          <w:hyperlink w:anchor="_Toc226654921" w:history="1">
             <w:r>
               <w:rPr>
                 <w:rStyle w:val="aff"/>
@@ -2358,7 +2335,7 @@
                 <w:noProof/>
                 <w:webHidden/>
               </w:rPr>
-              <w:instrText xml:space="preserve"> PAGEREF _Toc225163612 \h </w:instrText>
+              <w:instrText xml:space="preserve"> PAGEREF _Toc226654921 \h </w:instrText>
             </w:r>
             <w:r>
               <w:rPr>
@@ -2410,7 +2387,7 @@
         <w:pStyle w:val="ae"/>
         <w:outlineLvl w:val="0"/>
       </w:pPr>
-      <w:bookmarkStart w:id="1" w:name="_Toc225163601"/>
+      <w:bookmarkStart w:id="1" w:name="_Toc226654910"/>
       <w:r>
         <w:lastRenderedPageBreak/>
         <w:t>Перечень сокращений и обозначений</w:t>
@@ -2575,7 +2552,7 @@
         <w:pStyle w:val="ae"/>
         <w:outlineLvl w:val="0"/>
       </w:pPr>
-      <w:bookmarkStart w:id="2" w:name="_Toc225163602"/>
+      <w:bookmarkStart w:id="2" w:name="_Toc226654911"/>
       <w:r>
         <w:lastRenderedPageBreak/>
         <w:t>Введение</w:t>
@@ -3002,7 +2979,7 @@
           <w:highlight w:val="white"/>
         </w:rPr>
       </w:pPr>
-      <w:bookmarkStart w:id="3" w:name="_Toc225163603"/>
+      <w:bookmarkStart w:id="3" w:name="_Toc226654912"/>
       <w:r>
         <w:lastRenderedPageBreak/>
         <w:t>Организация охраны труда на предприятии</w:t>
@@ -3025,7 +3002,7 @@
         <w:spacing w:before="0" w:after="0"/>
         <w:ind w:left="709" w:firstLine="0"/>
       </w:pPr>
-      <w:bookmarkStart w:id="4" w:name="_Toc225163604"/>
+      <w:bookmarkStart w:id="4" w:name="_Toc226654913"/>
       <w:r>
         <w:t>Общие требования безопасности</w:t>
       </w:r>
@@ -3202,7 +3179,7 @@
           <w:rFonts w:cs="Times New Roman"/>
         </w:rPr>
       </w:pPr>
-      <w:bookmarkStart w:id="5" w:name="_Toc225163605"/>
+      <w:bookmarkStart w:id="5" w:name="_Toc226654914"/>
       <w:r>
         <w:rPr>
           <w:rFonts w:cs="Times New Roman"/>
@@ -3384,7 +3361,7 @@
           <w:rFonts w:cs="Times New Roman"/>
         </w:rPr>
       </w:pPr>
-      <w:bookmarkStart w:id="6" w:name="_Toc225163606"/>
+      <w:bookmarkStart w:id="6" w:name="_Toc226654915"/>
       <w:r>
         <w:rPr>
           <w:rFonts w:cs="Times New Roman"/>
@@ -3465,7 +3442,7 @@
         </w:rPr>
       </w:pPr>
       <w:bookmarkStart w:id="7" w:name="_Toc223114662"/>
-      <w:bookmarkStart w:id="8" w:name="_Toc225163607"/>
+      <w:bookmarkStart w:id="8" w:name="_Toc226654916"/>
       <w:r>
         <w:lastRenderedPageBreak/>
         <w:t>Выполнение</w:t>
@@ -3518,7 +3495,7 @@
         </w:rPr>
       </w:pPr>
       <w:bookmarkStart w:id="9" w:name="_Toc223114663"/>
-      <w:bookmarkStart w:id="10" w:name="_Toc225163608"/>
+      <w:bookmarkStart w:id="10" w:name="_Toc226654917"/>
       <w:r>
         <w:rPr>
           <w:rFonts w:eastAsia="Times New Roman" w:cs="Times New Roman"/>
@@ -4468,7 +4445,7 @@
         </w:rPr>
       </w:pPr>
       <w:bookmarkStart w:id="11" w:name="_Toc223114664"/>
-      <w:bookmarkStart w:id="12" w:name="_Toc225163609"/>
+      <w:bookmarkStart w:id="12" w:name="_Toc226654918"/>
       <w:r>
         <w:rPr>
           <w:rFonts w:eastAsia="Times New Roman" w:cs="Times New Roman"/>
@@ -4566,7 +4543,7 @@
         </w:rPr>
       </w:pPr>
       <w:bookmarkStart w:id="13" w:name="_Toc223114665"/>
-      <w:bookmarkStart w:id="14" w:name="_Toc225163610"/>
+      <w:bookmarkStart w:id="14" w:name="_Toc226654919"/>
       <w:r>
         <w:rPr>
           <w:rFonts w:eastAsia="Times New Roman" w:cs="Times New Roman"/>
@@ -5003,7 +4980,7 @@
           <w:lang w:eastAsia="ru-RU"/>
         </w:rPr>
         <w:drawing>
-          <wp:inline distT="0" distB="0" distL="0" distR="0" wp14:anchorId="00EB9B7F" wp14:editId="69B9133A">
+          <wp:inline distT="0" distB="0" distL="0" distR="0" wp14:anchorId="0BAA7AB1" wp14:editId="26319A04">
             <wp:extent cx="5500776" cy="3168869"/>
             <wp:effectExtent l="0" t="0" r="5080" b="0"/>
             <wp:docPr id="3" name="Рисунок 3"/>
@@ -5089,7 +5066,7 @@
         </w:rPr>
         <w:lastRenderedPageBreak/>
         <w:drawing>
-          <wp:inline distT="0" distB="0" distL="0" distR="0" wp14:anchorId="7C238BD5" wp14:editId="7AB86808">
+          <wp:inline distT="0" distB="0" distL="0" distR="0" wp14:anchorId="57EE4A64" wp14:editId="6BA8CE58">
             <wp:extent cx="5939790" cy="3574415"/>
             <wp:effectExtent l="0" t="0" r="3810" b="6985"/>
             <wp:docPr id="1" name="Рисунок 1"/>
@@ -5159,7 +5136,7 @@
         </w:rPr>
       </w:pPr>
       <w:bookmarkStart w:id="15" w:name="_Toc223114666"/>
-      <w:bookmarkStart w:id="16" w:name="_Toc225163611"/>
+      <w:bookmarkStart w:id="16" w:name="_Toc226654920"/>
       <w:r>
         <w:rPr>
           <w:rFonts w:eastAsia="Times New Roman" w:cs="Times New Roman"/>
@@ -6011,7 +5988,7 @@
         <w:pStyle w:val="ae"/>
         <w:outlineLvl w:val="0"/>
       </w:pPr>
-      <w:bookmarkStart w:id="17" w:name="_Toc225163612"/>
+      <w:bookmarkStart w:id="17" w:name="_Toc226654921"/>
       <w:r>
         <w:lastRenderedPageBreak/>
         <w:t>Список использованных источников</w:t>
@@ -6437,7 +6414,7 @@
           <w:rPr>
             <w:noProof/>
           </w:rPr>
-          <w:t>4</w:t>
+          <w:t>2</w:t>
         </w:r>
         <w:r>
           <w:fldChar w:fldCharType="end"/>
@@ -25450,7 +25427,7 @@
 </file>
 
 <file path=customXml/itemProps1.xml><?xml version="1.0" encoding="utf-8"?>
-<ds:datastoreItem xmlns:ds="http://schemas.openxmlformats.org/officeDocument/2006/customXml" ds:itemID="{FDACFF4F-BB92-4979-9718-504F8B15387C}">
+<ds:datastoreItem xmlns:ds="http://schemas.openxmlformats.org/officeDocument/2006/customXml" ds:itemID="{0C6989A5-292F-4C1F-B672-A85E5B05DCD0}">
   <ds:schemaRefs>
     <ds:schemaRef ds:uri="http://schemas.openxmlformats.org/officeDocument/2006/bibliography"/>
   </ds:schemaRefs>

--- a/Техотчёт_ПМ04.docx
+++ b/Техотчёт_ПМ04.docx
@@ -493,14 +493,7 @@
             <w:rPr>
               <w:szCs w:val="28"/>
             </w:rPr>
-            <w:t>_</w:t>
-          </w:r>
-          <w:proofErr w:type="gramStart"/>
-          <w:r>
-            <w:rPr>
-              <w:szCs w:val="28"/>
-            </w:rPr>
-            <w:t>_</w:t>
+            <w:t>__</w:t>
           </w:r>
           <w:r>
             <w:rPr>
@@ -512,14 +505,7 @@
             <w:rPr>
               <w:szCs w:val="28"/>
             </w:rPr>
-            <w:t>_</w:t>
-          </w:r>
-          <w:proofErr w:type="gramEnd"/>
-          <w:r>
-            <w:rPr>
-              <w:szCs w:val="28"/>
-            </w:rPr>
-            <w:t>________</w:t>
+            <w:t>_________</w:t>
           </w:r>
           <w:r>
             <w:rPr>
@@ -563,8 +549,6 @@
               <w14:ligatures w14:val="none"/>
             </w:rPr>
           </w:pPr>
-          <w:bookmarkStart w:id="0" w:name="_GoBack"/>
-          <w:bookmarkEnd w:id="0"/>
         </w:p>
         <w:p>
           <w:pPr>
@@ -2387,12 +2371,12 @@
         <w:pStyle w:val="ae"/>
         <w:outlineLvl w:val="0"/>
       </w:pPr>
-      <w:bookmarkStart w:id="1" w:name="_Toc226654910"/>
+      <w:bookmarkStart w:id="0" w:name="_Toc226654910"/>
       <w:r>
         <w:lastRenderedPageBreak/>
         <w:t>Перечень сокращений и обозначений</w:t>
       </w:r>
-      <w:bookmarkEnd w:id="1"/>
+      <w:bookmarkEnd w:id="0"/>
     </w:p>
     <w:p>
       <w:pPr>
@@ -2552,12 +2536,12 @@
         <w:pStyle w:val="ae"/>
         <w:outlineLvl w:val="0"/>
       </w:pPr>
-      <w:bookmarkStart w:id="2" w:name="_Toc226654911"/>
+      <w:bookmarkStart w:id="1" w:name="_Toc226654911"/>
       <w:r>
         <w:lastRenderedPageBreak/>
         <w:t>Введение</w:t>
       </w:r>
-      <w:bookmarkEnd w:id="2"/>
+      <w:bookmarkEnd w:id="1"/>
     </w:p>
     <w:p>
       <w:pPr>
@@ -2626,15 +2610,7 @@
         <w:pStyle w:val="a0"/>
       </w:pPr>
       <w:r>
-        <w:t xml:space="preserve">осуществить подбор и настройку конфигурации </w:t>
-      </w:r>
-      <w:proofErr w:type="gramStart"/>
-      <w:r>
-        <w:t>ПО компьютерных систем</w:t>
-      </w:r>
-      <w:proofErr w:type="gramEnd"/>
-      <w:r>
-        <w:t>;</w:t>
+        <w:t>осуществить подбор и настройку конфигурации ПО компьютерных систем;</w:t>
       </w:r>
     </w:p>
     <w:p>
@@ -2642,15 +2618,7 @@
         <w:pStyle w:val="a0"/>
       </w:pPr>
       <w:r>
-        <w:t xml:space="preserve">инсталляция </w:t>
-      </w:r>
-      <w:proofErr w:type="gramStart"/>
-      <w:r>
-        <w:t>ПО компьютерных систем</w:t>
-      </w:r>
-      <w:proofErr w:type="gramEnd"/>
-      <w:r>
-        <w:t>;</w:t>
+        <w:t>инсталляция ПО компьютерных систем;</w:t>
       </w:r>
     </w:p>
     <w:p>
@@ -2658,15 +2626,7 @@
         <w:pStyle w:val="a0"/>
       </w:pPr>
       <w:r>
-        <w:t xml:space="preserve">настроить отдельные компоненты </w:t>
-      </w:r>
-      <w:proofErr w:type="gramStart"/>
-      <w:r>
-        <w:t>ПО компьютерных систем</w:t>
-      </w:r>
-      <w:proofErr w:type="gramEnd"/>
-      <w:r>
-        <w:t>;</w:t>
+        <w:t>настроить отдельные компоненты ПО компьютерных систем;</w:t>
       </w:r>
     </w:p>
     <w:p>
@@ -2674,15 +2634,7 @@
         <w:pStyle w:val="a0"/>
       </w:pPr>
       <w:r>
-        <w:t xml:space="preserve">измерить эксплуатационные характеристики </w:t>
-      </w:r>
-      <w:proofErr w:type="gramStart"/>
-      <w:r>
-        <w:t>ПО компьютерных систем</w:t>
-      </w:r>
-      <w:proofErr w:type="gramEnd"/>
-      <w:r>
-        <w:t>;</w:t>
+        <w:t>измерить эксплуатационные характеристики ПО компьютерных систем;</w:t>
       </w:r>
     </w:p>
     <w:p>
@@ -2707,15 +2659,7 @@
       </w:pPr>
       <w:r>
         <w:lastRenderedPageBreak/>
-        <w:t xml:space="preserve">выполнить отдельные виды работ на этапе поддержки </w:t>
-      </w:r>
-      <w:proofErr w:type="gramStart"/>
-      <w:r>
-        <w:t>ПО компьютерной системы</w:t>
-      </w:r>
-      <w:proofErr w:type="gramEnd"/>
-      <w:r>
-        <w:t>;</w:t>
+        <w:t>выполнить отдельные виды работ на этапе поддержки ПО компьютерной системы;</w:t>
       </w:r>
     </w:p>
     <w:p>
@@ -2723,15 +2667,7 @@
         <w:pStyle w:val="a0"/>
       </w:pPr>
       <w:r>
-        <w:t xml:space="preserve">организовать защиту </w:t>
-      </w:r>
-      <w:proofErr w:type="gramStart"/>
-      <w:r>
-        <w:t>ПО компьютерных систем</w:t>
-      </w:r>
-      <w:proofErr w:type="gramEnd"/>
-      <w:r>
-        <w:t xml:space="preserve"> программными средствами.</w:t>
+        <w:t>организовать защиту ПО компьютерных систем программными средствами.</w:t>
       </w:r>
     </w:p>
     <w:p>
@@ -2979,12 +2915,12 @@
           <w:highlight w:val="white"/>
         </w:rPr>
       </w:pPr>
-      <w:bookmarkStart w:id="3" w:name="_Toc226654912"/>
+      <w:bookmarkStart w:id="2" w:name="_Toc226654912"/>
       <w:r>
         <w:lastRenderedPageBreak/>
         <w:t>Организация охраны труда на предприятии</w:t>
       </w:r>
-      <w:bookmarkEnd w:id="3"/>
+      <w:bookmarkEnd w:id="2"/>
     </w:p>
     <w:p>
       <w:pPr>
@@ -3002,11 +2938,11 @@
         <w:spacing w:before="0" w:after="0"/>
         <w:ind w:left="709" w:firstLine="0"/>
       </w:pPr>
-      <w:bookmarkStart w:id="4" w:name="_Toc226654913"/>
+      <w:bookmarkStart w:id="3" w:name="_Toc226654913"/>
       <w:r>
         <w:t>Общие требования безопасности</w:t>
       </w:r>
-      <w:bookmarkEnd w:id="4"/>
+      <w:bookmarkEnd w:id="3"/>
     </w:p>
     <w:p>
       <w:pPr>
@@ -3179,14 +3115,14 @@
           <w:rFonts w:cs="Times New Roman"/>
         </w:rPr>
       </w:pPr>
-      <w:bookmarkStart w:id="5" w:name="_Toc226654914"/>
+      <w:bookmarkStart w:id="4" w:name="_Toc226654914"/>
       <w:r>
         <w:rPr>
           <w:rFonts w:cs="Times New Roman"/>
         </w:rPr>
         <w:t>Организация рабочего места</w:t>
       </w:r>
-      <w:bookmarkEnd w:id="5"/>
+      <w:bookmarkEnd w:id="4"/>
     </w:p>
     <w:p>
       <w:pPr>
@@ -3361,14 +3297,14 @@
           <w:rFonts w:cs="Times New Roman"/>
         </w:rPr>
       </w:pPr>
-      <w:bookmarkStart w:id="6" w:name="_Toc226654915"/>
+      <w:bookmarkStart w:id="5" w:name="_Toc226654915"/>
       <w:r>
         <w:rPr>
           <w:rFonts w:cs="Times New Roman"/>
         </w:rPr>
         <w:t>Требования безопасности по окончании работы</w:t>
       </w:r>
-      <w:bookmarkEnd w:id="6"/>
+      <w:bookmarkEnd w:id="5"/>
     </w:p>
     <w:p>
       <w:pPr>
@@ -3441,8 +3377,8 @@
           <w:lang w:val="en-US"/>
         </w:rPr>
       </w:pPr>
-      <w:bookmarkStart w:id="7" w:name="_Toc223114662"/>
-      <w:bookmarkStart w:id="8" w:name="_Toc226654916"/>
+      <w:bookmarkStart w:id="6" w:name="_Toc223114662"/>
+      <w:bookmarkStart w:id="7" w:name="_Toc226654916"/>
       <w:r>
         <w:lastRenderedPageBreak/>
         <w:t>Выполнение</w:t>
@@ -3483,8 +3419,8 @@
       <w:r>
         <w:t>4</w:t>
       </w:r>
+      <w:bookmarkEnd w:id="6"/>
       <w:bookmarkEnd w:id="7"/>
-      <w:bookmarkEnd w:id="8"/>
     </w:p>
     <w:p>
       <w:pPr>
@@ -3494,8 +3430,8 @@
           <w:kern w:val="2"/>
         </w:rPr>
       </w:pPr>
-      <w:bookmarkStart w:id="9" w:name="_Toc223114663"/>
-      <w:bookmarkStart w:id="10" w:name="_Toc226654917"/>
+      <w:bookmarkStart w:id="8" w:name="_Toc223114663"/>
+      <w:bookmarkStart w:id="9" w:name="_Toc226654917"/>
       <w:r>
         <w:rPr>
           <w:rFonts w:eastAsia="Times New Roman" w:cs="Times New Roman"/>
@@ -3503,8 +3439,8 @@
         </w:rPr>
         <w:t>Настройка конфигурации и инсталляции ПО</w:t>
       </w:r>
+      <w:bookmarkEnd w:id="8"/>
       <w:bookmarkEnd w:id="9"/>
-      <w:bookmarkEnd w:id="10"/>
     </w:p>
     <w:p>
       <w:pPr>
@@ -3534,8 +3470,16 @@
         <w:t>, обеспечивающую работу ПО в изолированных контейнерах</w:t>
       </w:r>
       <w:r>
-        <w:t xml:space="preserve"> [2]</w:t>
-      </w:r>
+        <w:t xml:space="preserve"> </w:t>
+      </w:r>
+      <w:bookmarkStart w:id="10" w:name="_GoBack"/>
+      <w:r>
+        <w:t>[5</w:t>
+      </w:r>
+      <w:r>
+        <w:t>]</w:t>
+      </w:r>
+      <w:bookmarkEnd w:id="10"/>
       <w:r>
         <w:t xml:space="preserve">. Для автоматизации процессов запуска применяют модуль </w:t>
       </w:r>
@@ -3693,87 +3637,7 @@
         <w:rPr>
           <w:lang w:val="en-US"/>
         </w:rPr>
-        <w:t>warehouse-</w:t>
-      </w:r>
-      <w:proofErr w:type="gramStart"/>
-      <w:r>
-        <w:rPr>
-          <w:lang w:val="en-US"/>
-        </w:rPr>
-        <w:t>api:latest</w:t>
-      </w:r>
-      <w:proofErr w:type="spellEnd"/>
-      <w:proofErr w:type="gramEnd"/>
-    </w:p>
-    <w:p>
-      <w:pPr>
-        <w:pStyle w:val="aff9"/>
-        <w:rPr>
-          <w:lang w:val="en-US"/>
-        </w:rPr>
-      </w:pPr>
-      <w:r>
-        <w:rPr>
-          <w:lang w:val="en-US"/>
-        </w:rPr>
-        <w:t xml:space="preserve">    build:</w:t>
-      </w:r>
-    </w:p>
-    <w:p>
-      <w:pPr>
-        <w:pStyle w:val="aff9"/>
-        <w:rPr>
-          <w:lang w:val="en-US"/>
-        </w:rPr>
-      </w:pPr>
-      <w:r>
-        <w:rPr>
-          <w:lang w:val="en-US"/>
-        </w:rPr>
-        <w:t xml:space="preserve">      context</w:t>
-      </w:r>
-      <w:proofErr w:type="gramStart"/>
-      <w:r>
-        <w:rPr>
-          <w:lang w:val="en-US"/>
-        </w:rPr>
-        <w:t>: .</w:t>
-      </w:r>
-      <w:proofErr w:type="gramEnd"/>
-    </w:p>
-    <w:p>
-      <w:pPr>
-        <w:pStyle w:val="aff9"/>
-        <w:rPr>
-          <w:lang w:val="en-US"/>
-        </w:rPr>
-      </w:pPr>
-      <w:r>
-        <w:rPr>
-          <w:lang w:val="en-US"/>
-        </w:rPr>
-        <w:t xml:space="preserve">      </w:t>
-      </w:r>
-      <w:proofErr w:type="spellStart"/>
-      <w:r>
-        <w:rPr>
-          <w:lang w:val="en-US"/>
-        </w:rPr>
-        <w:t>dockerfile</w:t>
-      </w:r>
-      <w:proofErr w:type="spellEnd"/>
-      <w:r>
-        <w:rPr>
-          <w:lang w:val="en-US"/>
-        </w:rPr>
-        <w:t xml:space="preserve">: </w:t>
-      </w:r>
-      <w:proofErr w:type="spellStart"/>
-      <w:r>
-        <w:rPr>
-          <w:lang w:val="en-US"/>
-        </w:rPr>
-        <w:t>Dockerfile</w:t>
+        <w:t>warehouse-api:latest</w:t>
       </w:r>
       <w:proofErr w:type="spellEnd"/>
     </w:p>
@@ -3788,7 +3652,7 @@
         <w:rPr>
           <w:lang w:val="en-US"/>
         </w:rPr>
-        <w:t xml:space="preserve">    restart: always</w:t>
+        <w:t xml:space="preserve">    build:</w:t>
       </w:r>
     </w:p>
     <w:p>
@@ -3802,7 +3666,7 @@
         <w:rPr>
           <w:lang w:val="en-US"/>
         </w:rPr>
-        <w:t xml:space="preserve">    expose:</w:t>
+        <w:t xml:space="preserve">      context: .</w:t>
       </w:r>
     </w:p>
     <w:p>
@@ -3816,8 +3680,30 @@
         <w:rPr>
           <w:lang w:val="en-US"/>
         </w:rPr>
-        <w:t xml:space="preserve">      - "8000"</w:t>
-      </w:r>
+        <w:t xml:space="preserve">      </w:t>
+      </w:r>
+      <w:proofErr w:type="spellStart"/>
+      <w:r>
+        <w:rPr>
+          <w:lang w:val="en-US"/>
+        </w:rPr>
+        <w:t>dockerfile</w:t>
+      </w:r>
+      <w:proofErr w:type="spellEnd"/>
+      <w:r>
+        <w:rPr>
+          <w:lang w:val="en-US"/>
+        </w:rPr>
+        <w:t xml:space="preserve">: </w:t>
+      </w:r>
+      <w:proofErr w:type="spellStart"/>
+      <w:r>
+        <w:rPr>
+          <w:lang w:val="en-US"/>
+        </w:rPr>
+        <w:t>Dockerfile</w:t>
+      </w:r>
+      <w:proofErr w:type="spellEnd"/>
     </w:p>
     <w:p>
       <w:pPr>
@@ -3830,7 +3716,7 @@
         <w:rPr>
           <w:lang w:val="en-US"/>
         </w:rPr>
-        <w:t xml:space="preserve">    environment:</w:t>
+        <w:t xml:space="preserve">    restart: always</w:t>
       </w:r>
     </w:p>
     <w:p>
@@ -3844,7 +3730,7 @@
         <w:rPr>
           <w:lang w:val="en-US"/>
         </w:rPr>
-        <w:t xml:space="preserve">      - ENVIRONMENT=Production</w:t>
+        <w:t xml:space="preserve">    expose:</w:t>
       </w:r>
     </w:p>
     <w:p>
@@ -3858,7 +3744,7 @@
         <w:rPr>
           <w:lang w:val="en-US"/>
         </w:rPr>
-        <w:t xml:space="preserve">      - DATABASE_URL=sqlite:////app/data/warehouse.db</w:t>
+        <w:t xml:space="preserve">      - "8000"</w:t>
       </w:r>
     </w:p>
     <w:p>
@@ -3872,7 +3758,7 @@
         <w:rPr>
           <w:lang w:val="en-US"/>
         </w:rPr>
-        <w:t xml:space="preserve">    volumes:</w:t>
+        <w:t xml:space="preserve">    environment:</w:t>
       </w:r>
     </w:p>
     <w:p>
@@ -3886,49 +3772,7 @@
         <w:rPr>
           <w:lang w:val="en-US"/>
         </w:rPr>
-        <w:t xml:space="preserve">      </w:t>
-      </w:r>
-      <w:proofErr w:type="gramStart"/>
-      <w:r>
-        <w:rPr>
-          <w:lang w:val="en-US"/>
-        </w:rPr>
-        <w:t>- .</w:t>
-      </w:r>
-      <w:proofErr w:type="gramEnd"/>
-      <w:r>
-        <w:rPr>
-          <w:lang w:val="en-US"/>
-        </w:rPr>
-        <w:t xml:space="preserve">/data:/app/data # </w:t>
-      </w:r>
-      <w:proofErr w:type="spellStart"/>
-      <w:r>
-        <w:rPr>
-          <w:lang w:val="en-US"/>
-        </w:rPr>
-        <w:t>Хранилище</w:t>
-      </w:r>
-      <w:proofErr w:type="spellEnd"/>
-      <w:r>
-        <w:rPr>
-          <w:lang w:val="en-US"/>
-        </w:rPr>
-        <w:t xml:space="preserve"> </w:t>
-      </w:r>
-      <w:proofErr w:type="spellStart"/>
-      <w:r>
-        <w:rPr>
-          <w:lang w:val="en-US"/>
-        </w:rPr>
-        <w:t>для</w:t>
-      </w:r>
-      <w:proofErr w:type="spellEnd"/>
-      <w:r>
-        <w:rPr>
-          <w:lang w:val="en-US"/>
-        </w:rPr>
-        <w:t xml:space="preserve"> БД SQLite</w:t>
+        <w:t xml:space="preserve">      - ENVIRONMENT=Production</w:t>
       </w:r>
     </w:p>
     <w:p>
@@ -3938,19 +3782,25 @@
           <w:lang w:val="en-US"/>
         </w:rPr>
       </w:pPr>
+      <w:r>
+        <w:rPr>
+          <w:lang w:val="en-US"/>
+        </w:rPr>
+        <w:t xml:space="preserve">      - DATABASE_URL=sqlite:////app/data/warehouse.db</w:t>
+      </w:r>
     </w:p>
     <w:p>
       <w:pPr>
         <w:pStyle w:val="aff9"/>
-      </w:pPr>
-      <w:r>
-        <w:rPr>
-          <w:lang w:val="en-US"/>
-        </w:rPr>
-        <w:t xml:space="preserve">  caddy</w:t>
-      </w:r>
-      <w:r>
-        <w:t>: # Веб-сервер и прокси-сервер</w:t>
+        <w:rPr>
+          <w:lang w:val="en-US"/>
+        </w:rPr>
+      </w:pPr>
+      <w:r>
+        <w:rPr>
+          <w:lang w:val="en-US"/>
+        </w:rPr>
+        <w:t xml:space="preserve">    volumes:</w:t>
       </w:r>
     </w:p>
     <w:p>
@@ -3961,24 +3811,39 @@
         </w:rPr>
       </w:pPr>
       <w:r>
-        <w:t xml:space="preserve">    </w:t>
-      </w:r>
-      <w:r>
-        <w:rPr>
-          <w:lang w:val="en-US"/>
-        </w:rPr>
-        <w:t xml:space="preserve">image: </w:t>
+        <w:rPr>
+          <w:lang w:val="en-US"/>
+        </w:rPr>
+        <w:t xml:space="preserve">      - ./data:/app/data # </w:t>
       </w:r>
       <w:proofErr w:type="spellStart"/>
-      <w:proofErr w:type="gramStart"/>
-      <w:r>
-        <w:rPr>
-          <w:lang w:val="en-US"/>
-        </w:rPr>
-        <w:t>caddy:latest</w:t>
+      <w:r>
+        <w:rPr>
+          <w:lang w:val="en-US"/>
+        </w:rPr>
+        <w:t>Хранилище</w:t>
       </w:r>
       <w:proofErr w:type="spellEnd"/>
-      <w:proofErr w:type="gramEnd"/>
+      <w:r>
+        <w:rPr>
+          <w:lang w:val="en-US"/>
+        </w:rPr>
+        <w:t xml:space="preserve"> </w:t>
+      </w:r>
+      <w:proofErr w:type="spellStart"/>
+      <w:r>
+        <w:rPr>
+          <w:lang w:val="en-US"/>
+        </w:rPr>
+        <w:t>для</w:t>
+      </w:r>
+      <w:proofErr w:type="spellEnd"/>
+      <w:r>
+        <w:rPr>
+          <w:lang w:val="en-US"/>
+        </w:rPr>
+        <w:t xml:space="preserve"> БД SQLite</w:t>
+      </w:r>
     </w:p>
     <w:p>
       <w:pPr>
@@ -3987,25 +3852,19 @@
           <w:lang w:val="en-US"/>
         </w:rPr>
       </w:pPr>
-      <w:r>
-        <w:rPr>
-          <w:lang w:val="en-US"/>
-        </w:rPr>
-        <w:t xml:space="preserve">    restart: always</w:t>
-      </w:r>
     </w:p>
     <w:p>
       <w:pPr>
         <w:pStyle w:val="aff9"/>
-        <w:rPr>
-          <w:lang w:val="en-US"/>
-        </w:rPr>
-      </w:pPr>
-      <w:r>
-        <w:rPr>
-          <w:lang w:val="en-US"/>
-        </w:rPr>
-        <w:t xml:space="preserve">    ports:</w:t>
+      </w:pPr>
+      <w:r>
+        <w:rPr>
+          <w:lang w:val="en-US"/>
+        </w:rPr>
+        <w:t xml:space="preserve">  caddy</w:t>
+      </w:r>
+      <w:r>
+        <w:t>: # Веб-сервер и прокси-сервер</w:t>
       </w:r>
     </w:p>
     <w:p>
@@ -4016,11 +3875,22 @@
         </w:rPr>
       </w:pPr>
       <w:r>
-        <w:rPr>
-          <w:lang w:val="en-US"/>
-        </w:rPr>
-        <w:t xml:space="preserve">      - "80:80"</w:t>
-      </w:r>
+        <w:t xml:space="preserve">    </w:t>
+      </w:r>
+      <w:r>
+        <w:rPr>
+          <w:lang w:val="en-US"/>
+        </w:rPr>
+        <w:t xml:space="preserve">image: </w:t>
+      </w:r>
+      <w:proofErr w:type="spellStart"/>
+      <w:r>
+        <w:rPr>
+          <w:lang w:val="en-US"/>
+        </w:rPr>
+        <w:t>caddy:latest</w:t>
+      </w:r>
+      <w:proofErr w:type="spellEnd"/>
     </w:p>
     <w:p>
       <w:pPr>
@@ -4033,7 +3903,7 @@
         <w:rPr>
           <w:lang w:val="en-US"/>
         </w:rPr>
-        <w:t xml:space="preserve">      - "443:443"</w:t>
+        <w:t xml:space="preserve">    restart: always</w:t>
       </w:r>
     </w:p>
     <w:p>
@@ -4047,7 +3917,7 @@
         <w:rPr>
           <w:lang w:val="en-US"/>
         </w:rPr>
-        <w:t xml:space="preserve">    volumes:</w:t>
+        <w:t xml:space="preserve">    ports:</w:t>
       </w:r>
     </w:p>
     <w:p>
@@ -4061,77 +3931,7 @@
         <w:rPr>
           <w:lang w:val="en-US"/>
         </w:rPr>
-        <w:t xml:space="preserve">      </w:t>
-      </w:r>
-      <w:proofErr w:type="gramStart"/>
-      <w:r>
-        <w:rPr>
-          <w:lang w:val="en-US"/>
-        </w:rPr>
-        <w:t>- .</w:t>
-      </w:r>
-      <w:proofErr w:type="gramEnd"/>
-      <w:r>
-        <w:rPr>
-          <w:lang w:val="en-US"/>
-        </w:rPr>
-        <w:t>/</w:t>
-      </w:r>
-      <w:proofErr w:type="spellStart"/>
-      <w:r>
-        <w:rPr>
-          <w:lang w:val="en-US"/>
-        </w:rPr>
-        <w:t>Caddyfile</w:t>
-      </w:r>
-      <w:proofErr w:type="spellEnd"/>
-      <w:r>
-        <w:rPr>
-          <w:lang w:val="en-US"/>
-        </w:rPr>
-        <w:t>:/</w:t>
-      </w:r>
-      <w:proofErr w:type="spellStart"/>
-      <w:r>
-        <w:rPr>
-          <w:lang w:val="en-US"/>
-        </w:rPr>
-        <w:t>etc</w:t>
-      </w:r>
-      <w:proofErr w:type="spellEnd"/>
-      <w:r>
-        <w:rPr>
-          <w:lang w:val="en-US"/>
-        </w:rPr>
-        <w:t>/caddy/</w:t>
-      </w:r>
-      <w:proofErr w:type="spellStart"/>
-      <w:r>
-        <w:rPr>
-          <w:lang w:val="en-US"/>
-        </w:rPr>
-        <w:t>Caddyfile</w:t>
-      </w:r>
-      <w:proofErr w:type="spellEnd"/>
-      <w:r>
-        <w:rPr>
-          <w:lang w:val="en-US"/>
-        </w:rPr>
-        <w:t xml:space="preserve"> # </w:t>
-      </w:r>
-      <w:proofErr w:type="spellStart"/>
-      <w:r>
-        <w:rPr>
-          <w:lang w:val="en-US"/>
-        </w:rPr>
-        <w:t>Конфигурация</w:t>
-      </w:r>
-      <w:proofErr w:type="spellEnd"/>
-      <w:r>
-        <w:rPr>
-          <w:lang w:val="en-US"/>
-        </w:rPr>
-        <w:t xml:space="preserve"> Caddy</w:t>
+        <w:t xml:space="preserve">      - "80:80"</w:t>
       </w:r>
     </w:p>
     <w:p>
@@ -4145,21 +3945,105 @@
         <w:rPr>
           <w:lang w:val="en-US"/>
         </w:rPr>
-        <w:t xml:space="preserve">      </w:t>
-      </w:r>
-      <w:proofErr w:type="gramStart"/>
-      <w:r>
-        <w:rPr>
-          <w:lang w:val="en-US"/>
-        </w:rPr>
-        <w:t>- .</w:t>
-      </w:r>
-      <w:proofErr w:type="gramEnd"/>
-      <w:r>
-        <w:rPr>
-          <w:lang w:val="en-US"/>
-        </w:rPr>
-        <w:t>/frontend:/</w:t>
+        <w:t xml:space="preserve">      - "443:443"</w:t>
+      </w:r>
+    </w:p>
+    <w:p>
+      <w:pPr>
+        <w:pStyle w:val="aff9"/>
+        <w:rPr>
+          <w:lang w:val="en-US"/>
+        </w:rPr>
+      </w:pPr>
+      <w:r>
+        <w:rPr>
+          <w:lang w:val="en-US"/>
+        </w:rPr>
+        <w:t xml:space="preserve">    volumes:</w:t>
+      </w:r>
+    </w:p>
+    <w:p>
+      <w:pPr>
+        <w:pStyle w:val="aff9"/>
+        <w:rPr>
+          <w:lang w:val="en-US"/>
+        </w:rPr>
+      </w:pPr>
+      <w:r>
+        <w:rPr>
+          <w:lang w:val="en-US"/>
+        </w:rPr>
+        <w:t xml:space="preserve">      - ./</w:t>
+      </w:r>
+      <w:proofErr w:type="spellStart"/>
+      <w:r>
+        <w:rPr>
+          <w:lang w:val="en-US"/>
+        </w:rPr>
+        <w:t>Caddyfile</w:t>
+      </w:r>
+      <w:proofErr w:type="spellEnd"/>
+      <w:r>
+        <w:rPr>
+          <w:lang w:val="en-US"/>
+        </w:rPr>
+        <w:t>:/</w:t>
+      </w:r>
+      <w:proofErr w:type="spellStart"/>
+      <w:r>
+        <w:rPr>
+          <w:lang w:val="en-US"/>
+        </w:rPr>
+        <w:t>etc</w:t>
+      </w:r>
+      <w:proofErr w:type="spellEnd"/>
+      <w:r>
+        <w:rPr>
+          <w:lang w:val="en-US"/>
+        </w:rPr>
+        <w:t>/caddy/</w:t>
+      </w:r>
+      <w:proofErr w:type="spellStart"/>
+      <w:r>
+        <w:rPr>
+          <w:lang w:val="en-US"/>
+        </w:rPr>
+        <w:t>Caddyfile</w:t>
+      </w:r>
+      <w:proofErr w:type="spellEnd"/>
+      <w:r>
+        <w:rPr>
+          <w:lang w:val="en-US"/>
+        </w:rPr>
+        <w:t xml:space="preserve"> # </w:t>
+      </w:r>
+      <w:proofErr w:type="spellStart"/>
+      <w:r>
+        <w:rPr>
+          <w:lang w:val="en-US"/>
+        </w:rPr>
+        <w:t>Конфигурация</w:t>
+      </w:r>
+      <w:proofErr w:type="spellEnd"/>
+      <w:r>
+        <w:rPr>
+          <w:lang w:val="en-US"/>
+        </w:rPr>
+        <w:t xml:space="preserve"> Caddy</w:t>
+      </w:r>
+    </w:p>
+    <w:p>
+      <w:pPr>
+        <w:pStyle w:val="aff9"/>
+        <w:rPr>
+          <w:lang w:val="en-US"/>
+        </w:rPr>
+      </w:pPr>
+      <w:r>
+        <w:rPr>
+          <w:lang w:val="en-US"/>
+        </w:rPr>
+        <w:t xml:space="preserve">      - ./frontend:/</w:t>
       </w:r>
       <w:proofErr w:type="spellStart"/>
       <w:r>
@@ -4689,16 +4573,8 @@
         <w:rPr>
           <w:lang w:val="en-US"/>
         </w:rPr>
-        <w:t xml:space="preserve">COPY </w:t>
-      </w:r>
-      <w:proofErr w:type="gramStart"/>
-      <w:r>
-        <w:rPr>
-          <w:lang w:val="en-US"/>
-        </w:rPr>
-        <w:t>requirements.txt .</w:t>
-      </w:r>
-      <w:proofErr w:type="gramEnd"/>
+        <w:t>COPY requirements.txt .</w:t>
+      </w:r>
     </w:p>
     <w:p>
       <w:pPr>
@@ -4826,19 +4702,11 @@
           <w:lang w:val="en-US"/>
         </w:rPr>
       </w:pPr>
-      <w:proofErr w:type="gramStart"/>
-      <w:r>
-        <w:rPr>
-          <w:lang w:val="en-US"/>
-        </w:rPr>
-        <w:t>COPY .</w:t>
-      </w:r>
-      <w:proofErr w:type="gramEnd"/>
-      <w:r>
-        <w:rPr>
-          <w:lang w:val="en-US"/>
-        </w:rPr>
-        <w:t xml:space="preserve"> .</w:t>
+      <w:r>
+        <w:rPr>
+          <w:lang w:val="en-US"/>
+        </w:rPr>
+        <w:t>COPY . .</w:t>
       </w:r>
     </w:p>
     <w:p>
@@ -4919,7 +4787,6 @@
         <w:t>", "</w:t>
       </w:r>
       <w:proofErr w:type="spellStart"/>
-      <w:proofErr w:type="gramStart"/>
       <w:r>
         <w:rPr>
           <w:lang w:val="en-US"/>
@@ -4927,7 +4794,6 @@
         <w:t>main:app</w:t>
       </w:r>
       <w:proofErr w:type="spellEnd"/>
-      <w:proofErr w:type="gramEnd"/>
       <w:r>
         <w:rPr>
           <w:lang w:val="en-US"/>
@@ -5158,7 +5024,10 @@
         <w:t xml:space="preserve"> </w:t>
       </w:r>
       <w:r>
-        <w:t>[5]</w:t>
+        <w:t>[2</w:t>
+      </w:r>
+      <w:r>
+        <w:t>]</w:t>
       </w:r>
       <w:r>
         <w:t>. Для защиты загружаемых файлов</w:t>
@@ -5231,6 +5100,9 @@
     <w:p>
       <w:pPr>
         <w:pStyle w:val="aff9"/>
+        <w:rPr>
+          <w:lang w:val="en-AU"/>
+        </w:rPr>
       </w:pPr>
       <w:r>
         <w:rPr>
@@ -5239,22 +5111,23 @@
         <w:t xml:space="preserve">    if (request.Username != "admin" || request.Password != </w:t>
       </w:r>
       <w:r>
-        <w:t>"</w:t>
-      </w:r>
-      <w:proofErr w:type="spellStart"/>
-      <w:r>
-        <w:t>password</w:t>
-      </w:r>
-      <w:proofErr w:type="spellEnd"/>
-      <w:r>
-        <w:t>")</w:t>
+        <w:rPr>
+          <w:lang w:val="en-AU"/>
+        </w:rPr>
+        <w:t>"password")</w:t>
       </w:r>
     </w:p>
     <w:p>
       <w:pPr>
         <w:pStyle w:val="aff9"/>
-      </w:pPr>
-      <w:r>
+        <w:rPr>
+          <w:lang w:val="en-AU"/>
+        </w:rPr>
+      </w:pPr>
+      <w:r>
+        <w:rPr>
+          <w:lang w:val="en-AU"/>
+        </w:rPr>
         <w:t xml:space="preserve">    {</w:t>
       </w:r>
     </w:p>
@@ -5266,27 +5139,16 @@
         </w:rPr>
       </w:pPr>
       <w:r>
+        <w:rPr>
+          <w:lang w:val="en-AU"/>
+        </w:rPr>
         <w:t xml:space="preserve">        </w:t>
       </w:r>
       <w:r>
         <w:rPr>
           <w:lang w:val="en-US"/>
         </w:rPr>
-        <w:t xml:space="preserve">return </w:t>
-      </w:r>
-      <w:proofErr w:type="gramStart"/>
-      <w:r>
-        <w:rPr>
-          <w:lang w:val="en-US"/>
-        </w:rPr>
-        <w:t>Unauthorized(</w:t>
-      </w:r>
-      <w:proofErr w:type="gramEnd"/>
-      <w:r>
-        <w:rPr>
-          <w:lang w:val="en-US"/>
-        </w:rPr>
-        <w:t>new { message = "</w:t>
+        <w:t>return Unauthorized(new { message = "</w:t>
       </w:r>
       <w:r>
         <w:t>Неверный</w:t>
@@ -5356,6 +5218,9 @@
     <w:p>
       <w:pPr>
         <w:pStyle w:val="aff9"/>
+        <w:rPr>
+          <w:lang w:val="en-AU"/>
+        </w:rPr>
       </w:pPr>
       <w:r>
         <w:rPr>
@@ -5364,6 +5229,9 @@
         <w:t xml:space="preserve">    </w:t>
       </w:r>
       <w:r>
+        <w:rPr>
+          <w:lang w:val="en-AU"/>
+        </w:rPr>
         <w:t>{</w:t>
       </w:r>
     </w:p>
@@ -5375,23 +5243,18 @@
         </w:rPr>
       </w:pPr>
       <w:r>
+        <w:rPr>
+          <w:lang w:val="en-AU"/>
+        </w:rPr>
         <w:t xml:space="preserve">        </w:t>
       </w:r>
       <w:r>
         <w:rPr>
           <w:lang w:val="en-US"/>
         </w:rPr>
-        <w:t xml:space="preserve">new </w:t>
-      </w:r>
-      <w:proofErr w:type="gramStart"/>
-      <w:r>
-        <w:rPr>
-          <w:lang w:val="en-US"/>
-        </w:rPr>
-        <w:t>Claim(</w:t>
+        <w:t>new Claim(</w:t>
       </w:r>
       <w:proofErr w:type="spellStart"/>
-      <w:proofErr w:type="gramEnd"/>
       <w:r>
         <w:rPr>
           <w:lang w:val="en-US"/>
@@ -5431,17 +5294,9 @@
         <w:rPr>
           <w:lang w:val="en-US"/>
         </w:rPr>
-        <w:t xml:space="preserve">        new </w:t>
-      </w:r>
-      <w:proofErr w:type="gramStart"/>
-      <w:r>
-        <w:rPr>
-          <w:lang w:val="en-US"/>
-        </w:rPr>
-        <w:t>Claim(</w:t>
+        <w:t xml:space="preserve">        new Claim(</w:t>
       </w:r>
       <w:proofErr w:type="spellStart"/>
-      <w:proofErr w:type="gramEnd"/>
       <w:r>
         <w:rPr>
           <w:lang w:val="en-US"/>
@@ -5468,17 +5323,9 @@
           <w:lang w:val="en-US"/>
         </w:rPr>
         <w:lastRenderedPageBreak/>
-        <w:t xml:space="preserve">        new </w:t>
-      </w:r>
-      <w:proofErr w:type="gramStart"/>
-      <w:r>
-        <w:rPr>
-          <w:lang w:val="en-US"/>
-        </w:rPr>
-        <w:t>Claim(</w:t>
+        <w:t xml:space="preserve">        new Claim(</w:t>
       </w:r>
       <w:proofErr w:type="spellStart"/>
-      <w:proofErr w:type="gramEnd"/>
       <w:r>
         <w:rPr>
           <w:lang w:val="en-US"/>
@@ -5524,6 +5371,9 @@
     <w:p>
       <w:pPr>
         <w:pStyle w:val="aff9"/>
+        <w:rPr>
+          <w:lang w:val="en-AU"/>
+        </w:rPr>
       </w:pPr>
       <w:r>
         <w:rPr>
@@ -5532,12 +5382,18 @@
         <w:t xml:space="preserve">    </w:t>
       </w:r>
       <w:r>
+        <w:rPr>
+          <w:lang w:val="en-AU"/>
+        </w:rPr>
         <w:t>};</w:t>
       </w:r>
     </w:p>
     <w:p>
       <w:pPr>
         <w:pStyle w:val="aff9"/>
+        <w:rPr>
+          <w:lang w:val="en-AU"/>
+        </w:rPr>
       </w:pPr>
     </w:p>
     <w:p>
@@ -5548,6 +5404,9 @@
         </w:rPr>
       </w:pPr>
       <w:r>
+        <w:rPr>
+          <w:lang w:val="en-AU"/>
+        </w:rPr>
         <w:t xml:space="preserve">    </w:t>
       </w:r>
       <w:proofErr w:type="spellStart"/>
@@ -5576,21 +5435,7 @@
         <w:rPr>
           <w:lang w:val="en-US"/>
         </w:rPr>
-        <w:t xml:space="preserve"> = new SymmetricSecurityKey(Encoding.UTF</w:t>
-      </w:r>
-      <w:proofErr w:type="gramStart"/>
-      <w:r>
-        <w:rPr>
-          <w:lang w:val="en-US"/>
-        </w:rPr>
-        <w:t>8.GetBytes</w:t>
-      </w:r>
-      <w:proofErr w:type="gramEnd"/>
-      <w:r>
-        <w:rPr>
-          <w:lang w:val="en-US"/>
-        </w:rPr>
-        <w:t>(_configuration["Jwt:Key"]));</w:t>
+        <w:t xml:space="preserve"> = new SymmetricSecurityKey(Encoding.UTF8.GetBytes(_configuration["Jwt:Key"]));</w:t>
       </w:r>
     </w:p>
     <w:p>
@@ -5621,7 +5466,6 @@
         <w:t xml:space="preserve"> credentials = new </w:t>
       </w:r>
       <w:proofErr w:type="spellStart"/>
-      <w:proofErr w:type="gramStart"/>
       <w:r>
         <w:rPr>
           <w:lang w:val="en-US"/>
@@ -5636,7 +5480,6 @@
         <w:t>(</w:t>
       </w:r>
       <w:proofErr w:type="spellStart"/>
-      <w:proofErr w:type="gramEnd"/>
       <w:r>
         <w:rPr>
           <w:lang w:val="en-US"/>
@@ -5687,7 +5530,6 @@
         <w:t xml:space="preserve"> token = new </w:t>
       </w:r>
       <w:proofErr w:type="spellStart"/>
-      <w:proofErr w:type="gramStart"/>
       <w:r>
         <w:rPr>
           <w:lang w:val="en-US"/>
@@ -5701,7 +5543,6 @@
         </w:rPr>
         <w:t>(</w:t>
       </w:r>
-      <w:proofErr w:type="gramEnd"/>
     </w:p>
     <w:p>
       <w:pPr>
@@ -5717,7 +5558,6 @@
         <w:t xml:space="preserve">        issuer: _configuration["</w:t>
       </w:r>
       <w:proofErr w:type="spellStart"/>
-      <w:proofErr w:type="gramStart"/>
       <w:r>
         <w:rPr>
           <w:lang w:val="en-US"/>
@@ -5725,7 +5565,6 @@
         <w:t>Jwt:Issuer</w:t>
       </w:r>
       <w:proofErr w:type="spellEnd"/>
-      <w:proofErr w:type="gramEnd"/>
       <w:r>
         <w:rPr>
           <w:lang w:val="en-US"/>
@@ -5792,6 +5631,9 @@
     <w:p>
       <w:pPr>
         <w:pStyle w:val="aff9"/>
+        <w:rPr>
+          <w:lang w:val="en-AU"/>
+        </w:rPr>
       </w:pPr>
       <w:r>
         <w:rPr>
@@ -5800,12 +5642,18 @@
         <w:t xml:space="preserve">    </w:t>
       </w:r>
       <w:r>
+        <w:rPr>
+          <w:lang w:val="en-AU"/>
+        </w:rPr>
         <w:t>);</w:t>
       </w:r>
     </w:p>
     <w:p>
       <w:pPr>
         <w:pStyle w:val="aff9"/>
+        <w:rPr>
+          <w:lang w:val="en-AU"/>
+        </w:rPr>
       </w:pPr>
     </w:p>
     <w:p>
@@ -5816,6 +5664,9 @@
         </w:rPr>
       </w:pPr>
       <w:r>
+        <w:rPr>
+          <w:lang w:val="en-AU"/>
+        </w:rPr>
         <w:t xml:space="preserve">    </w:t>
       </w:r>
       <w:proofErr w:type="spellStart"/>
@@ -5858,14 +5709,7 @@
         <w:rPr>
           <w:lang w:val="en-US"/>
         </w:rPr>
-        <w:t>(</w:t>
-      </w:r>
-      <w:proofErr w:type="gramStart"/>
-      <w:r>
-        <w:rPr>
-          <w:lang w:val="en-US"/>
-        </w:rPr>
-        <w:t>).</w:t>
+        <w:t>().</w:t>
       </w:r>
       <w:proofErr w:type="spellStart"/>
       <w:r>
@@ -5875,7 +5719,6 @@
         <w:t>WriteToken</w:t>
       </w:r>
       <w:proofErr w:type="spellEnd"/>
-      <w:proofErr w:type="gramEnd"/>
       <w:r>
         <w:rPr>
           <w:lang w:val="en-US"/>
@@ -5952,12 +5795,10 @@
         <w:t xml:space="preserve"> = </w:t>
       </w:r>
       <w:proofErr w:type="spellStart"/>
-      <w:proofErr w:type="gramStart"/>
       <w:r>
         <w:t>token.ValidTo</w:t>
       </w:r>
       <w:proofErr w:type="spellEnd"/>
-      <w:proofErr w:type="gramEnd"/>
       <w:r>
         <w:t xml:space="preserve"> </w:t>
       </w:r>
@@ -5998,64 +5839,59 @@
     <w:p>
       <w:pPr>
         <w:pStyle w:val="a4"/>
+      </w:pPr>
+      <w:r>
         <w:rPr>
           <w:rFonts w:cs="Times New Roman"/>
         </w:rPr>
-      </w:pPr>
+        <w:t>1</w:t>
+      </w:r>
       <w:r>
         <w:rPr>
           <w:rFonts w:cs="Times New Roman"/>
         </w:rPr>
-        <w:t xml:space="preserve">1. </w:t>
+        <w:t xml:space="preserve">. </w:t>
+      </w:r>
+      <w:r>
+        <w:t xml:space="preserve">Ананченко И. В. </w:t>
       </w:r>
       <w:proofErr w:type="spellStart"/>
       <w:r>
-        <w:t>Лок</w:t>
+        <w:t>Контейнеризатор</w:t>
       </w:r>
       <w:proofErr w:type="spellEnd"/>
       <w:r>
-        <w:t xml:space="preserve"> Э. ASP.NET </w:t>
+        <w:t xml:space="preserve"> приложений </w:t>
       </w:r>
       <w:proofErr w:type="spellStart"/>
       <w:r>
-        <w:t>Core</w:t>
+        <w:t>docker</w:t>
       </w:r>
       <w:proofErr w:type="spellEnd"/>
       <w:r>
-        <w:t xml:space="preserve"> в </w:t>
-      </w:r>
-      <w:proofErr w:type="gramStart"/>
-      <w:r>
-        <w:t>действии :</w:t>
-      </w:r>
-      <w:proofErr w:type="gramEnd"/>
-      <w:r>
-        <w:t xml:space="preserve"> учебное пособие / Э. </w:t>
+        <w:t xml:space="preserve"> — установка, настройка, основы управления приложениями в средах с поддержкой контейнеризации : учебное пособие / И. В. Ананченко, Т. В. </w:t>
       </w:r>
       <w:proofErr w:type="spellStart"/>
       <w:r>
-        <w:t>Лок</w:t>
+        <w:t>Зудилова</w:t>
       </w:r>
       <w:proofErr w:type="spellEnd"/>
       <w:r>
-        <w:t xml:space="preserve">. – </w:t>
-      </w:r>
-      <w:proofErr w:type="gramStart"/>
-      <w:r>
-        <w:t>Москва :</w:t>
-      </w:r>
-      <w:proofErr w:type="gramEnd"/>
-      <w:r>
-        <w:t xml:space="preserve"> ДМК Пресс, 2024. – 986 с. – URL: </w:t>
-      </w:r>
-      <w:r>
-        <w:t>https://e.lanbook.com/book/464255</w:t>
-      </w:r>
-      <w:r>
-        <w:t xml:space="preserve"> </w:t>
-      </w:r>
-      <w:r>
-        <w:t>(дата обращения: 01.02.2026). – Режим доступа: свободный. – Текст: электронный.</w:t>
+        <w:t xml:space="preserve">, С. Е. Иванов. – Санкт-Петербург : Санкт-Петербургский национальный исследовательский университет информационных технологий, механики и оптики, 2023. – 54 с. – URL: </w:t>
+      </w:r>
+      <w:r>
+        <w:t>https://e.lanbook.com/book/460064</w:t>
+      </w:r>
+      <w:r>
+        <w:t xml:space="preserve"> (дата обращения: 03.02.2026). – Режим доступа: для </w:t>
+      </w:r>
+      <w:proofErr w:type="spellStart"/>
+      <w:r>
+        <w:t>зарегистрир</w:t>
+      </w:r>
+      <w:proofErr w:type="spellEnd"/>
+      <w:r>
+        <w:t>. пользователей. – Текст: электронный.</w:t>
       </w:r>
     </w:p>
     <w:p>
@@ -6069,56 +5905,54 @@
         <w:rPr>
           <w:rFonts w:cs="Times New Roman"/>
         </w:rPr>
-        <w:t xml:space="preserve">2. </w:t>
-      </w:r>
-      <w:r>
-        <w:t xml:space="preserve">Ананченко И. В. </w:t>
+        <w:t>2</w:t>
+      </w:r>
+      <w:r>
+        <w:rPr>
+          <w:rFonts w:cs="Times New Roman"/>
+        </w:rPr>
+        <w:t>.</w:t>
+      </w:r>
+      <w:r>
+        <w:t xml:space="preserve"> </w:t>
       </w:r>
       <w:proofErr w:type="spellStart"/>
       <w:r>
-        <w:t>Контейнеризатор</w:t>
+        <w:t>Гильванов</w:t>
       </w:r>
       <w:proofErr w:type="spellEnd"/>
       <w:r>
-        <w:t xml:space="preserve"> приложений </w:t>
+        <w:t xml:space="preserve"> Р. Г. Программирование на языке C# : учебное пособие / Р. Г. </w:t>
       </w:r>
       <w:proofErr w:type="spellStart"/>
       <w:r>
-        <w:t>docker</w:t>
+        <w:t>Гильванов</w:t>
       </w:r>
       <w:proofErr w:type="spellEnd"/>
       <w:r>
-        <w:t xml:space="preserve"> — установка, настройка, основы управления приложениями в средах с поддержкой </w:t>
-      </w:r>
-      <w:proofErr w:type="gramStart"/>
-      <w:r>
-        <w:t>контейнеризации :</w:t>
-      </w:r>
-      <w:proofErr w:type="gramEnd"/>
-      <w:r>
-        <w:t xml:space="preserve"> учебное пособие / И. В. Ананченко, Т. В. </w:t>
+        <w:t xml:space="preserve">, Л. М. Божко, А. Д. </w:t>
       </w:r>
       <w:proofErr w:type="spellStart"/>
       <w:r>
-        <w:t>Зудилова</w:t>
+        <w:t>Хомоненко</w:t>
       </w:r>
       <w:proofErr w:type="spellEnd"/>
       <w:r>
-        <w:t>, С. Е. Иванов. – Санкт-</w:t>
-      </w:r>
-      <w:proofErr w:type="gramStart"/>
-      <w:r>
-        <w:t>Петербург :</w:t>
-      </w:r>
-      <w:proofErr w:type="gramEnd"/>
-      <w:r>
-        <w:t xml:space="preserve"> Санкт-Петербургский национальный исследовательский университет информационных технологий, механики и оптики, 2023. – 54 с. – URL: </w:t>
-      </w:r>
-      <w:r>
-        <w:t>https://e.lanbook.com/book/460064</w:t>
-      </w:r>
-      <w:r>
-        <w:t xml:space="preserve"> (дата обращения: 03.02.2026). – Режим доступа: для </w:t>
+        <w:t xml:space="preserve">, И. Д. </w:t>
+      </w:r>
+      <w:proofErr w:type="spellStart"/>
+      <w:r>
+        <w:t>Липанов</w:t>
+      </w:r>
+      <w:proofErr w:type="spellEnd"/>
+      <w:r>
+        <w:t xml:space="preserve">. – Санкт-Петербург : Петербургский государственный университет путей сообщения Императора Александра I, 2024. – 89 с. – URL: </w:t>
+      </w:r>
+      <w:r>
+        <w:t>https://e.lanbook.com/book/439523</w:t>
+      </w:r>
+      <w:r>
+        <w:t xml:space="preserve"> (дата обращения: 23.03.2026). – Режим доступа: для </w:t>
       </w:r>
       <w:proofErr w:type="spellStart"/>
       <w:r>
@@ -6164,15 +5998,7 @@
       </w:r>
       <w:proofErr w:type="spellEnd"/>
       <w:r>
-        <w:t xml:space="preserve"> для </w:t>
-      </w:r>
-      <w:proofErr w:type="gramStart"/>
-      <w:r>
-        <w:t>разработчика :</w:t>
-      </w:r>
-      <w:proofErr w:type="gramEnd"/>
-      <w:r>
-        <w:t xml:space="preserve"> руководство / Э. </w:t>
+        <w:t xml:space="preserve"> для разработчика : руководство / Э. </w:t>
       </w:r>
       <w:proofErr w:type="spellStart"/>
       <w:r>
@@ -6180,15 +6006,7 @@
       </w:r>
       <w:proofErr w:type="spellEnd"/>
       <w:r>
-        <w:t xml:space="preserve"> ; пер. с англ. А. Н. Киселева. – </w:t>
-      </w:r>
-      <w:proofErr w:type="gramStart"/>
-      <w:r>
-        <w:t>Москва :</w:t>
-      </w:r>
-      <w:proofErr w:type="gramEnd"/>
-      <w:r>
-        <w:t xml:space="preserve"> ДМК Пресс, 2023. – 220 с. – URL: </w:t>
+        <w:t xml:space="preserve"> ; пер. с англ. А. Н. Киселева. – Москва : ДМК Пресс, 2023. – 220 с. – URL: </w:t>
       </w:r>
       <w:r>
         <w:t>https://e.lanbook.com/book/348110/</w:t>
@@ -6202,10 +6020,7 @@
       </w:r>
       <w:proofErr w:type="spellEnd"/>
       <w:r>
-        <w:t>. пользователей. – Текст: электронный</w:t>
-      </w:r>
-      <w:r>
-        <w:t>.</w:t>
+        <w:t>. пользователей. – Текст: электронный.</w:t>
       </w:r>
     </w:p>
     <w:p>
@@ -6213,10 +6028,7 @@
         <w:pStyle w:val="a4"/>
       </w:pPr>
       <w:r>
-        <w:t xml:space="preserve">4. </w:t>
-      </w:r>
-      <w:r>
-        <w:t xml:space="preserve">Леон У. Разработка веб-приложения </w:t>
+        <w:t xml:space="preserve">4. Леон У. Разработка веб-приложения </w:t>
       </w:r>
       <w:proofErr w:type="spellStart"/>
       <w:r>
@@ -6232,35 +6044,13 @@
       </w:r>
       <w:proofErr w:type="spellEnd"/>
       <w:r>
-        <w:t>, Node.js и Neo4</w:t>
-      </w:r>
-      <w:proofErr w:type="gramStart"/>
-      <w:r>
-        <w:t>j :</w:t>
-      </w:r>
-      <w:proofErr w:type="gramEnd"/>
-      <w:r>
-        <w:t xml:space="preserve"> руководство / У. Леон ; пер. с англ. А. Н. Киселева. – </w:t>
-      </w:r>
-      <w:proofErr w:type="gramStart"/>
-      <w:r>
-        <w:t>Москва :</w:t>
-      </w:r>
-      <w:proofErr w:type="gramEnd"/>
-      <w:r>
-        <w:t xml:space="preserve"> ДМК Пресс, 2023. – 262 с. – URL:</w:t>
+        <w:t>, Node.js и Neo4j : руководство / У. Леон ; пер. с англ. А. Н. Киселева. – Москва : ДМК Пресс, 2023. – 262 с. – URL:</w:t>
       </w:r>
       <w:r>
         <w:t xml:space="preserve"> https://e.lanbook.com/book/314975</w:t>
       </w:r>
       <w:r>
-        <w:t xml:space="preserve"> </w:t>
-      </w:r>
-      <w:r>
-        <w:t>(дата обращения: 05.02</w:t>
-      </w:r>
-      <w:r>
-        <w:t xml:space="preserve">.2026). – Режим доступа: для </w:t>
+        <w:t xml:space="preserve"> (дата обращения: 05.02.2026). – Режим доступа: для </w:t>
       </w:r>
       <w:proofErr w:type="spellStart"/>
       <w:r>
@@ -6274,82 +6064,48 @@
     <w:p>
       <w:pPr>
         <w:pStyle w:val="a4"/>
+      </w:pPr>
+      <w:r>
         <w:rPr>
           <w:rFonts w:cs="Times New Roman"/>
         </w:rPr>
-      </w:pPr>
-      <w:proofErr w:type="gramStart"/>
+        <w:t>5</w:t>
+      </w:r>
       <w:r>
         <w:rPr>
           <w:rFonts w:cs="Times New Roman"/>
         </w:rPr>
-        <w:t>5 .</w:t>
-      </w:r>
-      <w:proofErr w:type="gramEnd"/>
-      <w:r>
-        <w:t xml:space="preserve"> </w:t>
+        <w:t xml:space="preserve">. </w:t>
       </w:r>
       <w:proofErr w:type="spellStart"/>
       <w:r>
-        <w:t>Гильванов</w:t>
+        <w:t>Лок</w:t>
       </w:r>
       <w:proofErr w:type="spellEnd"/>
       <w:r>
-        <w:t xml:space="preserve"> Р. Г. Программирование на языке </w:t>
-      </w:r>
-      <w:proofErr w:type="gramStart"/>
-      <w:r>
-        <w:t>C# :</w:t>
-      </w:r>
-      <w:proofErr w:type="gramEnd"/>
-      <w:r>
-        <w:t xml:space="preserve"> учебное пособие / Р. Г. </w:t>
+        <w:t xml:space="preserve"> Э. ASP.NET </w:t>
       </w:r>
       <w:proofErr w:type="spellStart"/>
       <w:r>
-        <w:t>Гильванов</w:t>
+        <w:t>Core</w:t>
       </w:r>
       <w:proofErr w:type="spellEnd"/>
       <w:r>
-        <w:t xml:space="preserve">, Л. М. Божко, А. Д. </w:t>
+        <w:t xml:space="preserve"> в действии : учебное пособие / Э. </w:t>
       </w:r>
       <w:proofErr w:type="spellStart"/>
       <w:r>
-        <w:t>Хомоненко</w:t>
+        <w:t>Лок</w:t>
       </w:r>
       <w:proofErr w:type="spellEnd"/>
       <w:r>
-        <w:t xml:space="preserve">, И. Д. </w:t>
-      </w:r>
-      <w:proofErr w:type="spellStart"/>
-      <w:r>
-        <w:t>Липанов</w:t>
-      </w:r>
-      <w:proofErr w:type="spellEnd"/>
-      <w:r>
-        <w:t>. – Санкт-</w:t>
-      </w:r>
-      <w:proofErr w:type="gramStart"/>
-      <w:r>
-        <w:t>Петербург :</w:t>
-      </w:r>
-      <w:proofErr w:type="gramEnd"/>
-      <w:r>
-        <w:t xml:space="preserve"> Петербургский государственный университет путей сообщения Императора Александра I, 2024. – 89 с. – URL: </w:t>
-      </w:r>
-      <w:r>
-        <w:t>https://e.lanbook.com/book/439523</w:t>
-      </w:r>
-      <w:r>
-        <w:t xml:space="preserve"> (дата обращения: 23.03.2026). – Режим доступа: для </w:t>
-      </w:r>
-      <w:proofErr w:type="spellStart"/>
-      <w:r>
-        <w:t>зарегистрир</w:t>
-      </w:r>
-      <w:proofErr w:type="spellEnd"/>
-      <w:r>
-        <w:t>. пользователей. – Текст: электронный.</w:t>
+        <w:t xml:space="preserve">. – Москва : ДМК Пресс, 2024. – 986 с. – URL: </w:t>
+      </w:r>
+      <w:r>
+        <w:t>https://e.lanbook.com/book/464255</w:t>
+      </w:r>
+      <w:r>
+        <w:t xml:space="preserve"> (дата обращения: 01.02.2026). – Режим доступа: свободный. – Текст: электронный.</w:t>
       </w:r>
     </w:p>
     <w:p/>
@@ -6414,7 +6170,7 @@
           <w:rPr>
             <w:noProof/>
           </w:rPr>
-          <w:t>2</w:t>
+          <w:t>9</w:t>
         </w:r>
         <w:r>
           <w:fldChar w:fldCharType="end"/>
@@ -25427,7 +25183,7 @@
 </file>
 
 <file path=customXml/itemProps1.xml><?xml version="1.0" encoding="utf-8"?>
-<ds:datastoreItem xmlns:ds="http://schemas.openxmlformats.org/officeDocument/2006/customXml" ds:itemID="{0C6989A5-292F-4C1F-B672-A85E5B05DCD0}">
+<ds:datastoreItem xmlns:ds="http://schemas.openxmlformats.org/officeDocument/2006/customXml" ds:itemID="{B691AE90-6A62-4B7E-B0A3-6E6772086038}">
   <ds:schemaRefs>
     <ds:schemaRef ds:uri="http://schemas.openxmlformats.org/officeDocument/2006/bibliography"/>
   </ds:schemaRefs>

--- a/Техотчёт_ПМ04.docx
+++ b/Техотчёт_ПМ04.docx
@@ -1447,7 +1447,7 @@
             </w:rPr>
             <w:fldChar w:fldCharType="separate"/>
           </w:r>
-          <w:hyperlink w:anchor="_Toc226654910" w:history="1">
+          <w:hyperlink w:anchor="_Toc227063705" w:history="1">
             <w:r>
               <w:rPr>
                 <w:rStyle w:val="aff"/>
@@ -1474,7 +1474,7 @@
                 <w:noProof/>
                 <w:webHidden/>
               </w:rPr>
-              <w:instrText xml:space="preserve"> PAGEREF _Toc226654910 \h </w:instrText>
+              <w:instrText xml:space="preserve"> PAGEREF _Toc227063705 \h </w:instrText>
             </w:r>
             <w:r>
               <w:rPr>
@@ -1516,7 +1516,7 @@
               <w14:ligatures w14:val="none"/>
             </w:rPr>
           </w:pPr>
-          <w:hyperlink w:anchor="_Toc226654911" w:history="1">
+          <w:hyperlink w:anchor="_Toc227063706" w:history="1">
             <w:r>
               <w:rPr>
                 <w:rStyle w:val="aff"/>
@@ -1543,7 +1543,7 @@
                 <w:noProof/>
                 <w:webHidden/>
               </w:rPr>
-              <w:instrText xml:space="preserve"> PAGEREF _Toc226654911 \h </w:instrText>
+              <w:instrText xml:space="preserve"> PAGEREF _Toc227063706 \h </w:instrText>
             </w:r>
             <w:r>
               <w:rPr>
@@ -1585,7 +1585,7 @@
               <w14:ligatures w14:val="none"/>
             </w:rPr>
           </w:pPr>
-          <w:hyperlink w:anchor="_Toc226654912" w:history="1">
+          <w:hyperlink w:anchor="_Toc227063707" w:history="1">
             <w:r>
               <w:rPr>
                 <w:rStyle w:val="aff"/>
@@ -1620,7 +1620,193 @@
                 <w:noProof/>
                 <w:webHidden/>
               </w:rPr>
-              <w:instrText xml:space="preserve"> PAGEREF _Toc226654912 \h </w:instrText>
+              <w:instrText xml:space="preserve"> PAGEREF _Toc227063707 \h </w:instrText>
+            </w:r>
+            <w:r>
+              <w:rPr>
+                <w:noProof/>
+                <w:webHidden/>
+              </w:rPr>
+            </w:r>
+            <w:r>
+              <w:rPr>
+                <w:noProof/>
+                <w:webHidden/>
+              </w:rPr>
+              <w:fldChar w:fldCharType="separate"/>
+            </w:r>
+            <w:r>
+              <w:rPr>
+                <w:noProof/>
+                <w:webHidden/>
+              </w:rPr>
+              <w:t>6</w:t>
+            </w:r>
+            <w:r>
+              <w:rPr>
+                <w:noProof/>
+                <w:webHidden/>
+              </w:rPr>
+              <w:fldChar w:fldCharType="end"/>
+            </w:r>
+          </w:hyperlink>
+        </w:p>
+        <w:bookmarkStart w:id="0" w:name="_GoBack"/>
+        <w:bookmarkEnd w:id="0"/>
+        <w:p>
+          <w:pPr>
+            <w:pStyle w:val="24"/>
+            <w:rPr>
+              <w:rFonts w:asciiTheme="minorHAnsi" w:hAnsiTheme="minorHAnsi"/>
+              <w:noProof/>
+              <w:sz w:val="22"/>
+              <w:lang w:eastAsia="ru-RU"/>
+              <w14:ligatures w14:val="none"/>
+            </w:rPr>
+          </w:pPr>
+          <w:r>
+            <w:rPr>
+              <w:rStyle w:val="aff"/>
+              <w:noProof/>
+            </w:rPr>
+            <w:fldChar w:fldCharType="begin"/>
+          </w:r>
+          <w:r>
+            <w:rPr>
+              <w:rStyle w:val="aff"/>
+              <w:noProof/>
+            </w:rPr>
+            <w:instrText xml:space="preserve"> </w:instrText>
+          </w:r>
+          <w:r>
+            <w:rPr>
+              <w:noProof/>
+            </w:rPr>
+            <w:instrText>HYPERLINK \l "_Toc227063708"</w:instrText>
+          </w:r>
+          <w:r>
+            <w:rPr>
+              <w:rStyle w:val="aff"/>
+              <w:noProof/>
+            </w:rPr>
+            <w:instrText xml:space="preserve"> </w:instrText>
+          </w:r>
+          <w:r>
+            <w:rPr>
+              <w:rStyle w:val="aff"/>
+              <w:noProof/>
+            </w:rPr>
+          </w:r>
+          <w:r>
+            <w:rPr>
+              <w:rStyle w:val="aff"/>
+              <w:noProof/>
+            </w:rPr>
+            <w:fldChar w:fldCharType="separate"/>
+          </w:r>
+          <w:r>
+            <w:rPr>
+              <w:rStyle w:val="aff"/>
+              <w:noProof/>
+            </w:rPr>
+            <w:t>1.1 Общие требования безопасности</w:t>
+          </w:r>
+          <w:r>
+            <w:rPr>
+              <w:noProof/>
+              <w:webHidden/>
+            </w:rPr>
+            <w:tab/>
+          </w:r>
+          <w:r>
+            <w:rPr>
+              <w:noProof/>
+              <w:webHidden/>
+            </w:rPr>
+            <w:fldChar w:fldCharType="begin"/>
+          </w:r>
+          <w:r>
+            <w:rPr>
+              <w:noProof/>
+              <w:webHidden/>
+            </w:rPr>
+            <w:instrText xml:space="preserve"> PAGEREF _Toc227063708 \h </w:instrText>
+          </w:r>
+          <w:r>
+            <w:rPr>
+              <w:noProof/>
+              <w:webHidden/>
+            </w:rPr>
+          </w:r>
+          <w:r>
+            <w:rPr>
+              <w:noProof/>
+              <w:webHidden/>
+            </w:rPr>
+            <w:fldChar w:fldCharType="separate"/>
+          </w:r>
+          <w:r>
+            <w:rPr>
+              <w:noProof/>
+              <w:webHidden/>
+            </w:rPr>
+            <w:t>6</w:t>
+          </w:r>
+          <w:r>
+            <w:rPr>
+              <w:noProof/>
+              <w:webHidden/>
+            </w:rPr>
+            <w:fldChar w:fldCharType="end"/>
+          </w:r>
+          <w:r>
+            <w:rPr>
+              <w:rStyle w:val="aff"/>
+              <w:noProof/>
+            </w:rPr>
+            <w:fldChar w:fldCharType="end"/>
+          </w:r>
+        </w:p>
+        <w:p>
+          <w:pPr>
+            <w:pStyle w:val="24"/>
+            <w:rPr>
+              <w:rFonts w:asciiTheme="minorHAnsi" w:hAnsiTheme="minorHAnsi"/>
+              <w:noProof/>
+              <w:sz w:val="22"/>
+              <w:lang w:eastAsia="ru-RU"/>
+              <w14:ligatures w14:val="none"/>
+            </w:rPr>
+          </w:pPr>
+          <w:hyperlink w:anchor="_Toc227063709" w:history="1">
+            <w:r>
+              <w:rPr>
+                <w:rStyle w:val="aff"/>
+                <w:rFonts w:cs="Times New Roman"/>
+                <w:noProof/>
+              </w:rPr>
+              <w:t>1.2 Организация рабочего места</w:t>
+            </w:r>
+            <w:r>
+              <w:rPr>
+                <w:noProof/>
+                <w:webHidden/>
+              </w:rPr>
+              <w:tab/>
+            </w:r>
+            <w:r>
+              <w:rPr>
+                <w:noProof/>
+                <w:webHidden/>
+              </w:rPr>
+              <w:fldChar w:fldCharType="begin"/>
+            </w:r>
+            <w:r>
+              <w:rPr>
+                <w:noProof/>
+                <w:webHidden/>
+              </w:rPr>
+              <w:instrText xml:space="preserve"> PAGEREF _Toc227063709 \h </w:instrText>
             </w:r>
             <w:r>
               <w:rPr>
@@ -1662,146 +1848,7 @@
               <w14:ligatures w14:val="none"/>
             </w:rPr>
           </w:pPr>
-          <w:hyperlink w:anchor="_Toc226654913" w:history="1">
-            <w:r>
-              <w:rPr>
-                <w:rStyle w:val="aff"/>
-                <w:noProof/>
-              </w:rPr>
-              <w:t>1.1 Общие требования безопасности</w:t>
-            </w:r>
-            <w:r>
-              <w:rPr>
-                <w:noProof/>
-                <w:webHidden/>
-              </w:rPr>
-              <w:tab/>
-            </w:r>
-            <w:r>
-              <w:rPr>
-                <w:noProof/>
-                <w:webHidden/>
-              </w:rPr>
-              <w:fldChar w:fldCharType="begin"/>
-            </w:r>
-            <w:r>
-              <w:rPr>
-                <w:noProof/>
-                <w:webHidden/>
-              </w:rPr>
-              <w:instrText xml:space="preserve"> PAGEREF _Toc226654913 \h </w:instrText>
-            </w:r>
-            <w:r>
-              <w:rPr>
-                <w:noProof/>
-                <w:webHidden/>
-              </w:rPr>
-            </w:r>
-            <w:r>
-              <w:rPr>
-                <w:noProof/>
-                <w:webHidden/>
-              </w:rPr>
-              <w:fldChar w:fldCharType="separate"/>
-            </w:r>
-            <w:r>
-              <w:rPr>
-                <w:noProof/>
-                <w:webHidden/>
-              </w:rPr>
-              <w:t>6</w:t>
-            </w:r>
-            <w:r>
-              <w:rPr>
-                <w:noProof/>
-                <w:webHidden/>
-              </w:rPr>
-              <w:fldChar w:fldCharType="end"/>
-            </w:r>
-          </w:hyperlink>
-        </w:p>
-        <w:p>
-          <w:pPr>
-            <w:pStyle w:val="24"/>
-            <w:rPr>
-              <w:rFonts w:asciiTheme="minorHAnsi" w:hAnsiTheme="minorHAnsi"/>
-              <w:noProof/>
-              <w:sz w:val="22"/>
-              <w:lang w:eastAsia="ru-RU"/>
-              <w14:ligatures w14:val="none"/>
-            </w:rPr>
-          </w:pPr>
-          <w:hyperlink w:anchor="_Toc226654914" w:history="1">
-            <w:r>
-              <w:rPr>
-                <w:rStyle w:val="aff"/>
-                <w:rFonts w:cs="Times New Roman"/>
-                <w:noProof/>
-              </w:rPr>
-              <w:t>1.2 Организация рабочего места</w:t>
-            </w:r>
-            <w:r>
-              <w:rPr>
-                <w:noProof/>
-                <w:webHidden/>
-              </w:rPr>
-              <w:tab/>
-            </w:r>
-            <w:r>
-              <w:rPr>
-                <w:noProof/>
-                <w:webHidden/>
-              </w:rPr>
-              <w:fldChar w:fldCharType="begin"/>
-            </w:r>
-            <w:r>
-              <w:rPr>
-                <w:noProof/>
-                <w:webHidden/>
-              </w:rPr>
-              <w:instrText xml:space="preserve"> PAGEREF _Toc226654914 \h </w:instrText>
-            </w:r>
-            <w:r>
-              <w:rPr>
-                <w:noProof/>
-                <w:webHidden/>
-              </w:rPr>
-            </w:r>
-            <w:r>
-              <w:rPr>
-                <w:noProof/>
-                <w:webHidden/>
-              </w:rPr>
-              <w:fldChar w:fldCharType="separate"/>
-            </w:r>
-            <w:r>
-              <w:rPr>
-                <w:noProof/>
-                <w:webHidden/>
-              </w:rPr>
-              <w:t>6</w:t>
-            </w:r>
-            <w:r>
-              <w:rPr>
-                <w:noProof/>
-                <w:webHidden/>
-              </w:rPr>
-              <w:fldChar w:fldCharType="end"/>
-            </w:r>
-          </w:hyperlink>
-        </w:p>
-        <w:p>
-          <w:pPr>
-            <w:pStyle w:val="24"/>
-            <w:rPr>
-              <w:rFonts w:asciiTheme="minorHAnsi" w:hAnsiTheme="minorHAnsi"/>
-              <w:noProof/>
-              <w:sz w:val="22"/>
-              <w:lang w:eastAsia="ru-RU"/>
-              <w14:ligatures w14:val="none"/>
-            </w:rPr>
-          </w:pPr>
-          <w:hyperlink w:anchor="_Toc226654915" w:history="1">
+          <w:hyperlink w:anchor="_Toc227063710" w:history="1">
             <w:r>
               <w:rPr>
                 <w:rStyle w:val="aff"/>
@@ -1829,7 +1876,7 @@
                 <w:noProof/>
                 <w:webHidden/>
               </w:rPr>
-              <w:instrText xml:space="preserve"> PAGEREF _Toc226654915 \h </w:instrText>
+              <w:instrText xml:space="preserve"> PAGEREF _Toc227063710 \h </w:instrText>
             </w:r>
             <w:r>
               <w:rPr>
@@ -1871,7 +1918,7 @@
               <w14:ligatures w14:val="none"/>
             </w:rPr>
           </w:pPr>
-          <w:hyperlink w:anchor="_Toc226654916" w:history="1">
+          <w:hyperlink w:anchor="_Toc227063711" w:history="1">
             <w:r>
               <w:rPr>
                 <w:rStyle w:val="aff"/>
@@ -1966,7 +2013,7 @@
                 <w:noProof/>
                 <w:webHidden/>
               </w:rPr>
-              <w:instrText xml:space="preserve"> PAGEREF _Toc226654916 \h </w:instrText>
+              <w:instrText xml:space="preserve"> PAGEREF _Toc227063711 \h </w:instrText>
             </w:r>
             <w:r>
               <w:rPr>
@@ -2008,7 +2055,7 @@
               <w14:ligatures w14:val="none"/>
             </w:rPr>
           </w:pPr>
-          <w:hyperlink w:anchor="_Toc226654917" w:history="1">
+          <w:hyperlink w:anchor="_Toc227063712" w:history="1">
             <w:r>
               <w:rPr>
                 <w:rStyle w:val="aff"/>
@@ -2037,7 +2084,7 @@
                 <w:noProof/>
                 <w:webHidden/>
               </w:rPr>
-              <w:instrText xml:space="preserve"> PAGEREF _Toc226654917 \h </w:instrText>
+              <w:instrText xml:space="preserve"> PAGEREF _Toc227063712 \h </w:instrText>
             </w:r>
             <w:r>
               <w:rPr>
@@ -2079,7 +2126,7 @@
               <w14:ligatures w14:val="none"/>
             </w:rPr>
           </w:pPr>
-          <w:hyperlink w:anchor="_Toc226654918" w:history="1">
+          <w:hyperlink w:anchor="_Toc227063713" w:history="1">
             <w:r>
               <w:rPr>
                 <w:rStyle w:val="aff"/>
@@ -2108,7 +2155,7 @@
                 <w:noProof/>
                 <w:webHidden/>
               </w:rPr>
-              <w:instrText xml:space="preserve"> PAGEREF _Toc226654918 \h </w:instrText>
+              <w:instrText xml:space="preserve"> PAGEREF _Toc227063713 \h </w:instrText>
             </w:r>
             <w:r>
               <w:rPr>
@@ -2150,7 +2197,7 @@
               <w14:ligatures w14:val="none"/>
             </w:rPr>
           </w:pPr>
-          <w:hyperlink w:anchor="_Toc226654919" w:history="1">
+          <w:hyperlink w:anchor="_Toc227063714" w:history="1">
             <w:r>
               <w:rPr>
                 <w:rStyle w:val="aff"/>
@@ -2179,7 +2226,7 @@
                 <w:noProof/>
                 <w:webHidden/>
               </w:rPr>
-              <w:instrText xml:space="preserve"> PAGEREF _Toc226654919 \h </w:instrText>
+              <w:instrText xml:space="preserve"> PAGEREF _Toc227063714 \h </w:instrText>
             </w:r>
             <w:r>
               <w:rPr>
@@ -2221,7 +2268,7 @@
               <w14:ligatures w14:val="none"/>
             </w:rPr>
           </w:pPr>
-          <w:hyperlink w:anchor="_Toc226654920" w:history="1">
+          <w:hyperlink w:anchor="_Toc227063715" w:history="1">
             <w:r>
               <w:rPr>
                 <w:rStyle w:val="aff"/>
@@ -2250,7 +2297,7 @@
                 <w:noProof/>
                 <w:webHidden/>
               </w:rPr>
-              <w:instrText xml:space="preserve"> PAGEREF _Toc226654920 \h </w:instrText>
+              <w:instrText xml:space="preserve"> PAGEREF _Toc227063715 \h </w:instrText>
             </w:r>
             <w:r>
               <w:rPr>
@@ -2292,13 +2339,13 @@
               <w14:ligatures w14:val="none"/>
             </w:rPr>
           </w:pPr>
-          <w:hyperlink w:anchor="_Toc226654921" w:history="1">
+          <w:hyperlink w:anchor="_Toc227063716" w:history="1">
             <w:r>
               <w:rPr>
                 <w:rStyle w:val="aff"/>
                 <w:noProof/>
               </w:rPr>
-              <w:t>Список использованных источников</w:t>
+              <w:t>Заключение</w:t>
             </w:r>
             <w:r>
               <w:rPr>
@@ -2319,7 +2366,7 @@
                 <w:noProof/>
                 <w:webHidden/>
               </w:rPr>
-              <w:instrText xml:space="preserve"> PAGEREF _Toc226654921 \h </w:instrText>
+              <w:instrText xml:space="preserve"> PAGEREF _Toc227063716 \h </w:instrText>
             </w:r>
             <w:r>
               <w:rPr>
@@ -2352,6 +2399,75 @@
         </w:p>
         <w:p>
           <w:pPr>
+            <w:pStyle w:val="12"/>
+            <w:rPr>
+              <w:rFonts w:asciiTheme="minorHAnsi" w:hAnsiTheme="minorHAnsi"/>
+              <w:noProof/>
+              <w:sz w:val="22"/>
+              <w:lang w:eastAsia="ru-RU"/>
+              <w14:ligatures w14:val="none"/>
+            </w:rPr>
+          </w:pPr>
+          <w:hyperlink w:anchor="_Toc227063717" w:history="1">
+            <w:r>
+              <w:rPr>
+                <w:rStyle w:val="aff"/>
+                <w:noProof/>
+              </w:rPr>
+              <w:t>Список использованных источников</w:t>
+            </w:r>
+            <w:r>
+              <w:rPr>
+                <w:noProof/>
+                <w:webHidden/>
+              </w:rPr>
+              <w:tab/>
+            </w:r>
+            <w:r>
+              <w:rPr>
+                <w:noProof/>
+                <w:webHidden/>
+              </w:rPr>
+              <w:fldChar w:fldCharType="begin"/>
+            </w:r>
+            <w:r>
+              <w:rPr>
+                <w:noProof/>
+                <w:webHidden/>
+              </w:rPr>
+              <w:instrText xml:space="preserve"> PAGEREF _Toc227063717 \h </w:instrText>
+            </w:r>
+            <w:r>
+              <w:rPr>
+                <w:noProof/>
+                <w:webHidden/>
+              </w:rPr>
+            </w:r>
+            <w:r>
+              <w:rPr>
+                <w:noProof/>
+                <w:webHidden/>
+              </w:rPr>
+              <w:fldChar w:fldCharType="separate"/>
+            </w:r>
+            <w:r>
+              <w:rPr>
+                <w:noProof/>
+                <w:webHidden/>
+              </w:rPr>
+              <w:t>14</w:t>
+            </w:r>
+            <w:r>
+              <w:rPr>
+                <w:noProof/>
+                <w:webHidden/>
+              </w:rPr>
+              <w:fldChar w:fldCharType="end"/>
+            </w:r>
+          </w:hyperlink>
+        </w:p>
+        <w:p>
+          <w:pPr>
             <w:spacing w:line="360" w:lineRule="auto"/>
             <w:ind w:left="680"/>
             <w:jc w:val="left"/>
@@ -2371,12 +2487,12 @@
         <w:pStyle w:val="ae"/>
         <w:outlineLvl w:val="0"/>
       </w:pPr>
-      <w:bookmarkStart w:id="0" w:name="_Toc226654910"/>
+      <w:bookmarkStart w:id="1" w:name="_Toc227063705"/>
       <w:r>
         <w:lastRenderedPageBreak/>
         <w:t>Перечень сокращений и обозначений</w:t>
       </w:r>
-      <w:bookmarkEnd w:id="0"/>
+      <w:bookmarkEnd w:id="1"/>
     </w:p>
     <w:p>
       <w:pPr>
@@ -2485,31 +2601,13 @@
       </w:pPr>
       <w:r>
         <w:rPr>
-          <w:lang w:val="en-US"/>
+          <w:lang w:val="en-AU"/>
           <w14:ligatures w14:val="none"/>
         </w:rPr>
-        <w:t>IDE</w:t>
-      </w:r>
-      <w:r>
-        <w:rPr>
-          <w14:ligatures w14:val="none"/>
-        </w:rPr>
-        <w:t xml:space="preserve"> </w:t>
-      </w:r>
-      <w:r>
-        <w:t xml:space="preserve">– </w:t>
-      </w:r>
-      <w:r>
-        <w:rPr>
-          <w14:ligatures w14:val="none"/>
-        </w:rPr>
-        <w:t>и</w:t>
-      </w:r>
-      <w:r>
-        <w:rPr>
-          <w14:ligatures w14:val="none"/>
-        </w:rPr>
-        <w:t>нтегрированная среда разработки</w:t>
+        <w:t xml:space="preserve">CASE – </w:t>
+      </w:r>
+      <w:r>
+        <w:t>автоматизированная разработка программного обеспечения</w:t>
       </w:r>
     </w:p>
     <w:p>
@@ -2517,31 +2615,64 @@
         <w:pStyle w:val="a4"/>
       </w:pPr>
       <w:r>
-        <w:t>JWT – в</w:t>
-      </w:r>
-      <w:r>
-        <w:t>еб-</w:t>
-      </w:r>
-      <w:proofErr w:type="spellStart"/>
-      <w:r>
-        <w:t>токен</w:t>
-      </w:r>
-      <w:proofErr w:type="spellEnd"/>
-      <w:r>
-        <w:t xml:space="preserve"> формата JSON</w:t>
+        <w:rPr>
+          <w:lang w:val="en-US"/>
+          <w14:ligatures w14:val="none"/>
+        </w:rPr>
+        <w:t>IDE</w:t>
+      </w:r>
+      <w:r>
+        <w:rPr>
+          <w14:ligatures w14:val="none"/>
+        </w:rPr>
+        <w:t xml:space="preserve"> </w:t>
+      </w:r>
+      <w:r>
+        <w:t xml:space="preserve">– </w:t>
+      </w:r>
+      <w:r>
+        <w:rPr>
+          <w14:ligatures w14:val="none"/>
+        </w:rPr>
+        <w:t>и</w:t>
+      </w:r>
+      <w:r>
+        <w:rPr>
+          <w14:ligatures w14:val="none"/>
+        </w:rPr>
+        <w:t>нтегрированная среда разработки</w:t>
       </w:r>
     </w:p>
     <w:p>
       <w:pPr>
+        <w:pStyle w:val="a4"/>
+      </w:pPr>
+      <w:r>
+        <w:t>JWT – в</w:t>
+      </w:r>
+      <w:r>
+        <w:t>еб-</w:t>
+      </w:r>
+      <w:proofErr w:type="spellStart"/>
+      <w:r>
+        <w:t>токен</w:t>
+      </w:r>
+      <w:proofErr w:type="spellEnd"/>
+      <w:r>
+        <w:t xml:space="preserve"> формата JSON</w:t>
+      </w:r>
+    </w:p>
+    <w:p>
+      <w:pPr>
         <w:pStyle w:val="ae"/>
         <w:outlineLvl w:val="0"/>
       </w:pPr>
-      <w:bookmarkStart w:id="1" w:name="_Toc226654911"/>
+      <w:bookmarkStart w:id="2" w:name="_Toc227063706"/>
       <w:r>
         <w:lastRenderedPageBreak/>
         <w:t>Введение</w:t>
       </w:r>
-      <w:bookmarkEnd w:id="1"/>
+      <w:bookmarkEnd w:id="2"/>
     </w:p>
     <w:p>
       <w:pPr>
@@ -2915,12 +3046,12 @@
           <w:highlight w:val="white"/>
         </w:rPr>
       </w:pPr>
-      <w:bookmarkStart w:id="2" w:name="_Toc226654912"/>
+      <w:bookmarkStart w:id="3" w:name="_Toc227063707"/>
       <w:r>
         <w:lastRenderedPageBreak/>
         <w:t>Организация охраны труда на предприятии</w:t>
       </w:r>
-      <w:bookmarkEnd w:id="2"/>
+      <w:bookmarkEnd w:id="3"/>
     </w:p>
     <w:p>
       <w:pPr>
@@ -2938,11 +3069,11 @@
         <w:spacing w:before="0" w:after="0"/>
         <w:ind w:left="709" w:firstLine="0"/>
       </w:pPr>
-      <w:bookmarkStart w:id="3" w:name="_Toc226654913"/>
+      <w:bookmarkStart w:id="4" w:name="_Toc227063708"/>
       <w:r>
         <w:t>Общие требования безопасности</w:t>
       </w:r>
-      <w:bookmarkEnd w:id="3"/>
+      <w:bookmarkEnd w:id="4"/>
     </w:p>
     <w:p>
       <w:pPr>
@@ -3115,14 +3246,14 @@
           <w:rFonts w:cs="Times New Roman"/>
         </w:rPr>
       </w:pPr>
-      <w:bookmarkStart w:id="4" w:name="_Toc226654914"/>
+      <w:bookmarkStart w:id="5" w:name="_Toc227063709"/>
       <w:r>
         <w:rPr>
           <w:rFonts w:cs="Times New Roman"/>
         </w:rPr>
         <w:t>Организация рабочего места</w:t>
       </w:r>
-      <w:bookmarkEnd w:id="4"/>
+      <w:bookmarkEnd w:id="5"/>
     </w:p>
     <w:p>
       <w:pPr>
@@ -3297,14 +3428,14 @@
           <w:rFonts w:cs="Times New Roman"/>
         </w:rPr>
       </w:pPr>
-      <w:bookmarkStart w:id="5" w:name="_Toc226654915"/>
+      <w:bookmarkStart w:id="6" w:name="_Toc227063710"/>
       <w:r>
         <w:rPr>
           <w:rFonts w:cs="Times New Roman"/>
         </w:rPr>
         <w:t>Требования безопасности по окончании работы</w:t>
       </w:r>
-      <w:bookmarkEnd w:id="5"/>
+      <w:bookmarkEnd w:id="6"/>
     </w:p>
     <w:p>
       <w:pPr>
@@ -3377,8 +3508,8 @@
           <w:lang w:val="en-US"/>
         </w:rPr>
       </w:pPr>
-      <w:bookmarkStart w:id="6" w:name="_Toc223114662"/>
-      <w:bookmarkStart w:id="7" w:name="_Toc226654916"/>
+      <w:bookmarkStart w:id="7" w:name="_Toc223114662"/>
+      <w:bookmarkStart w:id="8" w:name="_Toc227063711"/>
       <w:r>
         <w:lastRenderedPageBreak/>
         <w:t>Выполнение</w:t>
@@ -3419,8 +3550,8 @@
       <w:r>
         <w:t>4</w:t>
       </w:r>
-      <w:bookmarkEnd w:id="6"/>
       <w:bookmarkEnd w:id="7"/>
+      <w:bookmarkEnd w:id="8"/>
     </w:p>
     <w:p>
       <w:pPr>
@@ -3430,8 +3561,8 @@
           <w:kern w:val="2"/>
         </w:rPr>
       </w:pPr>
-      <w:bookmarkStart w:id="8" w:name="_Toc223114663"/>
-      <w:bookmarkStart w:id="9" w:name="_Toc226654917"/>
+      <w:bookmarkStart w:id="9" w:name="_Toc223114663"/>
+      <w:bookmarkStart w:id="10" w:name="_Toc227063712"/>
       <w:r>
         <w:rPr>
           <w:rFonts w:eastAsia="Times New Roman" w:cs="Times New Roman"/>
@@ -3439,8 +3570,8 @@
         </w:rPr>
         <w:t>Настройка конфигурации и инсталляции ПО</w:t>
       </w:r>
-      <w:bookmarkEnd w:id="8"/>
       <w:bookmarkEnd w:id="9"/>
+      <w:bookmarkEnd w:id="10"/>
     </w:p>
     <w:p>
       <w:pPr>
@@ -3470,16 +3601,11 @@
         <w:t>, обеспечивающую работу ПО в изолированных контейнерах</w:t>
       </w:r>
       <w:r>
-        <w:t xml:space="preserve"> </w:t>
-      </w:r>
-      <w:bookmarkStart w:id="10" w:name="_GoBack"/>
-      <w:r>
-        <w:t>[5</w:t>
+        <w:t xml:space="preserve"> [5</w:t>
       </w:r>
       <w:r>
         <w:t>]</w:t>
       </w:r>
-      <w:bookmarkEnd w:id="10"/>
       <w:r>
         <w:t xml:space="preserve">. Для автоматизации процессов запуска применяют модуль </w:t>
       </w:r>
@@ -4329,7 +4455,7 @@
         </w:rPr>
       </w:pPr>
       <w:bookmarkStart w:id="11" w:name="_Toc223114664"/>
-      <w:bookmarkStart w:id="12" w:name="_Toc226654918"/>
+      <w:bookmarkStart w:id="12" w:name="_Toc227063713"/>
       <w:r>
         <w:rPr>
           <w:rFonts w:eastAsia="Times New Roman" w:cs="Times New Roman"/>
@@ -4427,7 +4553,7 @@
         </w:rPr>
       </w:pPr>
       <w:bookmarkStart w:id="13" w:name="_Toc223114665"/>
-      <w:bookmarkStart w:id="14" w:name="_Toc226654919"/>
+      <w:bookmarkStart w:id="14" w:name="_Toc227063714"/>
       <w:r>
         <w:rPr>
           <w:rFonts w:eastAsia="Times New Roman" w:cs="Times New Roman"/>
@@ -4846,7 +4972,7 @@
           <w:lang w:eastAsia="ru-RU"/>
         </w:rPr>
         <w:drawing>
-          <wp:inline distT="0" distB="0" distL="0" distR="0" wp14:anchorId="0BAA7AB1" wp14:editId="26319A04">
+          <wp:inline distT="0" distB="0" distL="0" distR="0" wp14:anchorId="45B6C1BB" wp14:editId="0F3302B2">
             <wp:extent cx="5500776" cy="3168869"/>
             <wp:effectExtent l="0" t="0" r="5080" b="0"/>
             <wp:docPr id="3" name="Рисунок 3"/>
@@ -4932,7 +5058,7 @@
         </w:rPr>
         <w:lastRenderedPageBreak/>
         <w:drawing>
-          <wp:inline distT="0" distB="0" distL="0" distR="0" wp14:anchorId="57EE4A64" wp14:editId="6BA8CE58">
+          <wp:inline distT="0" distB="0" distL="0" distR="0" wp14:anchorId="32FB1F63" wp14:editId="66EFDFB2">
             <wp:extent cx="5939790" cy="3574415"/>
             <wp:effectExtent l="0" t="0" r="3810" b="6985"/>
             <wp:docPr id="1" name="Рисунок 1"/>
@@ -5002,7 +5128,7 @@
         </w:rPr>
       </w:pPr>
       <w:bookmarkStart w:id="15" w:name="_Toc223114666"/>
-      <w:bookmarkStart w:id="16" w:name="_Toc226654920"/>
+      <w:bookmarkStart w:id="16" w:name="_Toc227063715"/>
       <w:r>
         <w:rPr>
           <w:rFonts w:eastAsia="Times New Roman" w:cs="Times New Roman"/>
@@ -5821,20 +5947,310 @@
     </w:p>
     <w:p>
       <w:pPr>
-        <w:pStyle w:val="a4"/>
-      </w:pPr>
+        <w:spacing w:after="160" w:line="259" w:lineRule="auto"/>
+        <w:jc w:val="left"/>
+      </w:pPr>
+      <w:r>
+        <w:br w:type="page"/>
+      </w:r>
     </w:p>
     <w:p>
       <w:pPr>
+        <w:pStyle w:val="1"/>
+        <w:numPr>
+          <w:ilvl w:val="0"/>
+          <w:numId w:val="0"/>
+        </w:numPr>
+        <w:jc w:val="center"/>
+      </w:pPr>
+      <w:bookmarkStart w:id="17" w:name="_Toc223119255"/>
+      <w:bookmarkStart w:id="18" w:name="_Toc227063716"/>
+      <w:r>
+        <w:lastRenderedPageBreak/>
+        <w:t>ЗАКЛЮЧЕНИЕ</w:t>
+      </w:r>
+      <w:bookmarkEnd w:id="17"/>
+      <w:bookmarkEnd w:id="18"/>
+    </w:p>
+    <w:p>
+      <w:pPr>
+        <w:pStyle w:val="a4"/>
+      </w:pPr>
+      <w:r>
+        <w:t xml:space="preserve">Для прохождения практики </w:t>
+      </w:r>
+      <w:r>
+        <w:rPr>
+          <w:color w:val="000000" w:themeColor="text1"/>
+        </w:rPr>
+        <w:t xml:space="preserve">в ИП </w:t>
+      </w:r>
+      <w:proofErr w:type="spellStart"/>
+      <w:r>
+        <w:rPr>
+          <w:color w:val="000000" w:themeColor="text1"/>
+        </w:rPr>
+        <w:t>Пузанова</w:t>
+      </w:r>
+      <w:proofErr w:type="spellEnd"/>
+      <w:r>
+        <w:rPr>
+          <w:color w:val="000000" w:themeColor="text1"/>
+        </w:rPr>
+        <w:t xml:space="preserve"> В.И</w:t>
+      </w:r>
+      <w:r>
+        <w:rPr>
+          <w:color w:val="000000" w:themeColor="text1"/>
+        </w:rPr>
+        <w:t xml:space="preserve"> </w:t>
+      </w:r>
+      <w:r>
+        <w:t>предоставлено</w:t>
+      </w:r>
+      <w:r>
+        <w:t xml:space="preserve"> необходимое оборудование и ПО.</w:t>
+      </w:r>
+    </w:p>
+    <w:p>
+      <w:pPr>
+        <w:pStyle w:val="a4"/>
+      </w:pPr>
+      <w:r>
+        <w:t>Цели производственной практики достигнуты</w:t>
+      </w:r>
+      <w:r>
+        <w:t xml:space="preserve">, получен </w:t>
+      </w:r>
+      <w:r>
+        <w:t>практический опыт по выполнен</w:t>
+      </w:r>
+      <w:r>
+        <w:t xml:space="preserve">ию работ по ПМ.04 </w:t>
+      </w:r>
+      <w:r>
+        <w:rPr>
+          <w:rFonts w:eastAsia="Times New Roman" w:cs="Times New Roman"/>
+          <w:bCs/>
+          <w:color w:val="000000" w:themeColor="text1"/>
+          <w:szCs w:val="28"/>
+        </w:rPr>
+        <w:t>«</w:t>
+      </w:r>
+      <w:r>
+        <w:rPr>
+          <w:rFonts w:eastAsia="Times New Roman" w:cs="Times New Roman"/>
+          <w:bCs/>
+          <w:color w:val="000000" w:themeColor="text1"/>
+          <w:szCs w:val="28"/>
+        </w:rPr>
+        <w:t>Сопровождение и обслуживание программного обеспечения</w:t>
+      </w:r>
+      <w:r>
+        <w:rPr>
+          <w:rFonts w:eastAsia="Times New Roman" w:cs="Times New Roman"/>
+          <w:bCs/>
+          <w:color w:val="000000" w:themeColor="text1"/>
+          <w:szCs w:val="28"/>
+        </w:rPr>
+        <w:t xml:space="preserve"> компьютерных систем»</w:t>
+      </w:r>
+      <w:r>
+        <w:rPr>
+          <w:rFonts w:eastAsia="Times New Roman" w:cs="Times New Roman"/>
+          <w:bCs/>
+          <w:color w:val="000000" w:themeColor="text1"/>
+          <w:szCs w:val="28"/>
+        </w:rPr>
+        <w:t xml:space="preserve"> </w:t>
+      </w:r>
+      <w:r>
+        <w:t>и развит</w:t>
+      </w:r>
+      <w:r>
+        <w:t>ы</w:t>
+      </w:r>
+      <w:r>
+        <w:t xml:space="preserve"> общи</w:t>
+      </w:r>
+      <w:r>
+        <w:t>е</w:t>
+      </w:r>
+      <w:r>
+        <w:t xml:space="preserve"> и профессиональны</w:t>
+      </w:r>
+      <w:r>
+        <w:t>е</w:t>
+      </w:r>
+      <w:r>
+        <w:t xml:space="preserve"> компетенци</w:t>
+      </w:r>
+      <w:r>
+        <w:t>и.</w:t>
+      </w:r>
+    </w:p>
+    <w:p>
+      <w:pPr>
+        <w:pStyle w:val="a4"/>
+      </w:pPr>
+      <w:r>
+        <w:t>Выполнены следующие задачи:</w:t>
+      </w:r>
+    </w:p>
+    <w:p>
+      <w:pPr>
+        <w:pStyle w:val="a0"/>
+        <w:numPr>
+          <w:ilvl w:val="0"/>
+          <w:numId w:val="48"/>
+        </w:numPr>
+      </w:pPr>
+      <w:r>
+        <w:t>осуществ</w:t>
+      </w:r>
+      <w:r>
+        <w:t>лен</w:t>
+      </w:r>
+      <w:r>
+        <w:t xml:space="preserve"> </w:t>
+      </w:r>
+      <w:r>
+        <w:t>подбор и настройка конфигурации ПО компьютерных систем</w:t>
+      </w:r>
+      <w:r>
+        <w:t>;</w:t>
+      </w:r>
+    </w:p>
+    <w:p>
+      <w:pPr>
+        <w:pStyle w:val="a0"/>
+        <w:numPr>
+          <w:ilvl w:val="0"/>
+          <w:numId w:val="48"/>
+        </w:numPr>
+      </w:pPr>
+      <w:r>
+        <w:t>инсталляция ПО компьютерных систем</w:t>
+      </w:r>
+      <w:r>
+        <w:t>;</w:t>
+      </w:r>
+    </w:p>
+    <w:p>
+      <w:pPr>
+        <w:pStyle w:val="a0"/>
+        <w:numPr>
+          <w:ilvl w:val="0"/>
+          <w:numId w:val="48"/>
+        </w:numPr>
+      </w:pPr>
+      <w:r>
+        <w:t>настроены отдельные компоненты ПО компьютерных систем</w:t>
+      </w:r>
+      <w:r>
+        <w:t>;</w:t>
+      </w:r>
+    </w:p>
+    <w:p>
+      <w:pPr>
+        <w:pStyle w:val="a0"/>
+        <w:numPr>
+          <w:ilvl w:val="0"/>
+          <w:numId w:val="48"/>
+        </w:numPr>
+      </w:pPr>
+      <w:r>
+        <w:t>измерены эксплуатационные характеристики ПО компьютерных систем</w:t>
+      </w:r>
+      <w:r>
+        <w:t>;</w:t>
+      </w:r>
+    </w:p>
+    <w:p>
+      <w:pPr>
+        <w:pStyle w:val="a0"/>
+        <w:numPr>
+          <w:ilvl w:val="0"/>
+          <w:numId w:val="48"/>
+        </w:numPr>
+      </w:pPr>
+      <w:r>
+        <w:t>выполн</w:t>
+      </w:r>
+      <w:r>
+        <w:t>ен</w:t>
+      </w:r>
+      <w:r>
+        <w:t xml:space="preserve"> </w:t>
+      </w:r>
+      <w:r>
+        <w:t>анализ характеристик качества ПО</w:t>
+      </w:r>
+      <w:r>
+        <w:t>;</w:t>
+      </w:r>
+    </w:p>
+    <w:p>
+      <w:pPr>
+        <w:pStyle w:val="a0"/>
+        <w:numPr>
+          <w:ilvl w:val="0"/>
+          <w:numId w:val="48"/>
+        </w:numPr>
+      </w:pPr>
+      <w:r>
+        <w:t>проведена модификация отдельных компонентов ПО в соответствии с потребностями заказчика</w:t>
+      </w:r>
+      <w:r>
+        <w:t>;</w:t>
+      </w:r>
+    </w:p>
+    <w:p>
+      <w:pPr>
+        <w:pStyle w:val="a0"/>
+        <w:numPr>
+          <w:ilvl w:val="0"/>
+          <w:numId w:val="48"/>
+        </w:numPr>
+      </w:pPr>
+      <w:r>
+        <w:t>выполнены отдельные виды работ на этапе поддержки ПО компьютерной системы</w:t>
+      </w:r>
+      <w:r>
+        <w:t>;</w:t>
+      </w:r>
+    </w:p>
+    <w:p>
+      <w:pPr>
+        <w:pStyle w:val="a0"/>
+        <w:numPr>
+          <w:ilvl w:val="0"/>
+          <w:numId w:val="48"/>
+        </w:numPr>
+      </w:pPr>
+      <w:r>
+        <w:t>организованы защита ПО компьютерных систем программными средствами</w:t>
+      </w:r>
+      <w:r>
+        <w:t>.</w:t>
+      </w:r>
+    </w:p>
+    <w:p>
+      <w:pPr>
+        <w:pStyle w:val="a4"/>
+      </w:pPr>
+    </w:p>
+    <w:p>
+      <w:pPr>
         <w:pStyle w:val="ae"/>
         <w:outlineLvl w:val="0"/>
       </w:pPr>
-      <w:bookmarkStart w:id="17" w:name="_Toc226654921"/>
+      <w:bookmarkStart w:id="19" w:name="_Toc227063717"/>
       <w:r>
         <w:lastRenderedPageBreak/>
         <w:t>Список использованных источников</w:t>
       </w:r>
-      <w:bookmarkEnd w:id="17"/>
+      <w:bookmarkEnd w:id="19"/>
     </w:p>
     <w:p>
       <w:pPr>
@@ -5905,13 +6321,7 @@
         <w:rPr>
           <w:rFonts w:cs="Times New Roman"/>
         </w:rPr>
-        <w:t>2</w:t>
-      </w:r>
-      <w:r>
-        <w:rPr>
-          <w:rFonts w:cs="Times New Roman"/>
-        </w:rPr>
-        <w:t>.</w:t>
+        <w:t>2.</w:t>
       </w:r>
       <w:r>
         <w:t xml:space="preserve"> </w:t>
@@ -6069,13 +6479,7 @@
         <w:rPr>
           <w:rFonts w:cs="Times New Roman"/>
         </w:rPr>
-        <w:t>5</w:t>
-      </w:r>
-      <w:r>
-        <w:rPr>
-          <w:rFonts w:cs="Times New Roman"/>
-        </w:rPr>
-        <w:t xml:space="preserve">. </w:t>
+        <w:t xml:space="preserve">5. </w:t>
       </w:r>
       <w:proofErr w:type="spellStart"/>
       <w:r>
@@ -6170,7 +6574,7 @@
           <w:rPr>
             <w:noProof/>
           </w:rPr>
-          <w:t>9</w:t>
+          <w:t>14</w:t>
         </w:r>
         <w:r>
           <w:fldChar w:fldCharType="end"/>
@@ -7218,6 +7622,123 @@
     </w:lvl>
   </w:abstractNum>
   <w:abstractNum w:abstractNumId="8" w15:restartNumberingAfterBreak="0">
+    <w:nsid w:val="113429F7"/>
+    <w:multiLevelType w:val="hybridMultilevel"/>
+    <w:tmpl w:val="6520F6EC"/>
+    <w:lvl w:ilvl="0" w:tplc="678AABE4">
+      <w:start w:val="1"/>
+      <w:numFmt w:val="bullet"/>
+      <w:pStyle w:val="SubtitleChar"/>
+      <w:lvlText w:val="-"/>
+      <w:lvlJc w:val="left"/>
+      <w:pPr>
+        <w:tabs>
+          <w:tab w:val="num" w:pos="992"/>
+        </w:tabs>
+        <w:ind w:left="0" w:firstLine="709"/>
+      </w:pPr>
+      <w:rPr>
+        <w:rFonts w:ascii="Times New Roman" w:hAnsi="Times New Roman" w:cs="Times New Roman" w:hint="default"/>
+      </w:rPr>
+    </w:lvl>
+    <w:lvl w:ilvl="1" w:tplc="04190003" w:tentative="1">
+      <w:start w:val="1"/>
+      <w:numFmt w:val="bullet"/>
+      <w:lvlText w:val="o"/>
+      <w:lvlJc w:val="left"/>
+      <w:pPr>
+        <w:ind w:left="2149" w:hanging="360"/>
+      </w:pPr>
+      <w:rPr>
+        <w:rFonts w:ascii="Courier New" w:hAnsi="Courier New" w:cs="Courier New" w:hint="default"/>
+      </w:rPr>
+    </w:lvl>
+    <w:lvl w:ilvl="2" w:tplc="04190005" w:tentative="1">
+      <w:start w:val="1"/>
+      <w:numFmt w:val="bullet"/>
+      <w:lvlText w:val=""/>
+      <w:lvlJc w:val="left"/>
+      <w:pPr>
+        <w:ind w:left="2869" w:hanging="360"/>
+      </w:pPr>
+      <w:rPr>
+        <w:rFonts w:ascii="Wingdings" w:hAnsi="Wingdings" w:hint="default"/>
+      </w:rPr>
+    </w:lvl>
+    <w:lvl w:ilvl="3" w:tplc="04190001" w:tentative="1">
+      <w:start w:val="1"/>
+      <w:numFmt w:val="bullet"/>
+      <w:lvlText w:val=""/>
+      <w:lvlJc w:val="left"/>
+      <w:pPr>
+        <w:ind w:left="3589" w:hanging="360"/>
+      </w:pPr>
+      <w:rPr>
+        <w:rFonts w:ascii="Symbol" w:hAnsi="Symbol" w:hint="default"/>
+      </w:rPr>
+    </w:lvl>
+    <w:lvl w:ilvl="4" w:tplc="04190003" w:tentative="1">
+      <w:start w:val="1"/>
+      <w:numFmt w:val="bullet"/>
+      <w:lvlText w:val="o"/>
+      <w:lvlJc w:val="left"/>
+      <w:pPr>
+        <w:ind w:left="4309" w:hanging="360"/>
+      </w:pPr>
+      <w:rPr>
+        <w:rFonts w:ascii="Courier New" w:hAnsi="Courier New" w:cs="Courier New" w:hint="default"/>
+      </w:rPr>
+    </w:lvl>
+    <w:lvl w:ilvl="5" w:tplc="04190005" w:tentative="1">
+      <w:start w:val="1"/>
+      <w:numFmt w:val="bullet"/>
+      <w:lvlText w:val=""/>
+      <w:lvlJc w:val="left"/>
+      <w:pPr>
+        <w:ind w:left="5029" w:hanging="360"/>
+      </w:pPr>
+      <w:rPr>
+        <w:rFonts w:ascii="Wingdings" w:hAnsi="Wingdings" w:hint="default"/>
+      </w:rPr>
+    </w:lvl>
+    <w:lvl w:ilvl="6" w:tplc="04190001" w:tentative="1">
+      <w:start w:val="1"/>
+      <w:numFmt w:val="bullet"/>
+      <w:lvlText w:val=""/>
+      <w:lvlJc w:val="left"/>
+      <w:pPr>
+        <w:ind w:left="5749" w:hanging="360"/>
+      </w:pPr>
+      <w:rPr>
+        <w:rFonts w:ascii="Symbol" w:hAnsi="Symbol" w:hint="default"/>
+      </w:rPr>
+    </w:lvl>
+    <w:lvl w:ilvl="7" w:tplc="04190003" w:tentative="1">
+      <w:start w:val="1"/>
+      <w:numFmt w:val="bullet"/>
+      <w:lvlText w:val="o"/>
+      <w:lvlJc w:val="left"/>
+      <w:pPr>
+        <w:ind w:left="6469" w:hanging="360"/>
+      </w:pPr>
+      <w:rPr>
+        <w:rFonts w:ascii="Courier New" w:hAnsi="Courier New" w:cs="Courier New" w:hint="default"/>
+      </w:rPr>
+    </w:lvl>
+    <w:lvl w:ilvl="8" w:tplc="04190005" w:tentative="1">
+      <w:start w:val="1"/>
+      <w:numFmt w:val="bullet"/>
+      <w:lvlText w:val=""/>
+      <w:lvlJc w:val="left"/>
+      <w:pPr>
+        <w:ind w:left="7189" w:hanging="360"/>
+      </w:pPr>
+      <w:rPr>
+        <w:rFonts w:ascii="Wingdings" w:hAnsi="Wingdings" w:hint="default"/>
+      </w:rPr>
+    </w:lvl>
+  </w:abstractNum>
+  <w:abstractNum w:abstractNumId="9" w15:restartNumberingAfterBreak="0">
     <w:nsid w:val="14D32094"/>
     <w:multiLevelType w:val="multilevel"/>
     <w:tmpl w:val="03E82812"/>
@@ -7311,7 +7832,7 @@
       </w:pPr>
     </w:lvl>
   </w:abstractNum>
-  <w:abstractNum w:abstractNumId="9" w15:restartNumberingAfterBreak="0">
+  <w:abstractNum w:abstractNumId="10" w15:restartNumberingAfterBreak="0">
     <w:nsid w:val="15AA40EB"/>
     <w:multiLevelType w:val="multilevel"/>
     <w:tmpl w:val="6CBA9F8A"/>
@@ -7427,7 +7948,7 @@
       </w:rPr>
     </w:lvl>
   </w:abstractNum>
-  <w:abstractNum w:abstractNumId="10" w15:restartNumberingAfterBreak="0">
+  <w:abstractNum w:abstractNumId="11" w15:restartNumberingAfterBreak="0">
     <w:nsid w:val="15C01C74"/>
     <w:multiLevelType w:val="multilevel"/>
     <w:tmpl w:val="9DE868DC"/>
@@ -7575,7 +8096,7 @@
       </w:rPr>
     </w:lvl>
   </w:abstractNum>
-  <w:abstractNum w:abstractNumId="11" w15:restartNumberingAfterBreak="0">
+  <w:abstractNum w:abstractNumId="12" w15:restartNumberingAfterBreak="0">
     <w:nsid w:val="187A2792"/>
     <w:multiLevelType w:val="multilevel"/>
     <w:tmpl w:val="84F65BA2"/>
@@ -7723,7 +8244,7 @@
       </w:rPr>
     </w:lvl>
   </w:abstractNum>
-  <w:abstractNum w:abstractNumId="12" w15:restartNumberingAfterBreak="0">
+  <w:abstractNum w:abstractNumId="13" w15:restartNumberingAfterBreak="0">
     <w:nsid w:val="18AB055F"/>
     <w:multiLevelType w:val="multilevel"/>
     <w:tmpl w:val="63869150"/>
@@ -7839,7 +8360,7 @@
       </w:rPr>
     </w:lvl>
   </w:abstractNum>
-  <w:abstractNum w:abstractNumId="13" w15:restartNumberingAfterBreak="0">
+  <w:abstractNum w:abstractNumId="14" w15:restartNumberingAfterBreak="0">
     <w:nsid w:val="242436FC"/>
     <w:multiLevelType w:val="multilevel"/>
     <w:tmpl w:val="261EB314"/>
@@ -7988,7 +8509,7 @@
       </w:rPr>
     </w:lvl>
   </w:abstractNum>
-  <w:abstractNum w:abstractNumId="14" w15:restartNumberingAfterBreak="0">
+  <w:abstractNum w:abstractNumId="15" w15:restartNumberingAfterBreak="0">
     <w:nsid w:val="267C0AB6"/>
     <w:multiLevelType w:val="multilevel"/>
     <w:tmpl w:val="152EDBA6"/>
@@ -8136,7 +8657,7 @@
       </w:rPr>
     </w:lvl>
   </w:abstractNum>
-  <w:abstractNum w:abstractNumId="15" w15:restartNumberingAfterBreak="0">
+  <w:abstractNum w:abstractNumId="16" w15:restartNumberingAfterBreak="0">
     <w:nsid w:val="31C642F9"/>
     <w:multiLevelType w:val="multilevel"/>
     <w:tmpl w:val="0B6219BA"/>
@@ -8285,7 +8806,7 @@
       </w:rPr>
     </w:lvl>
   </w:abstractNum>
-  <w:abstractNum w:abstractNumId="16" w15:restartNumberingAfterBreak="0">
+  <w:abstractNum w:abstractNumId="17" w15:restartNumberingAfterBreak="0">
     <w:nsid w:val="31E25AEF"/>
     <w:multiLevelType w:val="multilevel"/>
     <w:tmpl w:val="727EA542"/>
@@ -8433,7 +8954,7 @@
       </w:rPr>
     </w:lvl>
   </w:abstractNum>
-  <w:abstractNum w:abstractNumId="17" w15:restartNumberingAfterBreak="0">
+  <w:abstractNum w:abstractNumId="18" w15:restartNumberingAfterBreak="0">
     <w:nsid w:val="338C4263"/>
     <w:multiLevelType w:val="multilevel"/>
     <w:tmpl w:val="1B645614"/>
@@ -8581,7 +9102,7 @@
       </w:rPr>
     </w:lvl>
   </w:abstractNum>
-  <w:abstractNum w:abstractNumId="18" w15:restartNumberingAfterBreak="0">
+  <w:abstractNum w:abstractNumId="19" w15:restartNumberingAfterBreak="0">
     <w:nsid w:val="34C64C48"/>
     <w:multiLevelType w:val="multilevel"/>
     <w:tmpl w:val="49B4E648"/>
@@ -8729,7 +9250,7 @@
       </w:rPr>
     </w:lvl>
   </w:abstractNum>
-  <w:abstractNum w:abstractNumId="19" w15:restartNumberingAfterBreak="0">
+  <w:abstractNum w:abstractNumId="20" w15:restartNumberingAfterBreak="0">
     <w:nsid w:val="34CA77EB"/>
     <w:multiLevelType w:val="multilevel"/>
     <w:tmpl w:val="8DD219E0"/>
@@ -8877,7 +9398,7 @@
       </w:rPr>
     </w:lvl>
   </w:abstractNum>
-  <w:abstractNum w:abstractNumId="20" w15:restartNumberingAfterBreak="0">
+  <w:abstractNum w:abstractNumId="21" w15:restartNumberingAfterBreak="0">
     <w:nsid w:val="35DE4047"/>
     <w:multiLevelType w:val="multilevel"/>
     <w:tmpl w:val="5DC6E9C4"/>
@@ -8989,7 +9510,7 @@
       </w:rPr>
     </w:lvl>
   </w:abstractNum>
-  <w:abstractNum w:abstractNumId="21" w15:restartNumberingAfterBreak="0">
+  <w:abstractNum w:abstractNumId="22" w15:restartNumberingAfterBreak="0">
     <w:nsid w:val="362A1827"/>
     <w:multiLevelType w:val="multilevel"/>
     <w:tmpl w:val="924CF6F2"/>
@@ -9137,7 +9658,7 @@
       </w:rPr>
     </w:lvl>
   </w:abstractNum>
-  <w:abstractNum w:abstractNumId="22" w15:restartNumberingAfterBreak="0">
+  <w:abstractNum w:abstractNumId="23" w15:restartNumberingAfterBreak="0">
     <w:nsid w:val="37493A99"/>
     <w:multiLevelType w:val="multilevel"/>
     <w:tmpl w:val="9E824E14"/>
@@ -9285,7 +9806,7 @@
       </w:rPr>
     </w:lvl>
   </w:abstractNum>
-  <w:abstractNum w:abstractNumId="23" w15:restartNumberingAfterBreak="0">
+  <w:abstractNum w:abstractNumId="24" w15:restartNumberingAfterBreak="0">
     <w:nsid w:val="37991863"/>
     <w:multiLevelType w:val="multilevel"/>
     <w:tmpl w:val="9D1E2476"/>
@@ -9397,7 +9918,7 @@
       </w:rPr>
     </w:lvl>
   </w:abstractNum>
-  <w:abstractNum w:abstractNumId="24" w15:restartNumberingAfterBreak="0">
+  <w:abstractNum w:abstractNumId="25" w15:restartNumberingAfterBreak="0">
     <w:nsid w:val="3EE0633C"/>
     <w:multiLevelType w:val="multilevel"/>
     <w:tmpl w:val="7148575E"/>
@@ -9545,7 +10066,7 @@
       </w:rPr>
     </w:lvl>
   </w:abstractNum>
-  <w:abstractNum w:abstractNumId="25" w15:restartNumberingAfterBreak="0">
+  <w:abstractNum w:abstractNumId="26" w15:restartNumberingAfterBreak="0">
     <w:nsid w:val="408A2E48"/>
     <w:multiLevelType w:val="multilevel"/>
     <w:tmpl w:val="70D8894C"/>
@@ -9657,7 +10178,7 @@
       </w:rPr>
     </w:lvl>
   </w:abstractNum>
-  <w:abstractNum w:abstractNumId="26" w15:restartNumberingAfterBreak="0">
+  <w:abstractNum w:abstractNumId="27" w15:restartNumberingAfterBreak="0">
     <w:nsid w:val="497D7A25"/>
     <w:multiLevelType w:val="multilevel"/>
     <w:tmpl w:val="600C32B8"/>
@@ -9771,7 +10292,7 @@
       </w:rPr>
     </w:lvl>
   </w:abstractNum>
-  <w:abstractNum w:abstractNumId="27" w15:restartNumberingAfterBreak="0">
+  <w:abstractNum w:abstractNumId="28" w15:restartNumberingAfterBreak="0">
     <w:nsid w:val="4F6804CD"/>
     <w:multiLevelType w:val="multilevel"/>
     <w:tmpl w:val="94C845DE"/>
@@ -9883,7 +10404,7 @@
       </w:rPr>
     </w:lvl>
   </w:abstractNum>
-  <w:abstractNum w:abstractNumId="28" w15:restartNumberingAfterBreak="0">
+  <w:abstractNum w:abstractNumId="29" w15:restartNumberingAfterBreak="0">
     <w:nsid w:val="4FE07A0A"/>
     <w:multiLevelType w:val="multilevel"/>
     <w:tmpl w:val="5FF4A9F4"/>
@@ -10031,7 +10552,7 @@
       </w:rPr>
     </w:lvl>
   </w:abstractNum>
-  <w:abstractNum w:abstractNumId="29" w15:restartNumberingAfterBreak="0">
+  <w:abstractNum w:abstractNumId="30" w15:restartNumberingAfterBreak="0">
     <w:nsid w:val="547F4509"/>
     <w:multiLevelType w:val="multilevel"/>
     <w:tmpl w:val="7A30F4DC"/>
@@ -10179,7 +10700,7 @@
       </w:rPr>
     </w:lvl>
   </w:abstractNum>
-  <w:abstractNum w:abstractNumId="30" w15:restartNumberingAfterBreak="0">
+  <w:abstractNum w:abstractNumId="31" w15:restartNumberingAfterBreak="0">
     <w:nsid w:val="55E735D5"/>
     <w:multiLevelType w:val="multilevel"/>
     <w:tmpl w:val="F132B46A"/>
@@ -10269,7 +10790,7 @@
       </w:pPr>
     </w:lvl>
   </w:abstractNum>
-  <w:abstractNum w:abstractNumId="31" w15:restartNumberingAfterBreak="0">
+  <w:abstractNum w:abstractNumId="32" w15:restartNumberingAfterBreak="0">
     <w:nsid w:val="589475DE"/>
     <w:multiLevelType w:val="multilevel"/>
     <w:tmpl w:val="373099D4"/>
@@ -10426,7 +10947,7 @@
       </w:rPr>
     </w:lvl>
   </w:abstractNum>
-  <w:abstractNum w:abstractNumId="32" w15:restartNumberingAfterBreak="0">
+  <w:abstractNum w:abstractNumId="33" w15:restartNumberingAfterBreak="0">
     <w:nsid w:val="5AF95B97"/>
     <w:multiLevelType w:val="multilevel"/>
     <w:tmpl w:val="EFD6A850"/>
@@ -10574,7 +11095,7 @@
       </w:rPr>
     </w:lvl>
   </w:abstractNum>
-  <w:abstractNum w:abstractNumId="33" w15:restartNumberingAfterBreak="0">
+  <w:abstractNum w:abstractNumId="34" w15:restartNumberingAfterBreak="0">
     <w:nsid w:val="5F7F4F1E"/>
     <w:multiLevelType w:val="multilevel"/>
     <w:tmpl w:val="F768D5EC"/>
@@ -10668,7 +11189,7 @@
       </w:pPr>
     </w:lvl>
   </w:abstractNum>
-  <w:abstractNum w:abstractNumId="34" w15:restartNumberingAfterBreak="0">
+  <w:abstractNum w:abstractNumId="35" w15:restartNumberingAfterBreak="0">
     <w:nsid w:val="617F1D8A"/>
     <w:multiLevelType w:val="multilevel"/>
     <w:tmpl w:val="E16EE2A6"/>
@@ -10816,7 +11337,7 @@
       </w:rPr>
     </w:lvl>
   </w:abstractNum>
-  <w:abstractNum w:abstractNumId="35" w15:restartNumberingAfterBreak="0">
+  <w:abstractNum w:abstractNumId="36" w15:restartNumberingAfterBreak="0">
     <w:nsid w:val="61CC2D45"/>
     <w:multiLevelType w:val="multilevel"/>
     <w:tmpl w:val="D63EA424"/>
@@ -10964,7 +11485,7 @@
       </w:rPr>
     </w:lvl>
   </w:abstractNum>
-  <w:abstractNum w:abstractNumId="36" w15:restartNumberingAfterBreak="0">
+  <w:abstractNum w:abstractNumId="37" w15:restartNumberingAfterBreak="0">
     <w:nsid w:val="61FA6CCF"/>
     <w:multiLevelType w:val="multilevel"/>
     <w:tmpl w:val="5F026790"/>
@@ -11112,7 +11633,7 @@
       </w:rPr>
     </w:lvl>
   </w:abstractNum>
-  <w:abstractNum w:abstractNumId="37" w15:restartNumberingAfterBreak="0">
+  <w:abstractNum w:abstractNumId="38" w15:restartNumberingAfterBreak="0">
     <w:nsid w:val="679A4F39"/>
     <w:multiLevelType w:val="multilevel"/>
     <w:tmpl w:val="EC703776"/>
@@ -11260,7 +11781,7 @@
       </w:rPr>
     </w:lvl>
   </w:abstractNum>
-  <w:abstractNum w:abstractNumId="38" w15:restartNumberingAfterBreak="0">
+  <w:abstractNum w:abstractNumId="39" w15:restartNumberingAfterBreak="0">
     <w:nsid w:val="70C46984"/>
     <w:multiLevelType w:val="multilevel"/>
     <w:tmpl w:val="676868F8"/>
@@ -11408,7 +11929,7 @@
       </w:rPr>
     </w:lvl>
   </w:abstractNum>
-  <w:abstractNum w:abstractNumId="39" w15:restartNumberingAfterBreak="0">
+  <w:abstractNum w:abstractNumId="40" w15:restartNumberingAfterBreak="0">
     <w:nsid w:val="73A4291B"/>
     <w:multiLevelType w:val="multilevel"/>
     <w:tmpl w:val="4DDC854C"/>
@@ -11520,7 +12041,7 @@
       </w:rPr>
     </w:lvl>
   </w:abstractNum>
-  <w:abstractNum w:abstractNumId="40" w15:restartNumberingAfterBreak="0">
+  <w:abstractNum w:abstractNumId="41" w15:restartNumberingAfterBreak="0">
     <w:nsid w:val="78B57D72"/>
     <w:multiLevelType w:val="multilevel"/>
     <w:tmpl w:val="A478233E"/>
@@ -11668,7 +12189,7 @@
       </w:rPr>
     </w:lvl>
   </w:abstractNum>
-  <w:abstractNum w:abstractNumId="41" w15:restartNumberingAfterBreak="0">
+  <w:abstractNum w:abstractNumId="42" w15:restartNumberingAfterBreak="0">
     <w:nsid w:val="79452368"/>
     <w:multiLevelType w:val="multilevel"/>
     <w:tmpl w:val="EE420FAA"/>
@@ -11816,7 +12337,7 @@
       </w:rPr>
     </w:lvl>
   </w:abstractNum>
-  <w:abstractNum w:abstractNumId="42" w15:restartNumberingAfterBreak="0">
+  <w:abstractNum w:abstractNumId="43" w15:restartNumberingAfterBreak="0">
     <w:nsid w:val="7E56040B"/>
     <w:multiLevelType w:val="multilevel"/>
     <w:tmpl w:val="A20C3B4A"/>
@@ -11929,7 +12450,7 @@
       </w:pPr>
     </w:lvl>
   </w:abstractNum>
-  <w:abstractNum w:abstractNumId="43" w15:restartNumberingAfterBreak="0">
+  <w:abstractNum w:abstractNumId="44" w15:restartNumberingAfterBreak="0">
     <w:nsid w:val="7E9435D1"/>
     <w:multiLevelType w:val="multilevel"/>
     <w:tmpl w:val="9EEE94C0"/>
@@ -12042,10 +12563,10 @@
     </w:lvl>
   </w:abstractNum>
   <w:num w:numId="1">
-    <w:abstractNumId w:val="31"/>
+    <w:abstractNumId w:val="32"/>
   </w:num>
   <w:num w:numId="2">
-    <w:abstractNumId w:val="15"/>
+    <w:abstractNumId w:val="16"/>
   </w:num>
   <w:num w:numId="3">
     <w:abstractNumId w:val="6"/>
@@ -12063,16 +12584,16 @@
     </w:lvlOverride>
   </w:num>
   <w:num w:numId="6">
-    <w:abstractNumId w:val="30"/>
+    <w:abstractNumId w:val="31"/>
   </w:num>
   <w:num w:numId="7">
-    <w:abstractNumId w:val="42"/>
+    <w:abstractNumId w:val="43"/>
   </w:num>
   <w:num w:numId="8">
-    <w:abstractNumId w:val="33"/>
+    <w:abstractNumId w:val="34"/>
   </w:num>
   <w:num w:numId="9">
-    <w:abstractNumId w:val="8"/>
+    <w:abstractNumId w:val="9"/>
   </w:num>
   <w:num w:numId="10">
     <w:abstractNumId w:val="3"/>
@@ -12081,112 +12602,115 @@
     <w:abstractNumId w:val="4"/>
   </w:num>
   <w:num w:numId="12">
-    <w:abstractNumId w:val="26"/>
+    <w:abstractNumId w:val="27"/>
   </w:num>
   <w:num w:numId="13">
-    <w:abstractNumId w:val="27"/>
+    <w:abstractNumId w:val="28"/>
   </w:num>
   <w:num w:numId="14">
-    <w:abstractNumId w:val="20"/>
+    <w:abstractNumId w:val="21"/>
   </w:num>
   <w:num w:numId="15">
     <w:abstractNumId w:val="7"/>
   </w:num>
   <w:num w:numId="16">
-    <w:abstractNumId w:val="28"/>
+    <w:abstractNumId w:val="29"/>
   </w:num>
   <w:num w:numId="17">
-    <w:abstractNumId w:val="10"/>
+    <w:abstractNumId w:val="11"/>
   </w:num>
   <w:num w:numId="18">
     <w:abstractNumId w:val="1"/>
   </w:num>
   <w:num w:numId="19">
+    <w:abstractNumId w:val="20"/>
+  </w:num>
+  <w:num w:numId="20">
+    <w:abstractNumId w:val="38"/>
+  </w:num>
+  <w:num w:numId="21">
+    <w:abstractNumId w:val="12"/>
+  </w:num>
+  <w:num w:numId="22">
+    <w:abstractNumId w:val="41"/>
+  </w:num>
+  <w:num w:numId="23">
+    <w:abstractNumId w:val="23"/>
+  </w:num>
+  <w:num w:numId="24">
+    <w:abstractNumId w:val="22"/>
+  </w:num>
+  <w:num w:numId="25">
+    <w:abstractNumId w:val="30"/>
+  </w:num>
+  <w:num w:numId="26">
     <w:abstractNumId w:val="19"/>
   </w:num>
-  <w:num w:numId="20">
-    <w:abstractNumId w:val="37"/>
-  </w:num>
-  <w:num w:numId="21">
-    <w:abstractNumId w:val="11"/>
-  </w:num>
-  <w:num w:numId="22">
-    <w:abstractNumId w:val="40"/>
-  </w:num>
-  <w:num w:numId="23">
-    <w:abstractNumId w:val="22"/>
-  </w:num>
-  <w:num w:numId="24">
-    <w:abstractNumId w:val="21"/>
-  </w:num>
-  <w:num w:numId="25">
-    <w:abstractNumId w:val="29"/>
-  </w:num>
-  <w:num w:numId="26">
-    <w:abstractNumId w:val="18"/>
-  </w:num>
   <w:num w:numId="27">
-    <w:abstractNumId w:val="41"/>
+    <w:abstractNumId w:val="42"/>
   </w:num>
   <w:num w:numId="28">
-    <w:abstractNumId w:val="16"/>
+    <w:abstractNumId w:val="17"/>
   </w:num>
   <w:num w:numId="29">
-    <w:abstractNumId w:val="38"/>
+    <w:abstractNumId w:val="39"/>
   </w:num>
   <w:num w:numId="30">
-    <w:abstractNumId w:val="17"/>
+    <w:abstractNumId w:val="18"/>
   </w:num>
   <w:num w:numId="31">
     <w:abstractNumId w:val="2"/>
   </w:num>
   <w:num w:numId="32">
+    <w:abstractNumId w:val="36"/>
+  </w:num>
+  <w:num w:numId="33">
+    <w:abstractNumId w:val="15"/>
+  </w:num>
+  <w:num w:numId="34">
     <w:abstractNumId w:val="35"/>
   </w:num>
-  <w:num w:numId="33">
-    <w:abstractNumId w:val="14"/>
-  </w:num>
-  <w:num w:numId="34">
-    <w:abstractNumId w:val="34"/>
-  </w:num>
   <w:num w:numId="35">
-    <w:abstractNumId w:val="32"/>
+    <w:abstractNumId w:val="33"/>
   </w:num>
   <w:num w:numId="36">
-    <w:abstractNumId w:val="24"/>
+    <w:abstractNumId w:val="25"/>
   </w:num>
   <w:num w:numId="37">
-    <w:abstractNumId w:val="23"/>
+    <w:abstractNumId w:val="24"/>
   </w:num>
   <w:num w:numId="38">
     <w:abstractNumId w:val="5"/>
   </w:num>
   <w:num w:numId="39">
-    <w:abstractNumId w:val="39"/>
+    <w:abstractNumId w:val="40"/>
   </w:num>
   <w:num w:numId="40">
-    <w:abstractNumId w:val="25"/>
+    <w:abstractNumId w:val="26"/>
   </w:num>
   <w:num w:numId="41">
-    <w:abstractNumId w:val="43"/>
+    <w:abstractNumId w:val="44"/>
   </w:num>
   <w:num w:numId="42">
-    <w:abstractNumId w:val="31"/>
+    <w:abstractNumId w:val="32"/>
   </w:num>
   <w:num w:numId="43">
-    <w:abstractNumId w:val="12"/>
+    <w:abstractNumId w:val="13"/>
   </w:num>
   <w:num w:numId="44">
-    <w:abstractNumId w:val="9"/>
+    <w:abstractNumId w:val="10"/>
   </w:num>
   <w:num w:numId="45">
-    <w:abstractNumId w:val="36"/>
+    <w:abstractNumId w:val="37"/>
   </w:num>
   <w:num w:numId="46">
-    <w:abstractNumId w:val="13"/>
+    <w:abstractNumId w:val="14"/>
   </w:num>
   <w:num w:numId="47">
     <w:abstractNumId w:val="0"/>
+  </w:num>
+  <w:num w:numId="48">
+    <w:abstractNumId w:val="8"/>
   </w:num>
 </w:numbering>
 </file>
@@ -24279,6 +24803,7 @@
     <w:name w:val="Основной"/>
     <w:basedOn w:val="a3"/>
     <w:link w:val="af8"/>
+    <w:uiPriority w:val="1"/>
     <w:qFormat/>
     <w:pPr>
       <w:spacing w:line="360" w:lineRule="auto"/>
@@ -24289,6 +24814,7 @@
     <w:name w:val="Основной Знак"/>
     <w:basedOn w:val="a5"/>
     <w:link w:val="a4"/>
+    <w:uiPriority w:val="1"/>
     <w:rPr>
       <w:rFonts w:ascii="Times New Roman" w:hAnsi="Times New Roman"/>
       <w:sz w:val="28"/>
@@ -25183,7 +25709,7 @@
 </file>
 
 <file path=customXml/itemProps1.xml><?xml version="1.0" encoding="utf-8"?>
-<ds:datastoreItem xmlns:ds="http://schemas.openxmlformats.org/officeDocument/2006/customXml" ds:itemID="{B691AE90-6A62-4B7E-B0A3-6E6772086038}">
+<ds:datastoreItem xmlns:ds="http://schemas.openxmlformats.org/officeDocument/2006/customXml" ds:itemID="{B7942F21-ADBE-4FD0-B9DB-B44E07984E79}">
   <ds:schemaRefs>
     <ds:schemaRef ds:uri="http://schemas.openxmlformats.org/officeDocument/2006/bibliography"/>
   </ds:schemaRefs>
